--- a/00-首页/题组Word/习题书/学生版-打印版/第二篇-结构化学/2-分子结构与化学键.docx
+++ b/00-首页/题组Word/习题书/学生版-打印版/第二篇-结构化学/2-分子结构与化学键.docx
@@ -2,7 +2,7 @@
 <file path=word/document.xml><?xml version="1.0" encoding="utf-8"?>
 <w:document xmlns:w="http://schemas.openxmlformats.org/wordprocessingml/2006/main" xmlns:m="http://schemas.openxmlformats.org/officeDocument/2006/math" xmlns:r="http://schemas.openxmlformats.org/officeDocument/2006/relationships" xmlns:o="urn:schemas-microsoft-com:office:office" xmlns:v="urn:schemas-microsoft-com:vml" xmlns:w10="urn:schemas-microsoft-com:office:word" xmlns:a="http://schemas.openxmlformats.org/drawingml/2006/main" xmlns:pic="http://schemas.openxmlformats.org/drawingml/2006/picture" xmlns:wp="http://schemas.openxmlformats.org/drawingml/2006/wordprocessingDrawing">
   <w:body>
-    <w:bookmarkStart w:id="151" w:name="第-2-章-分子结构与化学键"/>
+    <w:bookmarkStart w:id="157" w:name="第-2-章-分子结构与化学键"/>
     <w:p>
       <w:pPr>
         <w:pStyle w:val="Heading1"/>
@@ -28720,7 +28720,7 @@
       </w:r>
     </w:p>
     <w:bookmarkEnd w:id="120"/>
-    <w:bookmarkStart w:id="124" w:name="一分册测试-ch8a-7-五氮阴离子盐"/>
+    <w:bookmarkStart w:id="124" w:name="一分册-l8对例2-碳同素异形体标准生成热与c60结构"/>
     <w:p>
       <w:pPr>
         <w:pStyle w:val="Heading2"/>
@@ -28737,30 +28737,197 @@
         <w:rPr>
           <w:rFonts w:hint="eastAsia" w:ascii="Times New Roman" w:hAnsi="Times New Roman" w:eastAsia="SimHei" w:cs="Times New Roman"/>
         </w:rPr>
-        <w:t>一分册测试</w:t>
-      </w:r>
-      <w:r>
-        <w:rPr>
-          <w:rFonts w:hint="eastAsia" w:ascii="Times New Roman" w:hAnsi="Times New Roman" w:eastAsia="Times New Roman" w:cs="Times New Roman"/>
-        </w:rPr>
-        <w:t>-Ch8A-7-</w:t>
+        <w:t>一分册</w:t>
+      </w:r>
+      <w:r>
+        <w:rPr>
+          <w:rFonts w:hint="eastAsia" w:ascii="Times New Roman" w:hAnsi="Times New Roman" w:eastAsia="Times New Roman" w:cs="Times New Roman"/>
+        </w:rPr>
+        <w:t>-L8</w:t>
       </w:r>
       <w:r>
         <w:rPr>
           <w:rFonts w:hint="eastAsia" w:ascii="Times New Roman" w:hAnsi="Times New Roman" w:eastAsia="SimHei" w:cs="Times New Roman"/>
         </w:rPr>
-        <w:t>五氮阴离子盐</w:t>
-      </w:r>
-    </w:p>
-    <w:p>
-      <w:pPr>
-        <w:pStyle w:val="FirstParagraph"/>
-      </w:pPr>
-      <w:r>
-        <w:rPr>
-          <w:rFonts w:hint="eastAsia" w:ascii="Times New Roman" w:hAnsi="Times New Roman" w:eastAsia="FangSong" w:cs="Times New Roman"/>
-        </w:rPr>
-        <w:t xml:space="preserve">我国科学家最近成功合成了世界上首个五氮阴离子盐</w:t>
+        <w:t>对例</w:t>
+      </w:r>
+      <w:r>
+        <w:rPr>
+          <w:rFonts w:hint="eastAsia" w:ascii="Times New Roman" w:hAnsi="Times New Roman" w:eastAsia="Times New Roman" w:cs="Times New Roman"/>
+        </w:rPr>
+        <w:t>2-</w:t>
+      </w:r>
+      <w:r>
+        <w:rPr>
+          <w:rFonts w:hint="eastAsia" w:ascii="Times New Roman" w:hAnsi="Times New Roman" w:eastAsia="SimHei" w:cs="Times New Roman"/>
+        </w:rPr>
+        <w:t>碳同素异形体标准生成热与</w:t>
+      </w:r>
+      <w:r>
+        <w:rPr>
+          <w:rFonts w:hint="eastAsia" w:ascii="Times New Roman" w:hAnsi="Times New Roman" w:eastAsia="Times New Roman" w:cs="Times New Roman"/>
+        </w:rPr>
+        <w:t>C60</w:t>
+      </w:r>
+      <w:r>
+        <w:rPr>
+          <w:rFonts w:hint="eastAsia" w:ascii="Times New Roman" w:hAnsi="Times New Roman" w:eastAsia="SimHei" w:cs="Times New Roman"/>
+        </w:rPr>
+        <w:t>结构</w:t>
+      </w:r>
+    </w:p>
+    <w:p>
+      <w:pPr>
+        <w:pStyle w:val="Compact"/>
+        <w:numPr>
+          <w:ilvl w:val="0"/>
+          <w:numId w:val="1017"/>
+        </w:numPr>
+      </w:pPr>
+      <w:r>
+        <w:rPr>
+          <w:rFonts w:hint="eastAsia" w:ascii="Times New Roman" w:hAnsi="Times New Roman" w:eastAsia="FangSong" w:cs="Times New Roman"/>
+        </w:rPr>
+        <w:t>标准生成热是指某温度下</w:t>
+      </w:r>
+      <w:r>
+        <w:rPr>
+          <w:rFonts w:hint="eastAsia" w:ascii="Times New Roman" w:hAnsi="Times New Roman" w:eastAsia="Times New Roman" w:cs="Times New Roman"/>
+        </w:rPr>
+        <w:t>，</w:t>
+      </w:r>
+      <w:r>
+        <w:rPr>
+          <w:rFonts w:hint="eastAsia" w:ascii="Times New Roman" w:hAnsi="Times New Roman" w:eastAsia="FangSong" w:cs="Times New Roman"/>
+        </w:rPr>
+        <w:t>由处于标准状态的各种元素的最稳定状态的单质生成标准状态下单位物质的量</w:t>
+      </w:r>
+      <w:r>
+        <w:rPr>
+          <w:rFonts w:ascii="Times New Roman" w:hAnsi="Times New Roman" w:eastAsia="Times New Roman" w:cs="Times New Roman"/>
+        </w:rPr>
+        <w:t xml:space="preserve"> (1 mol) </w:t>
+      </w:r>
+      <w:r>
+        <w:rPr>
+          <w:rFonts w:hint="eastAsia" w:ascii="Times New Roman" w:hAnsi="Times New Roman" w:eastAsia="FangSong" w:cs="Times New Roman"/>
+        </w:rPr>
+        <w:t>某纯物质的热效应</w:t>
+      </w:r>
+      <w:r>
+        <w:rPr>
+          <w:rFonts w:hint="eastAsia" w:ascii="Times New Roman" w:hAnsi="Times New Roman" w:eastAsia="Times New Roman" w:cs="Times New Roman"/>
+        </w:rPr>
+        <w:t>。</w:t>
+      </w:r>
+      <w:r>
+        <w:rPr>
+          <w:rFonts w:hint="eastAsia" w:ascii="Times New Roman" w:hAnsi="Times New Roman" w:eastAsia="FangSong" w:cs="Times New Roman"/>
+        </w:rPr>
+        <w:t>放热用</w:t>
+      </w:r>
+      <w:r>
+        <w:rPr>
+          <w:rFonts w:hint="eastAsia" w:ascii="Times New Roman" w:hAnsi="Times New Roman" w:eastAsia="Times New Roman" w:cs="Times New Roman"/>
+        </w:rPr>
+        <w:t>”−</w:t>
+      </w:r>
+      <w:r>
+        <w:rPr>
+          <w:rFonts w:hint="eastAsia" w:ascii="Times New Roman" w:hAnsi="Times New Roman" w:eastAsia="Times New Roman" w:cs="Times New Roman"/>
+        </w:rPr>
+        <w:t>“</w:t>
+      </w:r>
+      <w:r>
+        <w:rPr>
+          <w:rFonts w:hint="eastAsia" w:ascii="Times New Roman" w:hAnsi="Times New Roman" w:eastAsia="FangSong" w:cs="Times New Roman"/>
+        </w:rPr>
+        <w:t>表示</w:t>
+      </w:r>
+      <w:r>
+        <w:rPr>
+          <w:rFonts w:hint="eastAsia" w:ascii="Times New Roman" w:hAnsi="Times New Roman" w:eastAsia="Times New Roman" w:cs="Times New Roman"/>
+        </w:rPr>
+        <w:t>，</w:t>
+      </w:r>
+      <w:r>
+        <w:rPr>
+          <w:rFonts w:hint="eastAsia" w:ascii="Times New Roman" w:hAnsi="Times New Roman" w:eastAsia="FangSong" w:cs="Times New Roman"/>
+        </w:rPr>
+        <w:t>吸热用</w:t>
+      </w:r>
+      <w:r>
+        <w:rPr>
+          <w:rFonts w:hint="eastAsia" w:ascii="Times New Roman" w:hAnsi="Times New Roman" w:eastAsia="Times New Roman" w:cs="Times New Roman"/>
+        </w:rPr>
+        <w:t>”</w:t>
+      </w:r>
+      <w:r>
+        <w:rPr>
+          <w:rFonts w:hint="eastAsia" w:ascii="Times New Roman" w:hAnsi="Times New Roman" w:eastAsia="Times New Roman" w:cs="Times New Roman"/>
+        </w:rPr>
+        <w:t>+“</w:t>
+      </w:r>
+      <w:r>
+        <w:rPr>
+          <w:rFonts w:hint="eastAsia" w:ascii="Times New Roman" w:hAnsi="Times New Roman" w:eastAsia="FangSong" w:cs="Times New Roman"/>
+        </w:rPr>
+        <w:t>表示</w:t>
+      </w:r>
+      <w:r>
+        <w:rPr>
+          <w:rFonts w:hint="eastAsia" w:ascii="Times New Roman" w:hAnsi="Times New Roman" w:eastAsia="Times New Roman" w:cs="Times New Roman"/>
+        </w:rPr>
+        <w:t>。</w:t>
+      </w:r>
+      <w:r>
+        <w:rPr>
+          <w:rFonts w:hint="eastAsia" w:ascii="Times New Roman" w:hAnsi="Times New Roman" w:eastAsia="FangSong" w:cs="Times New Roman"/>
+        </w:rPr>
+        <w:t>已知碳的三种同素异形体为金刚石</w:t>
+      </w:r>
+      <w:r>
+        <w:rPr>
+          <w:rFonts w:hint="eastAsia" w:ascii="Times New Roman" w:hAnsi="Times New Roman" w:eastAsia="Times New Roman" w:cs="Times New Roman"/>
+        </w:rPr>
+        <w:t>、</w:t>
+      </w:r>
+      <w:r>
+        <w:rPr>
+          <w:rFonts w:hint="eastAsia" w:ascii="Times New Roman" w:hAnsi="Times New Roman" w:eastAsia="FangSong" w:cs="Times New Roman"/>
+        </w:rPr>
+        <w:t>石墨和</w:t>
+      </w:r>
+      <w:r>
+        <w:rPr>
+          <w:rFonts w:ascii="Times New Roman" w:hAnsi="Times New Roman" w:eastAsia="Times New Roman" w:cs="Times New Roman"/>
+        </w:rPr>
+        <w:t xml:space="preserve"> </w:t>
+      </w:r>
+      <w:r>
+        <w:rPr>
+          <w:rFonts w:hint="eastAsia" w:ascii="Times New Roman" w:hAnsi="Times New Roman" w:eastAsia="Times New Roman" w:cs="Times New Roman"/>
+        </w:rPr>
+        <w:t>C</w:t>
+      </w:r>
+      <w:r>
+        <w:rPr>
+          <w:rFonts w:hint="eastAsia" w:ascii="Times New Roman" w:hAnsi="Times New Roman" w:eastAsia="Times New Roman" w:cs="Times New Roman"/>
+          <w:vertAlign w:val="subscript"/>
+        </w:rPr>
+        <w:t>60</w:t>
+      </w:r>
+      <w:r>
+        <w:rPr>
+          <w:rFonts w:hint="eastAsia" w:ascii="Times New Roman" w:hAnsi="Times New Roman" w:eastAsia="Times New Roman" w:cs="Times New Roman"/>
+        </w:rPr>
+        <w:t>，</w:t>
+      </w:r>
+      <w:r>
+        <w:rPr>
+          <w:rFonts w:hint="eastAsia" w:ascii="Times New Roman" w:hAnsi="Times New Roman" w:eastAsia="FangSong" w:cs="Times New Roman"/>
+        </w:rPr>
+        <w:t>它们的密度分别是</w:t>
       </w:r>
       <w:r>
         <w:rPr>
@@ -28778,821 +28945,53 @@
           </m:ctrlPr>
         </m:oMathPr>
         <m:r>
+          <m:t>3.514</m:t>
+        </m:r>
+        <m:r>
+          <m:t> </m:t>
+        </m:r>
+        <m:r>
           <m:rPr>
             <m:sty m:val="p"/>
           </m:rPr>
-          <m:t>(</m:t>
-        </m:r>
-        <m:sSub>
-          <m:e>
-            <m:r>
-              <m:rPr>
-                <m:sty m:val="p"/>
-              </m:rPr>
-              <m:t>N</m:t>
-            </m:r>
-          </m:e>
-          <m:sub>
-            <m:r>
-              <m:rPr>
-                <m:sty m:val="p"/>
-              </m:rPr>
-              <m:t>5</m:t>
-            </m:r>
-          </m:sub>
-        </m:sSub>
-        <m:sSub>
-          <m:e>
-            <m:r>
-              <m:rPr>
-                <m:sty m:val="p"/>
-              </m:rPr>
-              <m:t>)</m:t>
-            </m:r>
-          </m:e>
-          <m:sub>
-            <m:r>
-              <m:rPr>
-                <m:sty m:val="p"/>
-              </m:rPr>
-              <m:t>6</m:t>
-            </m:r>
-          </m:sub>
-        </m:sSub>
+          <m:t>g</m:t>
+        </m:r>
         <m:r>
           <m:rPr>
             <m:sty m:val="p"/>
           </m:rPr>
-          <m:t>(</m:t>
-        </m:r>
-        <m:sSub>
-          <m:e>
-            <m:r>
-              <m:rPr>
-                <m:sty m:val="p"/>
-              </m:rPr>
-              <m:t>H</m:t>
-            </m:r>
-          </m:e>
-          <m:sub>
-            <m:r>
-              <m:rPr>
-                <m:sty m:val="p"/>
-              </m:rPr>
-              <m:t>3</m:t>
-            </m:r>
-          </m:sub>
-        </m:sSub>
+          <m:t>/</m:t>
+        </m:r>
         <m:r>
           <m:rPr>
             <m:sty m:val="p"/>
           </m:rPr>
-          <m:t>O</m:t>
-        </m:r>
-        <m:sSub>
+          <m:t>c</m:t>
+        </m:r>
+        <m:sSup>
           <m:e>
             <m:r>
               <m:rPr>
                 <m:sty m:val="p"/>
               </m:rPr>
-              <m:t>)</m:t>
+              <m:t>m</m:t>
             </m:r>
           </m:e>
-          <m:sub>
+          <m:sup>
             <m:r>
               <m:rPr>
                 <m:sty m:val="p"/>
               </m:rPr>
               <m:t>3</m:t>
             </m:r>
-          </m:sub>
-        </m:sSub>
-        <m:r>
-          <m:rPr>
-            <m:sty m:val="p"/>
-          </m:rPr>
-          <m:t>(</m:t>
-        </m:r>
-        <m:r>
-          <m:rPr>
-            <m:sty m:val="p"/>
-          </m:rPr>
-          <m:t>N</m:t>
-        </m:r>
-        <m:sSub>
-          <m:e>
-            <m:r>
-              <m:rPr>
-                <m:sty m:val="p"/>
-              </m:rPr>
-              <m:t>H</m:t>
-            </m:r>
-          </m:e>
-          <m:sub>
-            <m:r>
-              <m:rPr>
-                <m:sty m:val="p"/>
-              </m:rPr>
-              <m:t>4</m:t>
-            </m:r>
-          </m:sub>
-        </m:sSub>
-        <m:sSub>
-          <m:e>
-            <m:r>
-              <m:rPr>
-                <m:sty m:val="p"/>
-              </m:rPr>
-              <m:t>)</m:t>
-            </m:r>
-          </m:e>
-          <m:sub>
-            <m:r>
-              <m:rPr>
-                <m:sty m:val="p"/>
-              </m:rPr>
-              <m:t>4</m:t>
-            </m:r>
-          </m:sub>
-        </m:sSub>
-        <m:r>
-          <m:rPr>
-            <m:sty m:val="p"/>
-          </m:rPr>
-          <m:t>C</m:t>
-        </m:r>
-        <m:r>
-          <m:rPr>
-            <m:sty m:val="p"/>
-          </m:rPr>
-          <m:t>l</m:t>
-        </m:r>
+          </m:sup>
+        </m:sSup>
       </m:oMath>
       <w:r>
         <w:rPr>
-          <w:rFonts w:hint="eastAsia" w:ascii="Times New Roman" w:hAnsi="Times New Roman" w:eastAsia="Times New Roman" w:cs="Times New Roman"/>
-        </w:rPr>
-        <w:t>(</w:t>
-      </w:r>
-      <w:r>
-        <w:rPr>
-          <w:rFonts w:hint="eastAsia" w:ascii="Times New Roman" w:hAnsi="Times New Roman" w:eastAsia="FangSong" w:cs="Times New Roman"/>
-        </w:rPr>
-        <w:t>用</w:t>
-      </w:r>
-      <w:r>
-        <w:rPr>
-          <w:rFonts w:ascii="Times New Roman" w:hAnsi="Times New Roman" w:eastAsia="Times New Roman" w:cs="Times New Roman"/>
-        </w:rPr>
-        <w:t xml:space="preserve"> R </w:t>
-      </w:r>
-      <w:r>
-        <w:rPr>
-          <w:rFonts w:hint="eastAsia" w:ascii="Times New Roman" w:hAnsi="Times New Roman" w:eastAsia="FangSong" w:cs="Times New Roman"/>
-        </w:rPr>
-        <w:t>代表</w:t>
-      </w:r>
-      <w:r>
-        <w:rPr>
-          <w:rFonts w:hint="eastAsia" w:ascii="Times New Roman" w:hAnsi="Times New Roman" w:eastAsia="Times New Roman" w:cs="Times New Roman"/>
-        </w:rPr>
-        <w:t>)。</w:t>
-      </w:r>
-      <w:r>
-        <w:rPr>
-          <w:rFonts w:hint="eastAsia" w:ascii="Times New Roman" w:hAnsi="Times New Roman" w:eastAsia="FangSong" w:cs="Times New Roman"/>
-        </w:rPr>
-        <w:t>回答下列问题</w:t>
-      </w:r>
-      <w:r>
-        <w:rPr>
-          <w:rFonts w:hint="eastAsia" w:ascii="Times New Roman" w:hAnsi="Times New Roman" w:eastAsia="Times New Roman" w:cs="Times New Roman"/>
-        </w:rPr>
-        <w:t>：</w:t>
-      </w:r>
-    </w:p>
-    <w:p>
-      <w:pPr>
-        <w:pStyle w:val="BodyText"/>
-      </w:pPr>
-      <w:r>
-        <w:rPr>
-          <w:rFonts w:hint="eastAsia" w:ascii="Times New Roman" w:hAnsi="Times New Roman" w:eastAsia="FangSong" w:cs="Times New Roman"/>
-        </w:rPr>
-        <w:t xml:space="preserve">经</w:t>
-      </w:r>
-      <w:r>
-        <w:rPr>
-          <w:rFonts w:ascii="Times New Roman" w:hAnsi="Times New Roman" w:eastAsia="Times New Roman" w:cs="Times New Roman"/>
-        </w:rPr>
-        <w:t xml:space="preserve"> X </w:t>
-      </w:r>
-      <w:r>
-        <w:rPr>
-          <w:rFonts w:hint="eastAsia" w:ascii="Times New Roman" w:hAnsi="Times New Roman" w:eastAsia="FangSong" w:cs="Times New Roman"/>
-        </w:rPr>
-        <w:t xml:space="preserve">射线衍射测得化合物</w:t>
-      </w:r>
-      <w:r>
-        <w:rPr>
-          <w:rFonts w:ascii="Times New Roman" w:hAnsi="Times New Roman" w:eastAsia="Times New Roman" w:cs="Times New Roman"/>
-        </w:rPr>
-        <w:t xml:space="preserve"> R </w:t>
-      </w:r>
-      <w:r>
-        <w:rPr>
-          <w:rFonts w:hint="eastAsia" w:ascii="Times New Roman" w:hAnsi="Times New Roman" w:eastAsia="FangSong" w:cs="Times New Roman"/>
-        </w:rPr>
-        <w:t>的晶体结构</w:t>
-      </w:r>
-      <w:r>
-        <w:rPr>
-          <w:rFonts w:hint="eastAsia" w:ascii="Times New Roman" w:hAnsi="Times New Roman" w:eastAsia="Times New Roman" w:cs="Times New Roman"/>
-        </w:rPr>
-        <w:t>,</w:t>
-      </w:r>
-      <w:r>
-        <w:rPr>
-          <w:rFonts w:ascii="Times New Roman" w:hAnsi="Times New Roman" w:eastAsia="Times New Roman" w:cs="Times New Roman"/>
-        </w:rPr>
-        <w:t xml:space="preserve"> </w:t>
-      </w:r>
-      <w:r>
-        <w:rPr>
-          <w:rFonts w:hint="eastAsia" w:ascii="Times New Roman" w:hAnsi="Times New Roman" w:eastAsia="FangSong" w:cs="Times New Roman"/>
-        </w:rPr>
-        <w:t>其局部结构如图所示</w:t>
-      </w:r>
-      <w:r>
-        <w:rPr>
-          <w:rFonts w:hint="eastAsia" w:ascii="Times New Roman" w:hAnsi="Times New Roman" w:eastAsia="Times New Roman" w:cs="Times New Roman"/>
-        </w:rPr>
-        <w:t>。</w:t>
-      </w:r>
-    </w:p>
-    <w:p>
-      <w:pPr>
-        <w:pStyle w:val="BodyText"/>
-      </w:pPr>
-      <w:r>
-        <w:rPr>
-          <w:rFonts w:ascii="Times New Roman" w:hAnsi="Times New Roman" w:eastAsia="Times New Roman" w:cs="Times New Roman"/>
-          <w:b/>
-          <w:bCs/>
-        </w:rPr>
-        <w:t xml:space="preserve">7-1</w:t>
-      </w:r>
-      <w:r>
-        <w:rPr>
-          <w:rFonts w:ascii="Times New Roman" w:hAnsi="Times New Roman" w:eastAsia="Times New Roman" w:cs="Times New Roman"/>
-        </w:rPr>
-        <w:t xml:space="preserve"> </w:t>
-      </w:r>
-      <w:r>
-        <w:rPr>
-          <w:rFonts w:hint="eastAsia" w:ascii="Times New Roman" w:hAnsi="Times New Roman" w:eastAsia="FangSong" w:cs="Times New Roman"/>
-        </w:rPr>
-        <w:t>从结构角度分析</w:t>
-      </w:r>
-      <w:r>
-        <w:rPr>
-          <w:rFonts w:hint="eastAsia" w:ascii="Times New Roman" w:hAnsi="Times New Roman" w:eastAsia="Times New Roman" w:cs="Times New Roman"/>
-        </w:rPr>
-        <w:t>,R</w:t>
-      </w:r>
-      <w:r>
-        <w:rPr>
-          <w:rFonts w:ascii="Times New Roman" w:hAnsi="Times New Roman" w:eastAsia="Times New Roman" w:cs="Times New Roman"/>
-        </w:rPr>
-        <w:t xml:space="preserve"> </w:t>
-      </w:r>
-      <w:r>
-        <w:rPr>
-          <w:rFonts w:hint="eastAsia" w:ascii="Times New Roman" w:hAnsi="Times New Roman" w:eastAsia="FangSong" w:cs="Times New Roman"/>
-        </w:rPr>
-        <w:t xml:space="preserve">中两种阳离子的相同之处为</w:t>
-      </w:r>
-      <w:r>
-        <w:rPr>
-          <w:rFonts w:ascii="Times New Roman" w:hAnsi="Times New Roman" w:eastAsia="Times New Roman" w:cs="Times New Roman"/>
-        </w:rPr>
-        <w:t xml:space="preserve"> </w:t>
-      </w:r>
-      <w:r>
-        <w:rPr>
-          <w:rFonts w:hint="eastAsia" w:ascii="Times New Roman" w:hAnsi="Times New Roman" w:eastAsia="Times New Roman" w:cs="Times New Roman"/>
-        </w:rPr>
-        <w:t>____,</w:t>
-      </w:r>
-      <w:r>
-        <w:rPr>
-          <w:rFonts w:hint="eastAsia" w:ascii="Times New Roman" w:hAnsi="Times New Roman" w:eastAsia="FangSong" w:cs="Times New Roman"/>
-        </w:rPr>
-        <w:t>不同之处为</w:t>
-      </w:r>
-      <w:r>
-        <w:rPr>
-          <w:rFonts w:ascii="Times New Roman" w:hAnsi="Times New Roman" w:eastAsia="Times New Roman" w:cs="Times New Roman"/>
-        </w:rPr>
-        <w:t xml:space="preserve"> </w:t>
-      </w:r>
-      <w:r>
-        <w:rPr>
-          <w:rFonts w:hint="eastAsia" w:ascii="Times New Roman" w:hAnsi="Times New Roman" w:eastAsia="Times New Roman" w:cs="Times New Roman"/>
-        </w:rPr>
-        <w:t>____。(</w:t>
-      </w:r>
-      <w:r>
-        <w:rPr>
-          <w:rFonts w:hint="eastAsia" w:ascii="Times New Roman" w:hAnsi="Times New Roman" w:eastAsia="FangSong" w:cs="Times New Roman"/>
-        </w:rPr>
-        <w:t>填标号</w:t>
-      </w:r>
-      <w:r>
-        <w:rPr>
-          <w:rFonts w:hint="eastAsia" w:ascii="Times New Roman" w:hAnsi="Times New Roman" w:eastAsia="Times New Roman" w:cs="Times New Roman"/>
-        </w:rPr>
-        <w:t>)</w:t>
-      </w:r>
-      <w:r>
-        <w:rPr>
-          <w:rFonts w:ascii="Times New Roman" w:hAnsi="Times New Roman" w:eastAsia="Times New Roman" w:cs="Times New Roman"/>
-        </w:rPr>
-        <w:t xml:space="preserve"> </w:t>
-      </w:r>
-      <w:r>
-        <w:rPr>
-          <w:rFonts w:ascii="Times New Roman" w:hAnsi="Times New Roman" w:eastAsia="Times New Roman" w:cs="Times New Roman"/>
-        </w:rPr>
-        <w:t xml:space="preserve">A. </w:t>
-      </w:r>
-      <w:r>
-        <w:rPr>
-          <w:rFonts w:hint="eastAsia" w:ascii="Times New Roman" w:hAnsi="Times New Roman" w:eastAsia="FangSong" w:cs="Times New Roman"/>
-        </w:rPr>
-        <w:t xml:space="preserve">中心原子的杂化轨道类型</w:t>
-      </w:r>
-      <w:r>
-        <w:rPr>
-          <w:rFonts w:ascii="Times New Roman" w:hAnsi="Times New Roman" w:eastAsia="Times New Roman" w:cs="Times New Roman"/>
-        </w:rPr>
-        <w:t xml:space="preserve"> </w:t>
-      </w:r>
-      <w:r>
-        <w:rPr>
-          <w:rFonts w:ascii="Times New Roman" w:hAnsi="Times New Roman" w:eastAsia="Times New Roman" w:cs="Times New Roman"/>
-        </w:rPr>
-        <w:t xml:space="preserve">B. </w:t>
-      </w:r>
-      <w:r>
-        <w:rPr>
-          <w:rFonts w:hint="eastAsia" w:ascii="Times New Roman" w:hAnsi="Times New Roman" w:eastAsia="FangSong" w:cs="Times New Roman"/>
-        </w:rPr>
-        <w:t xml:space="preserve">中心原子的价层电子对数</w:t>
-      </w:r>
-      <w:r>
-        <w:rPr>
-          <w:rFonts w:ascii="Times New Roman" w:hAnsi="Times New Roman" w:eastAsia="Times New Roman" w:cs="Times New Roman"/>
-        </w:rPr>
-        <w:t xml:space="preserve"> </w:t>
-      </w:r>
-      <w:r>
-        <w:rPr>
-          <w:rFonts w:ascii="Times New Roman" w:hAnsi="Times New Roman" w:eastAsia="Times New Roman" w:cs="Times New Roman"/>
-        </w:rPr>
-        <w:t xml:space="preserve">C. </w:t>
-      </w:r>
-      <w:r>
-        <w:rPr>
-          <w:rFonts w:hint="eastAsia" w:ascii="Times New Roman" w:hAnsi="Times New Roman" w:eastAsia="FangSong" w:cs="Times New Roman"/>
-        </w:rPr>
-        <w:t xml:space="preserve">立体结构</w:t>
-      </w:r>
-      <w:r>
-        <w:rPr>
-          <w:rFonts w:ascii="Times New Roman" w:hAnsi="Times New Roman" w:eastAsia="Times New Roman" w:cs="Times New Roman"/>
-        </w:rPr>
-        <w:t xml:space="preserve"> </w:t>
-      </w:r>
-      <w:r>
-        <w:rPr>
-          <w:rFonts w:ascii="Times New Roman" w:hAnsi="Times New Roman" w:eastAsia="Times New Roman" w:cs="Times New Roman"/>
-        </w:rPr>
-        <w:t xml:space="preserve">D. </w:t>
-      </w:r>
-      <w:r>
-        <w:rPr>
-          <w:rFonts w:hint="eastAsia" w:ascii="Times New Roman" w:hAnsi="Times New Roman" w:eastAsia="FangSong" w:cs="Times New Roman"/>
-        </w:rPr>
-        <w:t xml:space="preserve">共价键类型</w:t>
-      </w:r>
-    </w:p>
-    <w:p>
-      <w:pPr>
-        <w:pStyle w:val="BodyText"/>
-      </w:pPr>
-      <w:r>
-        <w:rPr>
-          <w:rFonts w:ascii="Times New Roman" w:hAnsi="Times New Roman" w:eastAsia="Times New Roman" w:cs="Times New Roman"/>
-          <w:b/>
-          <w:bCs/>
-        </w:rPr>
-        <w:t xml:space="preserve">7-2</w:t>
-      </w:r>
-      <w:r>
-        <w:rPr>
-          <w:rFonts w:ascii="Times New Roman" w:hAnsi="Times New Roman" w:eastAsia="Times New Roman" w:cs="Times New Roman"/>
-        </w:rPr>
-        <w:t xml:space="preserve"> </w:t>
-      </w:r>
-      <w:r>
-        <w:rPr>
-          <w:rFonts w:ascii="Times New Roman" w:hAnsi="Times New Roman" w:eastAsia="Times New Roman" w:cs="Times New Roman"/>
-        </w:rPr>
-        <w:t xml:space="preserve">R </w:t>
-      </w:r>
-      <w:r>
-        <w:rPr>
-          <w:rFonts w:hint="eastAsia" w:ascii="Times New Roman" w:hAnsi="Times New Roman" w:eastAsia="FangSong" w:cs="Times New Roman"/>
-        </w:rPr>
-        <w:t xml:space="preserve">中阴离子</w:t>
-      </w:r>
-      <w:r>
-        <w:rPr>
-          <w:rFonts w:ascii="Times New Roman" w:hAnsi="Times New Roman" w:eastAsia="Times New Roman" w:cs="Times New Roman"/>
-        </w:rPr>
-        <w:t xml:space="preserve"> </w:t>
-      </w:r>
-      <m:oMath>
-        <m:sSubSup>
-          <m:e>
-            <m:r>
-              <m:rPr>
-                <m:sty m:val="p"/>
-              </m:rPr>
-              <m:t>N</m:t>
-            </m:r>
-          </m:e>
-          <m:sub>
-            <m:r>
-              <m:rPr>
-                <m:sty m:val="p"/>
-              </m:rPr>
-              <m:t>5</m:t>
-            </m:r>
-          </m:sub>
-          <m:sup>
-            <m:r>
-              <m:rPr>
-                <m:sty m:val="p"/>
-              </m:rPr>
-              <m:t>−</m:t>
-            </m:r>
-          </m:sup>
-        </m:sSubSup>
-      </m:oMath>
-      <w:r>
-        <w:rPr>
-          <w:rFonts w:ascii="Times New Roman" w:hAnsi="Times New Roman" w:eastAsia="Times New Roman" w:cs="Times New Roman"/>
-        </w:rPr>
-        <w:t xml:space="preserve"> </w:t>
-      </w:r>
-      <w:r>
-        <w:rPr>
-          <w:rFonts w:hint="eastAsia" w:ascii="Times New Roman" w:hAnsi="Times New Roman" w:eastAsia="FangSong" w:cs="Times New Roman"/>
-        </w:rPr>
-        <w:t xml:space="preserve">中的</w:t>
-      </w:r>
-      <w:r>
-        <w:rPr>
-          <w:rFonts w:ascii="Times New Roman" w:hAnsi="Times New Roman" w:eastAsia="Times New Roman" w:cs="Times New Roman"/>
-        </w:rPr>
-        <w:t xml:space="preserve"> σ </w:t>
-      </w:r>
-      <w:r>
-        <w:rPr>
-          <w:rFonts w:hint="eastAsia" w:ascii="Times New Roman" w:hAnsi="Times New Roman" w:eastAsia="FangSong" w:cs="Times New Roman"/>
-        </w:rPr>
-        <w:t xml:space="preserve">键总数为</w:t>
-      </w:r>
-      <w:r>
-        <w:rPr>
-          <w:rFonts w:ascii="Times New Roman" w:hAnsi="Times New Roman" w:eastAsia="Times New Roman" w:cs="Times New Roman"/>
-        </w:rPr>
-        <w:t xml:space="preserve"> ____ </w:t>
-      </w:r>
-      <w:r>
-        <w:rPr>
-          <w:rFonts w:hint="eastAsia" w:ascii="Times New Roman" w:hAnsi="Times New Roman" w:eastAsia="FangSong" w:cs="Times New Roman"/>
-        </w:rPr>
-        <w:t>个</w:t>
-      </w:r>
-      <w:r>
-        <w:rPr>
-          <w:rFonts w:hint="eastAsia" w:ascii="Times New Roman" w:hAnsi="Times New Roman" w:eastAsia="Times New Roman" w:cs="Times New Roman"/>
-        </w:rPr>
-        <w:t>。</w:t>
-      </w:r>
-      <w:r>
-        <w:rPr>
-          <w:rFonts w:hint="eastAsia" w:ascii="Times New Roman" w:hAnsi="Times New Roman" w:eastAsia="FangSong" w:cs="Times New Roman"/>
-        </w:rPr>
-        <w:t>分子中的大</w:t>
-      </w:r>
-      <w:r>
-        <w:rPr>
-          <w:rFonts w:ascii="Times New Roman" w:hAnsi="Times New Roman" w:eastAsia="Times New Roman" w:cs="Times New Roman"/>
-        </w:rPr>
-        <w:t xml:space="preserve"> π </w:t>
-      </w:r>
-      <w:r>
-        <w:rPr>
-          <w:rFonts w:hint="eastAsia" w:ascii="Times New Roman" w:hAnsi="Times New Roman" w:eastAsia="FangSong" w:cs="Times New Roman"/>
-        </w:rPr>
-        <w:t xml:space="preserve">键可用符号</w:t>
-      </w:r>
-      <w:r>
-        <w:rPr>
-          <w:rFonts w:ascii="Times New Roman" w:hAnsi="Times New Roman" w:eastAsia="Times New Roman" w:cs="Times New Roman"/>
-        </w:rPr>
-        <w:t xml:space="preserve"> </w:t>
-      </w:r>
-      <m:oMath>
-        <m:sSubSup>
-          <m:e>
-            <m:r>
-              <m:rPr>
-                <m:sty m:val="p"/>
-              </m:rPr>
-              <m:t>Π</m:t>
-            </m:r>
-          </m:e>
-          <m:sub>
-            <m:r>
-              <m:t>m</m:t>
-            </m:r>
-          </m:sub>
-          <m:sup>
-            <m:r>
-              <m:t>n</m:t>
-            </m:r>
-          </m:sup>
-        </m:sSubSup>
-      </m:oMath>
-      <w:r>
-        <w:rPr>
-          <w:rFonts w:ascii="Times New Roman" w:hAnsi="Times New Roman" w:eastAsia="Times New Roman" w:cs="Times New Roman"/>
-        </w:rPr>
-        <w:t xml:space="preserve"> </w:t>
-      </w:r>
-      <w:r>
-        <w:rPr>
-          <w:rFonts w:hint="eastAsia" w:ascii="Times New Roman" w:hAnsi="Times New Roman" w:eastAsia="FangSong" w:cs="Times New Roman"/>
-        </w:rPr>
-        <w:t>表示</w:t>
-      </w:r>
-      <w:r>
-        <w:rPr>
-          <w:rFonts w:hint="eastAsia" w:ascii="Times New Roman" w:hAnsi="Times New Roman" w:eastAsia="Times New Roman" w:cs="Times New Roman"/>
-        </w:rPr>
-        <w:t>,</w:t>
-      </w:r>
-      <w:r>
-        <w:rPr>
-          <w:rFonts w:hint="eastAsia" w:ascii="Times New Roman" w:hAnsi="Times New Roman" w:eastAsia="FangSong" w:cs="Times New Roman"/>
-        </w:rPr>
-        <w:t>其中</w:t>
-      </w:r>
-      <w:r>
-        <w:rPr>
-          <w:rFonts w:ascii="Times New Roman" w:hAnsi="Times New Roman" w:eastAsia="Times New Roman" w:cs="Times New Roman"/>
-        </w:rPr>
-        <w:t xml:space="preserve"> m </w:t>
-      </w:r>
-      <w:r>
-        <w:rPr>
-          <w:rFonts w:hint="eastAsia" w:ascii="Times New Roman" w:hAnsi="Times New Roman" w:eastAsia="FangSong" w:cs="Times New Roman"/>
-        </w:rPr>
-        <w:t xml:space="preserve">代表参与形成的大</w:t>
-      </w:r>
-      <w:r>
-        <w:rPr>
-          <w:rFonts w:ascii="Times New Roman" w:hAnsi="Times New Roman" w:eastAsia="Times New Roman" w:cs="Times New Roman"/>
-        </w:rPr>
-        <w:t xml:space="preserve"> π </w:t>
-      </w:r>
-      <w:r>
-        <w:rPr>
-          <w:rFonts w:hint="eastAsia" w:ascii="Times New Roman" w:hAnsi="Times New Roman" w:eastAsia="FangSong" w:cs="Times New Roman"/>
-        </w:rPr>
-        <w:t>键原子数</w:t>
-      </w:r>
-      <w:r>
-        <w:rPr>
-          <w:rFonts w:hint="eastAsia" w:ascii="Times New Roman" w:hAnsi="Times New Roman" w:eastAsia="Times New Roman" w:cs="Times New Roman"/>
-        </w:rPr>
-        <w:t>,n</w:t>
-      </w:r>
-      <w:r>
-        <w:rPr>
-          <w:rFonts w:ascii="Times New Roman" w:hAnsi="Times New Roman" w:eastAsia="Times New Roman" w:cs="Times New Roman"/>
-        </w:rPr>
-        <w:t xml:space="preserve"> </w:t>
-      </w:r>
-      <w:r>
-        <w:rPr>
-          <w:rFonts w:hint="eastAsia" w:ascii="Times New Roman" w:hAnsi="Times New Roman" w:eastAsia="FangSong" w:cs="Times New Roman"/>
-        </w:rPr>
-        <w:t xml:space="preserve">代表参与形成的大</w:t>
-      </w:r>
-      <w:r>
-        <w:rPr>
-          <w:rFonts w:ascii="Times New Roman" w:hAnsi="Times New Roman" w:eastAsia="Times New Roman" w:cs="Times New Roman"/>
-        </w:rPr>
-        <w:t xml:space="preserve"> π </w:t>
-      </w:r>
-      <w:r>
-        <w:rPr>
-          <w:rFonts w:hint="eastAsia" w:ascii="Times New Roman" w:hAnsi="Times New Roman" w:eastAsia="FangSong" w:cs="Times New Roman"/>
-        </w:rPr>
-        <w:t>键电子数</w:t>
-      </w:r>
-      <w:r>
-        <w:rPr>
-          <w:rFonts w:hint="eastAsia" w:ascii="Times New Roman" w:hAnsi="Times New Roman" w:eastAsia="Times New Roman" w:cs="Times New Roman"/>
-        </w:rPr>
-        <w:t>(</w:t>
-      </w:r>
-      <w:r>
-        <w:rPr>
-          <w:rFonts w:hint="eastAsia" w:ascii="Times New Roman" w:hAnsi="Times New Roman" w:eastAsia="FangSong" w:cs="Times New Roman"/>
-        </w:rPr>
-        <w:t>如苯分子中的大</w:t>
-      </w:r>
-      <w:r>
-        <w:rPr>
-          <w:rFonts w:ascii="Times New Roman" w:hAnsi="Times New Roman" w:eastAsia="Times New Roman" w:cs="Times New Roman"/>
-        </w:rPr>
-        <w:t xml:space="preserve"> π </w:t>
-      </w:r>
-      <w:r>
-        <w:rPr>
-          <w:rFonts w:hint="eastAsia" w:ascii="Times New Roman" w:hAnsi="Times New Roman" w:eastAsia="FangSong" w:cs="Times New Roman"/>
-        </w:rPr>
-        <w:t xml:space="preserve">键可表示为</w:t>
-      </w:r>
-      <w:r>
-        <w:rPr>
-          <w:rFonts w:ascii="Times New Roman" w:hAnsi="Times New Roman" w:eastAsia="Times New Roman" w:cs="Times New Roman"/>
-        </w:rPr>
-        <w:t xml:space="preserve"> </w:t>
-      </w:r>
-      <m:oMath>
-        <m:sSubSup>
-          <m:e>
-            <m:r>
-              <m:rPr>
-                <m:sty m:val="p"/>
-              </m:rPr>
-              <m:t>Π</m:t>
-            </m:r>
-          </m:e>
-          <m:sub>
-            <m:r>
-              <m:t>6</m:t>
-            </m:r>
-          </m:sub>
-          <m:sup>
-            <m:r>
-              <m:t>6</m:t>
-            </m:r>
-          </m:sup>
-        </m:sSubSup>
-      </m:oMath>
-      <w:r>
-        <w:rPr>
-          <w:rFonts w:ascii="Times New Roman" w:hAnsi="Times New Roman" w:eastAsia="Times New Roman" w:cs="Times New Roman"/>
-        </w:rPr>
-        <w:t xml:space="preserve"> </w:t>
-      </w:r>
-      <w:r>
-        <w:rPr>
-          <w:rFonts w:hint="eastAsia" w:ascii="Times New Roman" w:hAnsi="Times New Roman" w:eastAsia="Times New Roman" w:cs="Times New Roman"/>
-        </w:rPr>
-        <w:t>),</w:t>
-      </w:r>
-      <w:r>
-        <w:rPr>
-          <w:rFonts w:hint="eastAsia" w:ascii="Times New Roman" w:hAnsi="Times New Roman" w:eastAsia="FangSong" w:cs="Times New Roman"/>
-        </w:rPr>
-        <w:t>则</w:t>
-      </w:r>
-      <w:r>
-        <w:rPr>
-          <w:rFonts w:ascii="Times New Roman" w:hAnsi="Times New Roman" w:eastAsia="Times New Roman" w:cs="Times New Roman"/>
-        </w:rPr>
-        <w:t xml:space="preserve"> </w:t>
-      </w:r>
-      <m:oMath>
-        <m:sSubSup>
-          <m:e>
-            <m:r>
-              <m:rPr>
-                <m:sty m:val="p"/>
-              </m:rPr>
-              <m:t>N</m:t>
-            </m:r>
-          </m:e>
-          <m:sub>
-            <m:r>
-              <m:rPr>
-                <m:sty m:val="p"/>
-              </m:rPr>
-              <m:t>5</m:t>
-            </m:r>
-          </m:sub>
-          <m:sup>
-            <m:r>
-              <m:rPr>
-                <m:sty m:val="p"/>
-              </m:rPr>
-              <m:t>−</m:t>
-            </m:r>
-          </m:sup>
-        </m:sSubSup>
-      </m:oMath>
-      <w:r>
-        <w:rPr>
-          <w:rFonts w:ascii="Times New Roman" w:hAnsi="Times New Roman" w:eastAsia="Times New Roman" w:cs="Times New Roman"/>
-        </w:rPr>
-        <w:t xml:space="preserve"> </w:t>
-      </w:r>
-      <w:r>
-        <w:rPr>
-          <w:rFonts w:hint="eastAsia" w:ascii="Times New Roman" w:hAnsi="Times New Roman" w:eastAsia="FangSong" w:cs="Times New Roman"/>
-        </w:rPr>
-        <w:t xml:space="preserve">中的大</w:t>
-      </w:r>
-      <w:r>
-        <w:rPr>
-          <w:rFonts w:ascii="Times New Roman" w:hAnsi="Times New Roman" w:eastAsia="Times New Roman" w:cs="Times New Roman"/>
-        </w:rPr>
-        <w:t xml:space="preserve"> π </w:t>
-      </w:r>
-      <w:r>
-        <w:rPr>
-          <w:rFonts w:hint="eastAsia" w:ascii="Times New Roman" w:hAnsi="Times New Roman" w:eastAsia="FangSong" w:cs="Times New Roman"/>
-        </w:rPr>
-        <w:t xml:space="preserve">键应表示为</w:t>
-      </w:r>
-      <w:r>
-        <w:rPr>
-          <w:rFonts w:ascii="Times New Roman" w:hAnsi="Times New Roman" w:eastAsia="Times New Roman" w:cs="Times New Roman"/>
-        </w:rPr>
-        <w:t xml:space="preserve"> ____。</w:t>
-      </w:r>
-    </w:p>
-    <w:p>
-      <w:pPr>
-        <w:pStyle w:val="BodyText"/>
-      </w:pPr>
-      <w:r>
-        <w:rPr>
-          <w:rFonts w:ascii="Times New Roman" w:hAnsi="Times New Roman" w:eastAsia="Times New Roman" w:cs="Times New Roman"/>
-          <w:b/>
-          <w:bCs/>
-        </w:rPr>
-        <w:t xml:space="preserve">7-3</w:t>
-      </w:r>
-      <w:r>
-        <w:rPr>
-          <w:rFonts w:ascii="Times New Roman" w:hAnsi="Times New Roman" w:eastAsia="Times New Roman" w:cs="Times New Roman"/>
-        </w:rPr>
-        <w:t xml:space="preserve"> </w:t>
-      </w:r>
-      <w:r>
-        <w:rPr>
-          <w:rFonts w:hint="eastAsia" w:ascii="Times New Roman" w:hAnsi="Times New Roman" w:eastAsia="FangSong" w:cs="Times New Roman"/>
-        </w:rPr>
-        <w:t>图中虚线代表氢键</w:t>
-      </w:r>
-      <w:r>
-        <w:rPr>
-          <w:rFonts w:hint="eastAsia" w:ascii="Times New Roman" w:hAnsi="Times New Roman" w:eastAsia="Times New Roman" w:cs="Times New Roman"/>
-        </w:rPr>
-        <w:t>,</w:t>
-      </w:r>
-      <w:r>
-        <w:rPr>
-          <w:rFonts w:hint="eastAsia" w:ascii="Times New Roman" w:hAnsi="Times New Roman" w:eastAsia="FangSong" w:cs="Times New Roman"/>
-        </w:rPr>
-        <w:t>其表示式为</w:t>
-      </w:r>
-      <w:r>
-        <w:rPr>
-          <w:rFonts w:ascii="Times New Roman" w:hAnsi="Times New Roman" w:eastAsia="Times New Roman" w:cs="Times New Roman"/>
-        </w:rPr>
-        <w:t xml:space="preserve"> </w:t>
+          <w:rFonts w:ascii="Times New Roman" w:hAnsi="Times New Roman" w:eastAsia="Times New Roman" w:cs="Times New Roman"/>
+        </w:rPr>
+        <w:t xml:space="preserve">、</w:t>
       </w:r>
       <m:oMath>
         <m:oMathPr>
@@ -29604,96 +29003,552 @@
           </m:ctrlPr>
         </m:oMathPr>
         <m:r>
+          <m:t>2.266</m:t>
+        </m:r>
+        <m:r>
+          <m:t> </m:t>
+        </m:r>
+        <m:r>
           <m:rPr>
             <m:sty m:val="p"/>
           </m:rPr>
-          <m:t>(</m:t>
+          <m:t>g</m:t>
         </m:r>
         <m:r>
           <m:rPr>
             <m:sty m:val="p"/>
           </m:rPr>
-          <m:t>N</m:t>
-        </m:r>
-        <m:sSubSup>
-          <m:e>
-            <m:r>
-              <m:rPr>
-                <m:sty m:val="p"/>
-              </m:rPr>
-              <m:t>H</m:t>
-            </m:r>
-          </m:e>
-          <m:sub>
-            <m:r>
-              <m:rPr>
-                <m:sty m:val="p"/>
-              </m:rPr>
-              <m:t>4</m:t>
-            </m:r>
-          </m:sub>
-          <m:sup>
-            <m:r>
-              <m:rPr>
-                <m:sty m:val="p"/>
-              </m:rPr>
-              <m:t>+</m:t>
-            </m:r>
-          </m:sup>
-        </m:sSubSup>
+          <m:t>/</m:t>
+        </m:r>
         <m:r>
           <m:rPr>
             <m:sty m:val="p"/>
           </m:rPr>
-          <m:t>)</m:t>
+          <m:t>c</m:t>
+        </m:r>
+        <m:sSup>
+          <m:e>
+            <m:r>
+              <m:rPr>
+                <m:sty m:val="p"/>
+              </m:rPr>
+              <m:t>m</m:t>
+            </m:r>
+          </m:e>
+          <m:sup>
+            <m:r>
+              <m:rPr>
+                <m:sty m:val="p"/>
+              </m:rPr>
+              <m:t>3</m:t>
+            </m:r>
+          </m:sup>
+        </m:sSup>
+      </m:oMath>
+      <w:r>
+        <w:rPr>
+          <w:rFonts w:ascii="Times New Roman" w:hAnsi="Times New Roman" w:eastAsia="Times New Roman" w:cs="Times New Roman"/>
+        </w:rPr>
+        <w:t xml:space="preserve">、</w:t>
+      </w:r>
+      <m:oMath>
+        <m:oMathPr>
+          <m:ctrlPr>
+            <w:rPr>
+              <w:sz w:val="28"/>
+              <w:szCs w:val="28"/>
+            </w:rPr>
+          </m:ctrlPr>
+        </m:oMathPr>
+        <m:r>
+          <m:t>1.678</m:t>
+        </m:r>
+        <m:r>
+          <m:t> </m:t>
         </m:r>
         <m:r>
           <m:rPr>
             <m:sty m:val="p"/>
           </m:rPr>
-          <m:t>N</m:t>
+          <m:t>g</m:t>
         </m:r>
         <m:r>
           <m:rPr>
             <m:sty m:val="p"/>
           </m:rPr>
-          <m:t>—</m:t>
+          <m:t>/</m:t>
         </m:r>
         <m:r>
           <m:rPr>
             <m:sty m:val="p"/>
           </m:rPr>
-          <m:t>H</m:t>
-        </m:r>
-        <m:r>
-          <m:rPr>
-            <m:sty m:val="p"/>
-          </m:rPr>
-          <m:t>—</m:t>
-        </m:r>
-        <m:r>
-          <m:rPr>
-            <m:sty m:val="p"/>
-          </m:rPr>
-          <m:t>C</m:t>
-        </m:r>
+          <m:t>c</m:t>
+        </m:r>
+        <m:sSup>
+          <m:e>
+            <m:r>
+              <m:rPr>
+                <m:sty m:val="p"/>
+              </m:rPr>
+              <m:t>m</m:t>
+            </m:r>
+          </m:e>
+          <m:sup>
+            <m:r>
+              <m:rPr>
+                <m:sty m:val="p"/>
+              </m:rPr>
+              <m:t>3</m:t>
+            </m:r>
+          </m:sup>
+        </m:sSup>
       </m:oMath>
       <w:r>
         <w:rPr>
-          <w:rFonts w:ascii="Times New Roman" w:hAnsi="Times New Roman" w:eastAsia="Times New Roman" w:cs="Times New Roman"/>
-        </w:rPr>
-        <w:t xml:space="preserve"> </w:t>
-      </w:r>
-      <w:r>
-        <w:rPr>
-          <w:rFonts w:ascii="Times New Roman" w:hAnsi="Times New Roman" w:eastAsia="Times New Roman" w:cs="Times New Roman"/>
-        </w:rPr>
-        <w:t xml:space="preserve">、____、____。</w:t>
-      </w:r>
-    </w:p>
-    <w:p>
-      <w:pPr>
-        <w:pStyle w:val="BodyText"/>
+          <w:rFonts w:hint="eastAsia" w:ascii="Times New Roman" w:hAnsi="Times New Roman" w:eastAsia="Times New Roman" w:cs="Times New Roman"/>
+        </w:rPr>
+        <w:t>；</w:t>
+      </w:r>
+      <w:r>
+        <w:rPr>
+          <w:rFonts w:hint="eastAsia" w:ascii="Times New Roman" w:hAnsi="Times New Roman" w:eastAsia="FangSong" w:cs="Times New Roman"/>
+        </w:rPr>
+        <w:t>标准生成热依次是</w:t>
+      </w:r>
+      <w:r>
+        <w:rPr>
+          <w:rFonts w:ascii="Times New Roman" w:hAnsi="Times New Roman" w:eastAsia="Times New Roman" w:cs="Times New Roman"/>
+        </w:rPr>
+        <w:t xml:space="preserve"> +1.987 kJ/mol、0 kJ/mol、+2280 </w:t>
+      </w:r>
+      <w:r>
+        <w:rPr>
+          <w:rFonts w:hint="eastAsia" w:ascii="Times New Roman" w:hAnsi="Times New Roman" w:eastAsia="Times New Roman" w:cs="Times New Roman"/>
+        </w:rPr>
+        <w:t>kJ/mol。</w:t>
+      </w:r>
+      <w:r>
+        <w:rPr>
+          <w:rFonts w:hint="eastAsia" w:ascii="Times New Roman" w:hAnsi="Times New Roman" w:eastAsia="FangSong" w:cs="Times New Roman"/>
+        </w:rPr>
+        <w:t>试回答</w:t>
+      </w:r>
+      <w:r>
+        <w:rPr>
+          <w:rFonts w:hint="eastAsia" w:ascii="Times New Roman" w:hAnsi="Times New Roman" w:eastAsia="Times New Roman" w:cs="Times New Roman"/>
+        </w:rPr>
+        <w:t>：</w:t>
+      </w:r>
+    </w:p>
+    <w:p>
+      <w:pPr>
+        <w:numPr>
+          <w:ilvl w:val="0"/>
+          <w:numId w:val="1018"/>
+        </w:numPr>
+      </w:pPr>
+      <w:r>
+        <w:rPr>
+          <w:rFonts w:hint="eastAsia" w:ascii="Times New Roman" w:hAnsi="Times New Roman" w:eastAsia="FangSong" w:cs="Times New Roman"/>
+        </w:rPr>
+        <w:t>标准状况下最稳定的碳单质是</w:t>
+      </w:r>
+      <w:r>
+        <w:rPr>
+          <w:rFonts w:hint="eastAsia" w:ascii="Times New Roman" w:hAnsi="Times New Roman" w:eastAsia="Times New Roman" w:cs="Times New Roman"/>
+        </w:rPr>
+        <w:t>____，</w:t>
+      </w:r>
+      <w:r>
+        <w:rPr>
+          <w:rFonts w:hint="eastAsia" w:ascii="Times New Roman" w:hAnsi="Times New Roman" w:eastAsia="FangSong" w:cs="Times New Roman"/>
+        </w:rPr>
+        <w:t>理由是</w:t>
+      </w:r>
+      <w:r>
+        <w:rPr>
+          <w:rFonts w:hint="eastAsia" w:ascii="Times New Roman" w:hAnsi="Times New Roman" w:eastAsia="Times New Roman" w:cs="Times New Roman"/>
+        </w:rPr>
+        <w:t>____。</w:t>
+      </w:r>
+    </w:p>
+    <w:p>
+      <w:pPr>
+        <w:numPr>
+          <w:ilvl w:val="0"/>
+          <w:numId w:val="1018"/>
+        </w:numPr>
+      </w:pPr>
+      <w:r>
+        <w:rPr>
+          <w:rFonts w:hint="eastAsia" w:ascii="Times New Roman" w:hAnsi="Times New Roman" w:eastAsia="FangSong" w:cs="Times New Roman"/>
+        </w:rPr>
+        <w:t>由石墨转化成金刚石的条件是</w:t>
+      </w:r>
+      <w:r>
+        <w:rPr>
+          <w:rFonts w:hint="eastAsia" w:ascii="Times New Roman" w:hAnsi="Times New Roman" w:eastAsia="Times New Roman" w:cs="Times New Roman"/>
+        </w:rPr>
+        <w:t>____</w:t>
+      </w:r>
+      <w:r>
+        <w:rPr>
+          <w:rFonts w:hint="eastAsia" w:ascii="Times New Roman" w:hAnsi="Times New Roman" w:eastAsia="FangSong" w:cs="Times New Roman"/>
+        </w:rPr>
+        <w:t>高温</w:t>
+      </w:r>
+      <w:r>
+        <w:rPr>
+          <w:rFonts w:hint="eastAsia" w:ascii="Times New Roman" w:hAnsi="Times New Roman" w:eastAsia="Times New Roman" w:cs="Times New Roman"/>
+        </w:rPr>
+        <w:t>____</w:t>
+      </w:r>
+      <w:r>
+        <w:rPr>
+          <w:rFonts w:hint="eastAsia" w:ascii="Times New Roman" w:hAnsi="Times New Roman" w:eastAsia="FangSong" w:cs="Times New Roman"/>
+        </w:rPr>
+        <w:t>高压</w:t>
+      </w:r>
+      <w:r>
+        <w:rPr>
+          <w:rFonts w:hint="eastAsia" w:ascii="Times New Roman" w:hAnsi="Times New Roman" w:eastAsia="Times New Roman" w:cs="Times New Roman"/>
+        </w:rPr>
+        <w:t>（</w:t>
+      </w:r>
+      <w:r>
+        <w:rPr>
+          <w:rFonts w:hint="eastAsia" w:ascii="Times New Roman" w:hAnsi="Times New Roman" w:eastAsia="FangSong" w:cs="Times New Roman"/>
+        </w:rPr>
+        <w:t>填</w:t>
+      </w:r>
+      <w:r>
+        <w:rPr>
+          <w:rFonts w:hint="eastAsia" w:ascii="Times New Roman" w:hAnsi="Times New Roman" w:eastAsia="Times New Roman" w:cs="Times New Roman"/>
+        </w:rPr>
+        <w:t>”</w:t>
+      </w:r>
+      <w:r>
+        <w:rPr>
+          <w:rFonts w:hint="eastAsia" w:ascii="Times New Roman" w:hAnsi="Times New Roman" w:eastAsia="FangSong" w:cs="Times New Roman"/>
+        </w:rPr>
+        <w:t>高或低</w:t>
+      </w:r>
+      <w:r>
+        <w:rPr>
+          <w:rFonts w:hint="eastAsia" w:ascii="Times New Roman" w:hAnsi="Times New Roman" w:eastAsia="Times New Roman" w:cs="Times New Roman"/>
+        </w:rPr>
+        <w:t>”），</w:t>
+      </w:r>
+      <w:r>
+        <w:rPr>
+          <w:rFonts w:hint="eastAsia" w:ascii="Times New Roman" w:hAnsi="Times New Roman" w:eastAsia="FangSong" w:cs="Times New Roman"/>
+        </w:rPr>
+        <w:t>理由是</w:t>
+      </w:r>
+      <w:r>
+        <w:rPr>
+          <w:rFonts w:hint="eastAsia" w:ascii="Times New Roman" w:hAnsi="Times New Roman" w:eastAsia="Times New Roman" w:cs="Times New Roman"/>
+        </w:rPr>
+        <w:t>____。</w:t>
+      </w:r>
+    </w:p>
+    <w:p>
+      <w:pPr>
+        <w:numPr>
+          <w:ilvl w:val="0"/>
+          <w:numId w:val="1018"/>
+        </w:numPr>
+      </w:pPr>
+      <w:r>
+        <w:rPr>
+          <w:rFonts w:hint="eastAsia" w:ascii="Times New Roman" w:hAnsi="Times New Roman" w:eastAsia="FangSong" w:cs="Times New Roman"/>
+        </w:rPr>
+        <w:t xml:space="preserve">由石墨转化成</w:t>
+      </w:r>
+      <w:r>
+        <w:rPr>
+          <w:rFonts w:ascii="Times New Roman" w:hAnsi="Times New Roman" w:eastAsia="Times New Roman" w:cs="Times New Roman"/>
+        </w:rPr>
+        <w:t xml:space="preserve"> C</w:t>
+      </w:r>
+      <w:r>
+        <w:rPr>
+          <w:rFonts w:ascii="Times New Roman" w:hAnsi="Times New Roman" w:eastAsia="Times New Roman" w:cs="Times New Roman"/>
+          <w:vertAlign w:val="subscript"/>
+        </w:rPr>
+        <w:t>60</w:t>
+      </w:r>
+      <w:r>
+        <w:rPr>
+          <w:rFonts w:ascii="Times New Roman" w:hAnsi="Times New Roman" w:eastAsia="Times New Roman" w:cs="Times New Roman"/>
+        </w:rPr>
+        <w:t xml:space="preserve"> </w:t>
+      </w:r>
+      <w:r>
+        <w:rPr>
+          <w:rFonts w:hint="eastAsia" w:ascii="Times New Roman" w:hAnsi="Times New Roman" w:eastAsia="FangSong" w:cs="Times New Roman"/>
+        </w:rPr>
+        <w:t>的条件是</w:t>
+      </w:r>
+      <w:r>
+        <w:rPr>
+          <w:rFonts w:hint="eastAsia" w:ascii="Times New Roman" w:hAnsi="Times New Roman" w:eastAsia="Times New Roman" w:cs="Times New Roman"/>
+        </w:rPr>
+        <w:t>____</w:t>
+      </w:r>
+      <w:r>
+        <w:rPr>
+          <w:rFonts w:hint="eastAsia" w:ascii="Times New Roman" w:hAnsi="Times New Roman" w:eastAsia="FangSong" w:cs="Times New Roman"/>
+        </w:rPr>
+        <w:t>温</w:t>
+      </w:r>
+      <w:r>
+        <w:rPr>
+          <w:rFonts w:hint="eastAsia" w:ascii="Times New Roman" w:hAnsi="Times New Roman" w:eastAsia="Times New Roman" w:cs="Times New Roman"/>
+        </w:rPr>
+        <w:t>____</w:t>
+      </w:r>
+      <w:r>
+        <w:rPr>
+          <w:rFonts w:hint="eastAsia" w:ascii="Times New Roman" w:hAnsi="Times New Roman" w:eastAsia="FangSong" w:cs="Times New Roman"/>
+        </w:rPr>
+        <w:t>压</w:t>
+      </w:r>
+      <w:r>
+        <w:rPr>
+          <w:rFonts w:hint="eastAsia" w:ascii="Times New Roman" w:hAnsi="Times New Roman" w:eastAsia="Times New Roman" w:cs="Times New Roman"/>
+        </w:rPr>
+        <w:t>（</w:t>
+      </w:r>
+      <w:r>
+        <w:rPr>
+          <w:rFonts w:hint="eastAsia" w:ascii="Times New Roman" w:hAnsi="Times New Roman" w:eastAsia="FangSong" w:cs="Times New Roman"/>
+        </w:rPr>
+        <w:t>填</w:t>
+      </w:r>
+      <w:r>
+        <w:rPr>
+          <w:rFonts w:hint="eastAsia" w:ascii="Times New Roman" w:hAnsi="Times New Roman" w:eastAsia="Times New Roman" w:cs="Times New Roman"/>
+        </w:rPr>
+        <w:t>”</w:t>
+      </w:r>
+      <w:r>
+        <w:rPr>
+          <w:rFonts w:hint="eastAsia" w:ascii="Times New Roman" w:hAnsi="Times New Roman" w:eastAsia="FangSong" w:cs="Times New Roman"/>
+        </w:rPr>
+        <w:t>高或低</w:t>
+      </w:r>
+      <w:r>
+        <w:rPr>
+          <w:rFonts w:hint="eastAsia" w:ascii="Times New Roman" w:hAnsi="Times New Roman" w:eastAsia="Times New Roman" w:cs="Times New Roman"/>
+        </w:rPr>
+        <w:t>”），</w:t>
+      </w:r>
+      <w:r>
+        <w:rPr>
+          <w:rFonts w:hint="eastAsia" w:ascii="Times New Roman" w:hAnsi="Times New Roman" w:eastAsia="FangSong" w:cs="Times New Roman"/>
+        </w:rPr>
+        <w:t>理由是</w:t>
+      </w:r>
+      <w:r>
+        <w:rPr>
+          <w:rFonts w:hint="eastAsia" w:ascii="Times New Roman" w:hAnsi="Times New Roman" w:eastAsia="Times New Roman" w:cs="Times New Roman"/>
+        </w:rPr>
+        <w:t>____。</w:t>
+      </w:r>
+    </w:p>
+    <w:p>
+      <w:pPr>
+        <w:numPr>
+          <w:ilvl w:val="0"/>
+          <w:numId w:val="1018"/>
+        </w:numPr>
+      </w:pPr>
+      <w:r>
+        <w:rPr>
+          <w:rFonts w:hint="eastAsia" w:ascii="Times New Roman" w:hAnsi="Times New Roman" w:eastAsia="FangSong" w:cs="Times New Roman"/>
+        </w:rPr>
+        <w:t>能够溶于有机溶剂的碳单质是</w:t>
+      </w:r>
+      <w:r>
+        <w:rPr>
+          <w:rFonts w:hint="eastAsia" w:ascii="Times New Roman" w:hAnsi="Times New Roman" w:eastAsia="Times New Roman" w:cs="Times New Roman"/>
+        </w:rPr>
+        <w:t>____，</w:t>
+      </w:r>
+      <w:r>
+        <w:rPr>
+          <w:rFonts w:hint="eastAsia" w:ascii="Times New Roman" w:hAnsi="Times New Roman" w:eastAsia="FangSong" w:cs="Times New Roman"/>
+        </w:rPr>
+        <w:t>理由是</w:t>
+      </w:r>
+      <w:r>
+        <w:rPr>
+          <w:rFonts w:hint="eastAsia" w:ascii="Times New Roman" w:hAnsi="Times New Roman" w:eastAsia="Times New Roman" w:cs="Times New Roman"/>
+        </w:rPr>
+        <w:t>____。</w:t>
+      </w:r>
+    </w:p>
+    <w:p>
+      <w:pPr>
+        <w:numPr>
+          <w:ilvl w:val="0"/>
+          <w:numId w:val="1018"/>
+        </w:numPr>
+      </w:pPr>
+      <w:r>
+        <w:rPr>
+          <w:rFonts w:hint="eastAsia" w:ascii="Times New Roman" w:hAnsi="Times New Roman" w:eastAsia="FangSong" w:cs="Times New Roman"/>
+        </w:rPr>
+        <w:t>在死火山口常能发现的碳单质是</w:t>
+      </w:r>
+      <w:r>
+        <w:rPr>
+          <w:rFonts w:hint="eastAsia" w:ascii="Times New Roman" w:hAnsi="Times New Roman" w:eastAsia="Times New Roman" w:cs="Times New Roman"/>
+        </w:rPr>
+        <w:t>____，</w:t>
+      </w:r>
+      <w:r>
+        <w:rPr>
+          <w:rFonts w:hint="eastAsia" w:ascii="Times New Roman" w:hAnsi="Times New Roman" w:eastAsia="FangSong" w:cs="Times New Roman"/>
+        </w:rPr>
+        <w:t>理由是</w:t>
+      </w:r>
+      <w:r>
+        <w:rPr>
+          <w:rFonts w:hint="eastAsia" w:ascii="Times New Roman" w:hAnsi="Times New Roman" w:eastAsia="Times New Roman" w:cs="Times New Roman"/>
+        </w:rPr>
+        <w:t>____；</w:t>
+      </w:r>
+      <w:r>
+        <w:rPr>
+          <w:rFonts w:hint="eastAsia" w:ascii="Times New Roman" w:hAnsi="Times New Roman" w:eastAsia="FangSong" w:cs="Times New Roman"/>
+        </w:rPr>
+        <w:t>在星际空间可望发现的碳单质是</w:t>
+      </w:r>
+      <w:r>
+        <w:rPr>
+          <w:rFonts w:hint="eastAsia" w:ascii="Times New Roman" w:hAnsi="Times New Roman" w:eastAsia="Times New Roman" w:cs="Times New Roman"/>
+        </w:rPr>
+        <w:t>____，</w:t>
+      </w:r>
+      <w:r>
+        <w:rPr>
+          <w:rFonts w:hint="eastAsia" w:ascii="Times New Roman" w:hAnsi="Times New Roman" w:eastAsia="FangSong" w:cs="Times New Roman"/>
+        </w:rPr>
+        <w:t>理由是</w:t>
+      </w:r>
+      <w:r>
+        <w:rPr>
+          <w:rFonts w:hint="eastAsia" w:ascii="Times New Roman" w:hAnsi="Times New Roman" w:eastAsia="Times New Roman" w:cs="Times New Roman"/>
+        </w:rPr>
+        <w:t>____。</w:t>
+      </w:r>
+    </w:p>
+    <w:p>
+      <w:pPr>
+        <w:pStyle w:val="Compact"/>
+        <w:numPr>
+          <w:ilvl w:val="0"/>
+          <w:numId w:val="1019"/>
+        </w:numPr>
+      </w:pPr>
+      <w:r>
+        <w:rPr>
+          <w:rFonts w:ascii="Times New Roman" w:hAnsi="Times New Roman" w:eastAsia="Times New Roman" w:cs="Times New Roman"/>
+        </w:rPr>
+        <w:t xml:space="preserve">1996 </w:t>
+      </w:r>
+      <w:r>
+        <w:rPr>
+          <w:rFonts w:hint="eastAsia" w:ascii="Times New Roman" w:hAnsi="Times New Roman" w:eastAsia="FangSong" w:cs="Times New Roman"/>
+        </w:rPr>
+        <w:t xml:space="preserve">年诺贝尔化学奖授予对发现</w:t>
+      </w:r>
+      <w:r>
+        <w:rPr>
+          <w:rFonts w:ascii="Times New Roman" w:hAnsi="Times New Roman" w:eastAsia="Times New Roman" w:cs="Times New Roman"/>
+        </w:rPr>
+        <w:t xml:space="preserve"> C</w:t>
+      </w:r>
+      <w:r>
+        <w:rPr>
+          <w:rFonts w:ascii="Times New Roman" w:hAnsi="Times New Roman" w:eastAsia="Times New Roman" w:cs="Times New Roman"/>
+          <w:vertAlign w:val="subscript"/>
+        </w:rPr>
+        <w:t>60</w:t>
+      </w:r>
+      <w:r>
+        <w:rPr>
+          <w:rFonts w:ascii="Times New Roman" w:hAnsi="Times New Roman" w:eastAsia="Times New Roman" w:cs="Times New Roman"/>
+        </w:rPr>
+        <w:t xml:space="preserve"> </w:t>
+      </w:r>
+      <w:r>
+        <w:rPr>
+          <w:rFonts w:hint="eastAsia" w:ascii="Times New Roman" w:hAnsi="Times New Roman" w:eastAsia="FangSong" w:cs="Times New Roman"/>
+        </w:rPr>
+        <w:t>有重大贡献的三位科学家</w:t>
+      </w:r>
+      <w:r>
+        <w:rPr>
+          <w:rFonts w:hint="eastAsia" w:ascii="Times New Roman" w:hAnsi="Times New Roman" w:eastAsia="Times New Roman" w:cs="Times New Roman"/>
+        </w:rPr>
+        <w:t>。C</w:t>
+      </w:r>
+      <w:r>
+        <w:rPr>
+          <w:rFonts w:hint="eastAsia" w:ascii="Times New Roman" w:hAnsi="Times New Roman" w:eastAsia="Times New Roman" w:cs="Times New Roman"/>
+          <w:vertAlign w:val="subscript"/>
+        </w:rPr>
+        <w:t>60</w:t>
+      </w:r>
+      <w:r>
+        <w:rPr>
+          <w:rFonts w:ascii="Times New Roman" w:hAnsi="Times New Roman" w:eastAsia="Times New Roman" w:cs="Times New Roman"/>
+        </w:rPr>
+        <w:t xml:space="preserve"> </w:t>
+      </w:r>
+      <w:r>
+        <w:rPr>
+          <w:rFonts w:hint="eastAsia" w:ascii="Times New Roman" w:hAnsi="Times New Roman" w:eastAsia="FangSong" w:cs="Times New Roman"/>
+        </w:rPr>
+        <w:t>分子是形如球状的多面体</w:t>
+      </w:r>
+      <w:r>
+        <w:rPr>
+          <w:rFonts w:hint="eastAsia" w:ascii="Times New Roman" w:hAnsi="Times New Roman" w:eastAsia="Times New Roman" w:cs="Times New Roman"/>
+        </w:rPr>
+        <w:t>（</w:t>
+      </w:r>
+      <w:r>
+        <w:rPr>
+          <w:rFonts w:hint="eastAsia" w:ascii="Times New Roman" w:hAnsi="Times New Roman" w:eastAsia="FangSong" w:cs="Times New Roman"/>
+        </w:rPr>
+        <w:t>如图所示</w:t>
+      </w:r>
+      <w:r>
+        <w:rPr>
+          <w:rFonts w:hint="eastAsia" w:ascii="Times New Roman" w:hAnsi="Times New Roman" w:eastAsia="Times New Roman" w:cs="Times New Roman"/>
+        </w:rPr>
+        <w:t>），</w:t>
+      </w:r>
+      <w:r>
+        <w:rPr>
+          <w:rFonts w:hint="eastAsia" w:ascii="Times New Roman" w:hAnsi="Times New Roman" w:eastAsia="FangSong" w:cs="Times New Roman"/>
+        </w:rPr>
+        <w:t>该结构的建立基于以下考虑</w:t>
+      </w:r>
+      <w:r>
+        <w:rPr>
+          <w:rFonts w:hint="eastAsia" w:ascii="Times New Roman" w:hAnsi="Times New Roman" w:eastAsia="Times New Roman" w:cs="Times New Roman"/>
+        </w:rPr>
+        <w:t>：</w:t>
+      </w:r>
+    </w:p>
+    <w:p>
+      <w:pPr>
+        <w:pStyle w:val="FirstParagraph"/>
         <w:spacing w:before="160" w:after="80"/>
         <w:jc w:val="center"/>
       </w:pPr>
@@ -29703,20 +29558,3305 @@
         </w:rPr>
         <w:drawing>
           <wp:inline>
-            <wp:extent cx="3600000" cy="2674922"/>
+            <wp:extent cx="3240000" cy="3229811"/>
             <wp:effectExtent b="0" l="0" r="0" t="0"/>
             <wp:docPr descr="" title="" id="122" name="Picture"/>
             <a:graphic>
               <a:graphicData uri="http://schemas.openxmlformats.org/drawingml/2006/picture">
                 <pic:pic>
                   <pic:nvPicPr>
-                    <pic:cNvPr descr="39c0a36ace1b22c9cabf7b4e9cd4c98dca5276545182fa1524903dd3cd4026bc.jpg" id="123" name="Picture"/>
+                    <pic:cNvPr descr="a98218415a518d8d738ab6fbf6896ce9d54e56e07fc5e6201e52d29ed8be7959.jpg" id="123" name="Picture"/>
                     <pic:cNvPicPr>
                       <a:picLocks noChangeArrowheads="1" noChangeAspect="1"/>
                     </pic:cNvPicPr>
                   </pic:nvPicPr>
                   <pic:blipFill>
                     <a:blip r:embed="rId121"/>
+                    <a:stretch>
+                      <a:fillRect/>
+                    </a:stretch>
+                  </pic:blipFill>
+                  <pic:spPr bwMode="auto">
+                    <a:xfrm>
+                      <a:off x="0" y="0"/>
+                      <a:ext cx="3240000" cy="3229811"/>
+                    </a:xfrm>
+                    <a:prstGeom prst="rect">
+                      <a:avLst/>
+                    </a:prstGeom>
+                    <a:noFill/>
+                    <a:ln w="9525">
+                      <a:noFill/>
+                      <a:headEnd/>
+                      <a:tailEnd/>
+                    </a:ln>
+                  </pic:spPr>
+                </pic:pic>
+              </a:graphicData>
+            </a:graphic>
+          </wp:inline>
+        </w:drawing>
+      </w:r>
+    </w:p>
+    <w:p>
+      <w:pPr>
+        <w:pStyle w:val="BodyText"/>
+      </w:pPr>
+      <w:r>
+        <w:rPr>
+          <w:rFonts w:ascii="Times New Roman" w:hAnsi="Times New Roman" w:eastAsia="Times New Roman" w:cs="Times New Roman"/>
+        </w:rPr>
+        <w:t>① C</w:t>
+      </w:r>
+      <w:r>
+        <w:rPr>
+          <w:rFonts w:ascii="Times New Roman" w:hAnsi="Times New Roman" w:eastAsia="Times New Roman" w:cs="Times New Roman"/>
+          <w:vertAlign w:val="subscript"/>
+        </w:rPr>
+        <w:t>60</w:t>
+      </w:r>
+      <w:r>
+        <w:rPr>
+          <w:rFonts w:ascii="Times New Roman" w:hAnsi="Times New Roman" w:eastAsia="Times New Roman" w:cs="Times New Roman"/>
+        </w:rPr>
+        <w:t xml:space="preserve"> </w:t>
+      </w:r>
+      <w:r>
+        <w:rPr>
+          <w:rFonts w:hint="eastAsia" w:ascii="Times New Roman" w:hAnsi="Times New Roman" w:eastAsia="FangSong" w:cs="Times New Roman"/>
+        </w:rPr>
+        <w:t xml:space="preserve">分子中每个碳原子只跟相邻的</w:t>
+      </w:r>
+      <w:r>
+        <w:rPr>
+          <w:rFonts w:ascii="Times New Roman" w:hAnsi="Times New Roman" w:eastAsia="Times New Roman" w:cs="Times New Roman"/>
+        </w:rPr>
+        <w:t xml:space="preserve"> 3 </w:t>
+      </w:r>
+      <w:r>
+        <w:rPr>
+          <w:rFonts w:hint="eastAsia" w:ascii="Times New Roman" w:hAnsi="Times New Roman" w:eastAsia="FangSong" w:cs="Times New Roman"/>
+        </w:rPr>
+        <w:t>个碳原子形成化学键</w:t>
+      </w:r>
+      <w:r>
+        <w:rPr>
+          <w:rFonts w:hint="eastAsia" w:ascii="Times New Roman" w:hAnsi="Times New Roman" w:eastAsia="Times New Roman" w:cs="Times New Roman"/>
+        </w:rPr>
+        <w:t>；</w:t>
+      </w:r>
+    </w:p>
+    <w:p>
+      <w:pPr>
+        <w:pStyle w:val="BodyText"/>
+      </w:pPr>
+      <w:r>
+        <w:rPr>
+          <w:rFonts w:ascii="Times New Roman" w:hAnsi="Times New Roman" w:eastAsia="Times New Roman" w:cs="Times New Roman"/>
+        </w:rPr>
+        <w:t>② C</w:t>
+      </w:r>
+      <w:r>
+        <w:rPr>
+          <w:rFonts w:ascii="Times New Roman" w:hAnsi="Times New Roman" w:eastAsia="Times New Roman" w:cs="Times New Roman"/>
+          <w:vertAlign w:val="subscript"/>
+        </w:rPr>
+        <w:t>60</w:t>
+      </w:r>
+      <w:r>
+        <w:rPr>
+          <w:rFonts w:ascii="Times New Roman" w:hAnsi="Times New Roman" w:eastAsia="Times New Roman" w:cs="Times New Roman"/>
+        </w:rPr>
+        <w:t xml:space="preserve"> </w:t>
+      </w:r>
+      <w:r>
+        <w:rPr>
+          <w:rFonts w:hint="eastAsia" w:ascii="Times New Roman" w:hAnsi="Times New Roman" w:eastAsia="FangSong" w:cs="Times New Roman"/>
+        </w:rPr>
+        <w:t>分子只含有五边形和六边形</w:t>
+      </w:r>
+      <w:r>
+        <w:rPr>
+          <w:rFonts w:hint="eastAsia" w:ascii="Times New Roman" w:hAnsi="Times New Roman" w:eastAsia="Times New Roman" w:cs="Times New Roman"/>
+        </w:rPr>
+        <w:t>；</w:t>
+      </w:r>
+    </w:p>
+    <w:p>
+      <w:pPr>
+        <w:pStyle w:val="BodyText"/>
+      </w:pPr>
+      <w:r>
+        <w:rPr>
+          <w:rFonts w:ascii="Times New Roman" w:hAnsi="Times New Roman" w:eastAsia="Times New Roman" w:cs="Times New Roman"/>
+        </w:rPr>
+        <w:t xml:space="preserve">③ </w:t>
+      </w:r>
+      <w:r>
+        <w:rPr>
+          <w:rFonts w:hint="eastAsia" w:ascii="Times New Roman" w:hAnsi="Times New Roman" w:eastAsia="FangSong" w:cs="Times New Roman"/>
+        </w:rPr>
+        <w:t>多面体的顶点数</w:t>
+      </w:r>
+      <w:r>
+        <w:rPr>
+          <w:rFonts w:hint="eastAsia" w:ascii="Times New Roman" w:hAnsi="Times New Roman" w:eastAsia="Times New Roman" w:cs="Times New Roman"/>
+        </w:rPr>
+        <w:t>、</w:t>
+      </w:r>
+      <w:r>
+        <w:rPr>
+          <w:rFonts w:hint="eastAsia" w:ascii="Times New Roman" w:hAnsi="Times New Roman" w:eastAsia="FangSong" w:cs="Times New Roman"/>
+        </w:rPr>
+        <w:t>面数和棱边数的关系</w:t>
+      </w:r>
+      <w:r>
+        <w:rPr>
+          <w:rFonts w:hint="eastAsia" w:ascii="Times New Roman" w:hAnsi="Times New Roman" w:eastAsia="Times New Roman" w:cs="Times New Roman"/>
+        </w:rPr>
+        <w:t>，</w:t>
+      </w:r>
+      <w:r>
+        <w:rPr>
+          <w:rFonts w:hint="eastAsia" w:ascii="Times New Roman" w:hAnsi="Times New Roman" w:eastAsia="FangSong" w:cs="Times New Roman"/>
+        </w:rPr>
+        <w:t>遵循欧拉定理</w:t>
+      </w:r>
+      <w:r>
+        <w:rPr>
+          <w:rFonts w:hint="eastAsia" w:ascii="Times New Roman" w:hAnsi="Times New Roman" w:eastAsia="Times New Roman" w:cs="Times New Roman"/>
+        </w:rPr>
+        <w:t>：</w:t>
+      </w:r>
+      <w:r>
+        <w:rPr>
+          <w:rFonts w:hint="eastAsia" w:ascii="Times New Roman" w:hAnsi="Times New Roman" w:eastAsia="FangSong" w:cs="Times New Roman"/>
+        </w:rPr>
+        <w:t>顶点数</w:t>
+      </w:r>
+      <w:r>
+        <w:rPr>
+          <w:rFonts w:hint="eastAsia" w:ascii="Times New Roman" w:hAnsi="Times New Roman" w:eastAsia="Times New Roman" w:cs="Times New Roman"/>
+        </w:rPr>
+        <w:t>+</w:t>
+      </w:r>
+      <w:r>
+        <w:rPr>
+          <w:rFonts w:hint="eastAsia" w:ascii="Times New Roman" w:hAnsi="Times New Roman" w:eastAsia="FangSong" w:cs="Times New Roman"/>
+        </w:rPr>
+        <w:t>面数</w:t>
+      </w:r>
+      <w:r>
+        <w:rPr>
+          <w:rFonts w:hint="eastAsia" w:ascii="Times New Roman" w:hAnsi="Times New Roman" w:eastAsia="Times New Roman" w:cs="Times New Roman"/>
+        </w:rPr>
+        <w:t>=</w:t>
+      </w:r>
+      <w:r>
+        <w:rPr>
+          <w:rFonts w:hint="eastAsia" w:ascii="Times New Roman" w:hAnsi="Times New Roman" w:eastAsia="FangSong" w:cs="Times New Roman"/>
+        </w:rPr>
+        <w:t>棱边数</w:t>
+      </w:r>
+      <w:r>
+        <w:rPr>
+          <w:rFonts w:hint="eastAsia" w:ascii="Times New Roman" w:hAnsi="Times New Roman" w:eastAsia="Times New Roman" w:cs="Times New Roman"/>
+        </w:rPr>
+        <w:t>+2。</w:t>
+      </w:r>
+    </w:p>
+    <w:p>
+      <w:pPr>
+        <w:pStyle w:val="BodyText"/>
+      </w:pPr>
+      <w:r>
+        <w:rPr>
+          <w:rFonts w:hint="eastAsia" w:ascii="Times New Roman" w:hAnsi="Times New Roman" w:eastAsia="FangSong" w:cs="Times New Roman"/>
+        </w:rPr>
+        <w:t>据上所述</w:t>
+      </w:r>
+      <w:r>
+        <w:rPr>
+          <w:rFonts w:hint="eastAsia" w:ascii="Times New Roman" w:hAnsi="Times New Roman" w:eastAsia="Times New Roman" w:cs="Times New Roman"/>
+        </w:rPr>
+        <w:t>，</w:t>
+      </w:r>
+      <w:r>
+        <w:rPr>
+          <w:rFonts w:hint="eastAsia" w:ascii="Times New Roman" w:hAnsi="Times New Roman" w:eastAsia="FangSong" w:cs="Times New Roman"/>
+        </w:rPr>
+        <w:t>可推知</w:t>
+      </w:r>
+      <w:r>
+        <w:rPr>
+          <w:rFonts w:ascii="Times New Roman" w:hAnsi="Times New Roman" w:eastAsia="Times New Roman" w:cs="Times New Roman"/>
+        </w:rPr>
+        <w:t xml:space="preserve"> C</w:t>
+      </w:r>
+      <w:r>
+        <w:rPr>
+          <w:rFonts w:ascii="Times New Roman" w:hAnsi="Times New Roman" w:eastAsia="Times New Roman" w:cs="Times New Roman"/>
+          <w:vertAlign w:val="subscript"/>
+        </w:rPr>
+        <w:t>60</w:t>
+      </w:r>
+      <w:r>
+        <w:rPr>
+          <w:rFonts w:ascii="Times New Roman" w:hAnsi="Times New Roman" w:eastAsia="Times New Roman" w:cs="Times New Roman"/>
+        </w:rPr>
+        <w:t xml:space="preserve"> </w:t>
+      </w:r>
+      <w:r>
+        <w:rPr>
+          <w:rFonts w:hint="eastAsia" w:ascii="Times New Roman" w:hAnsi="Times New Roman" w:eastAsia="FangSong" w:cs="Times New Roman"/>
+        </w:rPr>
+        <w:t xml:space="preserve">分子有</w:t>
+      </w:r>
+      <w:r>
+        <w:rPr>
+          <w:rFonts w:ascii="Times New Roman" w:hAnsi="Times New Roman" w:eastAsia="Times New Roman" w:cs="Times New Roman"/>
+        </w:rPr>
+        <w:t xml:space="preserve"> 12 </w:t>
+      </w:r>
+      <w:r>
+        <w:rPr>
+          <w:rFonts w:hint="eastAsia" w:ascii="Times New Roman" w:hAnsi="Times New Roman" w:eastAsia="FangSong" w:cs="Times New Roman"/>
+        </w:rPr>
+        <w:t xml:space="preserve">个五边形和</w:t>
+      </w:r>
+      <w:r>
+        <w:rPr>
+          <w:rFonts w:ascii="Times New Roman" w:hAnsi="Times New Roman" w:eastAsia="Times New Roman" w:cs="Times New Roman"/>
+        </w:rPr>
+        <w:t xml:space="preserve"> 20 </w:t>
+      </w:r>
+      <w:r>
+        <w:rPr>
+          <w:rFonts w:hint="eastAsia" w:ascii="Times New Roman" w:hAnsi="Times New Roman" w:eastAsia="FangSong" w:cs="Times New Roman"/>
+        </w:rPr>
+        <w:t>个六边形</w:t>
+      </w:r>
+      <w:r>
+        <w:rPr>
+          <w:rFonts w:hint="eastAsia" w:ascii="Times New Roman" w:hAnsi="Times New Roman" w:eastAsia="Times New Roman" w:cs="Times New Roman"/>
+        </w:rPr>
+        <w:t>，C</w:t>
+      </w:r>
+      <w:r>
+        <w:rPr>
+          <w:rFonts w:hint="eastAsia" w:ascii="Times New Roman" w:hAnsi="Times New Roman" w:eastAsia="Times New Roman" w:cs="Times New Roman"/>
+          <w:vertAlign w:val="subscript"/>
+        </w:rPr>
+        <w:t>60</w:t>
+      </w:r>
+      <w:r>
+        <w:rPr>
+          <w:rFonts w:ascii="Times New Roman" w:hAnsi="Times New Roman" w:eastAsia="Times New Roman" w:cs="Times New Roman"/>
+        </w:rPr>
+        <w:t xml:space="preserve"> </w:t>
+      </w:r>
+      <w:r>
+        <w:rPr>
+          <w:rFonts w:hint="eastAsia" w:ascii="Times New Roman" w:hAnsi="Times New Roman" w:eastAsia="FangSong" w:cs="Times New Roman"/>
+        </w:rPr>
+        <w:t xml:space="preserve">分子所含的双键数为</w:t>
+      </w:r>
+      <w:r>
+        <w:rPr>
+          <w:rFonts w:ascii="Times New Roman" w:hAnsi="Times New Roman" w:eastAsia="Times New Roman" w:cs="Times New Roman"/>
+        </w:rPr>
+        <w:t xml:space="preserve"> </w:t>
+      </w:r>
+      <w:r>
+        <w:rPr>
+          <w:rFonts w:hint="eastAsia" w:ascii="Times New Roman" w:hAnsi="Times New Roman" w:eastAsia="Times New Roman" w:cs="Times New Roman"/>
+        </w:rPr>
+        <w:t>30。</w:t>
+      </w:r>
+      <w:r>
+        <w:rPr>
+          <w:rFonts w:hint="eastAsia" w:ascii="Times New Roman" w:hAnsi="Times New Roman" w:eastAsia="FangSong" w:cs="Times New Roman"/>
+        </w:rPr>
+        <w:t>请回答下列问题</w:t>
+      </w:r>
+      <w:r>
+        <w:rPr>
+          <w:rFonts w:hint="eastAsia" w:ascii="Times New Roman" w:hAnsi="Times New Roman" w:eastAsia="Times New Roman" w:cs="Times New Roman"/>
+        </w:rPr>
+        <w:t>：</w:t>
+      </w:r>
+    </w:p>
+    <w:p>
+      <w:pPr>
+        <w:numPr>
+          <w:ilvl w:val="0"/>
+          <w:numId w:val="1020"/>
+        </w:numPr>
+      </w:pPr>
+      <w:r>
+        <w:rPr>
+          <w:rFonts w:hint="eastAsia" w:ascii="Times New Roman" w:hAnsi="Times New Roman" w:eastAsia="FangSong" w:cs="Times New Roman"/>
+        </w:rPr>
+        <w:t xml:space="preserve">固体</w:t>
+      </w:r>
+      <w:r>
+        <w:rPr>
+          <w:rFonts w:ascii="Times New Roman" w:hAnsi="Times New Roman" w:eastAsia="Times New Roman" w:cs="Times New Roman"/>
+        </w:rPr>
+        <w:t xml:space="preserve"> C</w:t>
+      </w:r>
+      <w:r>
+        <w:rPr>
+          <w:rFonts w:ascii="Times New Roman" w:hAnsi="Times New Roman" w:eastAsia="Times New Roman" w:cs="Times New Roman"/>
+          <w:vertAlign w:val="subscript"/>
+        </w:rPr>
+        <w:t>60</w:t>
+      </w:r>
+      <w:r>
+        <w:rPr>
+          <w:rFonts w:ascii="Times New Roman" w:hAnsi="Times New Roman" w:eastAsia="Times New Roman" w:cs="Times New Roman"/>
+        </w:rPr>
+        <w:t xml:space="preserve"> </w:t>
+      </w:r>
+      <w:r>
+        <w:rPr>
+          <w:rFonts w:hint="eastAsia" w:ascii="Times New Roman" w:hAnsi="Times New Roman" w:eastAsia="FangSong" w:cs="Times New Roman"/>
+        </w:rPr>
+        <w:t>与金刚石相比较</w:t>
+      </w:r>
+      <w:r>
+        <w:rPr>
+          <w:rFonts w:hint="eastAsia" w:ascii="Times New Roman" w:hAnsi="Times New Roman" w:eastAsia="Times New Roman" w:cs="Times New Roman"/>
+        </w:rPr>
+        <w:t>，</w:t>
+      </w:r>
+      <w:r>
+        <w:rPr>
+          <w:rFonts w:hint="eastAsia" w:ascii="Times New Roman" w:hAnsi="Times New Roman" w:eastAsia="FangSong" w:cs="Times New Roman"/>
+        </w:rPr>
+        <w:t>熔点较高者应是</w:t>
+      </w:r>
+      <w:r>
+        <w:rPr>
+          <w:rFonts w:hint="eastAsia" w:ascii="Times New Roman" w:hAnsi="Times New Roman" w:eastAsia="Times New Roman" w:cs="Times New Roman"/>
+        </w:rPr>
+        <w:t>____，</w:t>
+      </w:r>
+      <w:r>
+        <w:rPr>
+          <w:rFonts w:hint="eastAsia" w:ascii="Times New Roman" w:hAnsi="Times New Roman" w:eastAsia="FangSong" w:cs="Times New Roman"/>
+        </w:rPr>
+        <w:t>理由是</w:t>
+      </w:r>
+      <w:r>
+        <w:rPr>
+          <w:rFonts w:hint="eastAsia" w:ascii="Times New Roman" w:hAnsi="Times New Roman" w:eastAsia="Times New Roman" w:cs="Times New Roman"/>
+        </w:rPr>
+        <w:t>____。</w:t>
+      </w:r>
+    </w:p>
+    <w:p>
+      <w:pPr>
+        <w:numPr>
+          <w:ilvl w:val="0"/>
+          <w:numId w:val="1020"/>
+        </w:numPr>
+      </w:pPr>
+      <w:r>
+        <w:rPr>
+          <w:rFonts w:hint="eastAsia" w:ascii="Times New Roman" w:hAnsi="Times New Roman" w:eastAsia="FangSong" w:cs="Times New Roman"/>
+        </w:rPr>
+        <w:t xml:space="preserve">试估计</w:t>
+      </w:r>
+      <w:r>
+        <w:rPr>
+          <w:rFonts w:ascii="Times New Roman" w:hAnsi="Times New Roman" w:eastAsia="Times New Roman" w:cs="Times New Roman"/>
+        </w:rPr>
+        <w:t xml:space="preserve"> </w:t>
+      </w:r>
+      <m:oMath>
+        <m:sSub>
+          <m:e>
+            <m:r>
+              <m:rPr>
+                <m:sty m:val="p"/>
+              </m:rPr>
+              <m:t>C</m:t>
+            </m:r>
+          </m:e>
+          <m:sub>
+            <m:r>
+              <m:t>60</m:t>
+            </m:r>
+          </m:sub>
+        </m:sSub>
+      </m:oMath>
+      <w:r>
+        <w:rPr>
+          <w:rFonts w:ascii="Times New Roman" w:hAnsi="Times New Roman" w:eastAsia="Times New Roman" w:cs="Times New Roman"/>
+        </w:rPr>
+        <w:t xml:space="preserve"> </w:t>
+      </w:r>
+      <w:r>
+        <w:rPr>
+          <w:rFonts w:hint="eastAsia" w:ascii="Times New Roman" w:hAnsi="Times New Roman" w:eastAsia="FangSong" w:cs="Times New Roman"/>
+        </w:rPr>
+        <w:t xml:space="preserve">跟</w:t>
+      </w:r>
+      <w:r>
+        <w:rPr>
+          <w:rFonts w:ascii="Times New Roman" w:hAnsi="Times New Roman" w:eastAsia="Times New Roman" w:cs="Times New Roman"/>
+        </w:rPr>
+        <w:t xml:space="preserve"> </w:t>
+      </w:r>
+      <m:oMath>
+        <m:sSub>
+          <m:e>
+            <m:r>
+              <m:rPr>
+                <m:sty m:val="p"/>
+              </m:rPr>
+              <m:t>F</m:t>
+            </m:r>
+          </m:e>
+          <m:sub>
+            <m:r>
+              <m:t>2</m:t>
+            </m:r>
+          </m:sub>
+        </m:sSub>
+      </m:oMath>
+      <w:r>
+        <w:rPr>
+          <w:rFonts w:ascii="Times New Roman" w:hAnsi="Times New Roman" w:eastAsia="Times New Roman" w:cs="Times New Roman"/>
+        </w:rPr>
+        <w:t xml:space="preserve"> </w:t>
+      </w:r>
+      <w:r>
+        <w:rPr>
+          <w:rFonts w:hint="eastAsia" w:ascii="Times New Roman" w:hAnsi="Times New Roman" w:eastAsia="FangSong" w:cs="Times New Roman"/>
+        </w:rPr>
+        <w:t>在一定条件下</w:t>
+      </w:r>
+      <w:r>
+        <w:rPr>
+          <w:rFonts w:hint="eastAsia" w:ascii="Times New Roman" w:hAnsi="Times New Roman" w:eastAsia="Times New Roman" w:cs="Times New Roman"/>
+        </w:rPr>
+        <w:t>，</w:t>
+      </w:r>
+      <w:r>
+        <w:rPr>
+          <w:rFonts w:hint="eastAsia" w:ascii="Times New Roman" w:hAnsi="Times New Roman" w:eastAsia="FangSong" w:cs="Times New Roman"/>
+        </w:rPr>
+        <w:t>能否发生反应生成</w:t>
+      </w:r>
+      <w:r>
+        <w:rPr>
+          <w:rFonts w:ascii="Times New Roman" w:hAnsi="Times New Roman" w:eastAsia="Times New Roman" w:cs="Times New Roman"/>
+        </w:rPr>
+        <w:t xml:space="preserve"> </w:t>
+      </w:r>
+      <m:oMath>
+        <m:oMathPr>
+          <m:ctrlPr>
+            <w:rPr>
+              <w:sz w:val="28"/>
+              <w:szCs w:val="28"/>
+            </w:rPr>
+          </m:ctrlPr>
+        </m:oMathPr>
+        <m:sSub>
+          <m:e>
+            <m:r>
+              <m:rPr>
+                <m:sty m:val="p"/>
+              </m:rPr>
+              <m:t>C</m:t>
+            </m:r>
+          </m:e>
+          <m:sub>
+            <m:r>
+              <m:t>60</m:t>
+            </m:r>
+          </m:sub>
+        </m:sSub>
+        <m:sSub>
+          <m:e>
+            <m:r>
+              <m:rPr>
+                <m:sty m:val="p"/>
+              </m:rPr>
+              <m:t>F</m:t>
+            </m:r>
+          </m:e>
+          <m:sub>
+            <m:r>
+              <m:t>60</m:t>
+            </m:r>
+          </m:sub>
+        </m:sSub>
+      </m:oMath>
+      <w:r>
+        <w:rPr>
+          <w:rFonts w:hint="eastAsia" w:ascii="Times New Roman" w:hAnsi="Times New Roman" w:eastAsia="Times New Roman" w:cs="Times New Roman"/>
+        </w:rPr>
+        <w:t>？</w:t>
+      </w:r>
+      <w:r>
+        <w:rPr>
+          <w:rFonts w:hint="eastAsia" w:ascii="Times New Roman" w:hAnsi="Times New Roman" w:eastAsia="FangSong" w:cs="Times New Roman"/>
+        </w:rPr>
+        <w:t>并简述其理由</w:t>
+      </w:r>
+      <w:r>
+        <w:rPr>
+          <w:rFonts w:hint="eastAsia" w:ascii="Times New Roman" w:hAnsi="Times New Roman" w:eastAsia="Times New Roman" w:cs="Times New Roman"/>
+        </w:rPr>
+        <w:t>：____。</w:t>
+      </w:r>
+    </w:p>
+    <w:p>
+      <w:pPr>
+        <w:numPr>
+          <w:ilvl w:val="0"/>
+          <w:numId w:val="1020"/>
+        </w:numPr>
+      </w:pPr>
+      <w:r>
+        <w:rPr>
+          <w:rFonts w:hint="eastAsia" w:ascii="Times New Roman" w:hAnsi="Times New Roman" w:eastAsia="FangSong" w:cs="Times New Roman"/>
+        </w:rPr>
+        <w:t>通过计算</w:t>
+      </w:r>
+      <w:r>
+        <w:rPr>
+          <w:rFonts w:hint="eastAsia" w:ascii="Times New Roman" w:hAnsi="Times New Roman" w:eastAsia="Times New Roman" w:cs="Times New Roman"/>
+        </w:rPr>
+        <w:t>，</w:t>
+      </w:r>
+      <w:r>
+        <w:rPr>
+          <w:rFonts w:hint="eastAsia" w:ascii="Times New Roman" w:hAnsi="Times New Roman" w:eastAsia="FangSong" w:cs="Times New Roman"/>
+        </w:rPr>
+        <w:t>确定</w:t>
+      </w:r>
+      <w:r>
+        <w:rPr>
+          <w:rFonts w:ascii="Times New Roman" w:hAnsi="Times New Roman" w:eastAsia="Times New Roman" w:cs="Times New Roman"/>
+        </w:rPr>
+        <w:t xml:space="preserve"> C</w:t>
+      </w:r>
+      <w:r>
+        <w:rPr>
+          <w:rFonts w:ascii="Times New Roman" w:hAnsi="Times New Roman" w:eastAsia="Times New Roman" w:cs="Times New Roman"/>
+          <w:vertAlign w:val="subscript"/>
+        </w:rPr>
+        <w:t>60</w:t>
+      </w:r>
+      <w:r>
+        <w:rPr>
+          <w:rFonts w:ascii="Times New Roman" w:hAnsi="Times New Roman" w:eastAsia="Times New Roman" w:cs="Times New Roman"/>
+        </w:rPr>
+        <w:t xml:space="preserve"> </w:t>
+      </w:r>
+      <w:r>
+        <w:rPr>
+          <w:rFonts w:hint="eastAsia" w:ascii="Times New Roman" w:hAnsi="Times New Roman" w:eastAsia="FangSong" w:cs="Times New Roman"/>
+        </w:rPr>
+        <w:t>分子所含单键数</w:t>
+      </w:r>
+      <w:r>
+        <w:rPr>
+          <w:rFonts w:hint="eastAsia" w:ascii="Times New Roman" w:hAnsi="Times New Roman" w:eastAsia="Times New Roman" w:cs="Times New Roman"/>
+        </w:rPr>
+        <w:t>。C</w:t>
+      </w:r>
+      <w:r>
+        <w:rPr>
+          <w:rFonts w:hint="eastAsia" w:ascii="Times New Roman" w:hAnsi="Times New Roman" w:eastAsia="Times New Roman" w:cs="Times New Roman"/>
+          <w:vertAlign w:val="subscript"/>
+        </w:rPr>
+        <w:t>60</w:t>
+      </w:r>
+      <w:r>
+        <w:rPr>
+          <w:rFonts w:ascii="Times New Roman" w:hAnsi="Times New Roman" w:eastAsia="Times New Roman" w:cs="Times New Roman"/>
+        </w:rPr>
+        <w:t xml:space="preserve"> </w:t>
+      </w:r>
+      <w:r>
+        <w:rPr>
+          <w:rFonts w:hint="eastAsia" w:ascii="Times New Roman" w:hAnsi="Times New Roman" w:eastAsia="FangSong" w:cs="Times New Roman"/>
+        </w:rPr>
+        <w:t>分子所含单键数为</w:t>
+      </w:r>
+      <w:r>
+        <w:rPr>
+          <w:rFonts w:hint="eastAsia" w:ascii="Times New Roman" w:hAnsi="Times New Roman" w:eastAsia="Times New Roman" w:cs="Times New Roman"/>
+        </w:rPr>
+        <w:t>____。</w:t>
+      </w:r>
+    </w:p>
+    <w:p>
+      <w:pPr>
+        <w:numPr>
+          <w:ilvl w:val="0"/>
+          <w:numId w:val="1020"/>
+        </w:numPr>
+      </w:pPr>
+      <w:r>
+        <w:rPr>
+          <w:rFonts w:hint="eastAsia" w:ascii="Times New Roman" w:hAnsi="Times New Roman" w:eastAsia="FangSong" w:cs="Times New Roman"/>
+        </w:rPr>
+        <w:t xml:space="preserve">在</w:t>
+      </w:r>
+      <w:r>
+        <w:rPr>
+          <w:rFonts w:ascii="Times New Roman" w:hAnsi="Times New Roman" w:eastAsia="Times New Roman" w:cs="Times New Roman"/>
+        </w:rPr>
+        <w:t xml:space="preserve"> C</w:t>
+      </w:r>
+      <w:r>
+        <w:rPr>
+          <w:rFonts w:ascii="Times New Roman" w:hAnsi="Times New Roman" w:eastAsia="Times New Roman" w:cs="Times New Roman"/>
+          <w:vertAlign w:val="subscript"/>
+        </w:rPr>
+        <w:t>60</w:t>
+      </w:r>
+      <w:r>
+        <w:rPr>
+          <w:rFonts w:ascii="Times New Roman" w:hAnsi="Times New Roman" w:eastAsia="Times New Roman" w:cs="Times New Roman"/>
+        </w:rPr>
+        <w:t xml:space="preserve"> </w:t>
+      </w:r>
+      <w:r>
+        <w:rPr>
+          <w:rFonts w:hint="eastAsia" w:ascii="Times New Roman" w:hAnsi="Times New Roman" w:eastAsia="FangSong" w:cs="Times New Roman"/>
+        </w:rPr>
+        <w:t>中</w:t>
+      </w:r>
+      <w:r>
+        <w:rPr>
+          <w:rFonts w:hint="eastAsia" w:ascii="Times New Roman" w:hAnsi="Times New Roman" w:eastAsia="Times New Roman" w:cs="Times New Roman"/>
+        </w:rPr>
+        <w:t>，</w:t>
+      </w:r>
+      <w:r>
+        <w:rPr>
+          <w:rFonts w:hint="eastAsia" w:ascii="Times New Roman" w:hAnsi="Times New Roman" w:eastAsia="FangSong" w:cs="Times New Roman"/>
+        </w:rPr>
+        <w:t>每个碳原子与几个六元环相连</w:t>
+      </w:r>
+      <w:r>
+        <w:rPr>
+          <w:rFonts w:hint="eastAsia" w:ascii="Times New Roman" w:hAnsi="Times New Roman" w:eastAsia="Times New Roman" w:cs="Times New Roman"/>
+        </w:rPr>
+        <w:t>？</w:t>
+      </w:r>
+      <w:r>
+        <w:rPr>
+          <w:rFonts w:hint="eastAsia" w:ascii="Times New Roman" w:hAnsi="Times New Roman" w:eastAsia="FangSong" w:cs="Times New Roman"/>
+        </w:rPr>
+        <w:t>与几个五元环相连</w:t>
+      </w:r>
+      <w:r>
+        <w:rPr>
+          <w:rFonts w:hint="eastAsia" w:ascii="Times New Roman" w:hAnsi="Times New Roman" w:eastAsia="Times New Roman" w:cs="Times New Roman"/>
+        </w:rPr>
+        <w:t>？</w:t>
+      </w:r>
+      <w:r>
+        <w:rPr>
+          <w:rFonts w:hint="eastAsia" w:ascii="Times New Roman" w:hAnsi="Times New Roman" w:eastAsia="FangSong" w:cs="Times New Roman"/>
+        </w:rPr>
+        <w:t>每个碳原子周围的</w:t>
+      </w:r>
+      <w:r>
+        <w:rPr>
+          <w:rFonts w:hint="eastAsia" w:ascii="Times New Roman" w:hAnsi="Times New Roman" w:eastAsia="Times New Roman" w:cs="Times New Roman"/>
+        </w:rPr>
+        <w:t>（</w:t>
+      </w:r>
+      <m:oMath>
+        <m:r>
+          <m:t>σ</m:t>
+        </m:r>
+      </m:oMath>
+      <w:r>
+        <w:rPr>
+          <w:rFonts w:ascii="Times New Roman" w:hAnsi="Times New Roman" w:eastAsia="Times New Roman" w:cs="Times New Roman"/>
+        </w:rPr>
+        <w:t xml:space="preserve"> </w:t>
+      </w:r>
+      <w:r>
+        <w:rPr>
+          <w:rFonts w:hint="eastAsia" w:ascii="Times New Roman" w:hAnsi="Times New Roman" w:eastAsia="FangSong" w:cs="Times New Roman"/>
+        </w:rPr>
+        <w:t>键</w:t>
+      </w:r>
+      <w:r>
+        <w:rPr>
+          <w:rFonts w:hint="eastAsia" w:ascii="Times New Roman" w:hAnsi="Times New Roman" w:eastAsia="Times New Roman" w:cs="Times New Roman"/>
+        </w:rPr>
+        <w:t>）</w:t>
+      </w:r>
+      <w:r>
+        <w:rPr>
+          <w:rFonts w:hint="eastAsia" w:ascii="Times New Roman" w:hAnsi="Times New Roman" w:eastAsia="FangSong" w:cs="Times New Roman"/>
+        </w:rPr>
+        <w:t>键角之和为多少度</w:t>
+      </w:r>
+      <w:r>
+        <w:rPr>
+          <w:rFonts w:hint="eastAsia" w:ascii="Times New Roman" w:hAnsi="Times New Roman" w:eastAsia="Times New Roman" w:cs="Times New Roman"/>
+        </w:rPr>
+        <w:t>？</w:t>
+      </w:r>
+      <w:r>
+        <w:rPr>
+          <w:rFonts w:hint="eastAsia" w:ascii="Times New Roman" w:hAnsi="Times New Roman" w:eastAsia="FangSong" w:cs="Times New Roman"/>
+        </w:rPr>
+        <w:t>平均</w:t>
+      </w:r>
+      <w:r>
+        <w:rPr>
+          <w:rFonts w:ascii="Times New Roman" w:hAnsi="Times New Roman" w:eastAsia="Times New Roman" w:cs="Times New Roman"/>
+        </w:rPr>
+        <w:t xml:space="preserve"> </w:t>
+      </w:r>
+      <m:oMath>
+        <m:r>
+          <m:rPr>
+            <m:sty m:val="p"/>
+          </m:rPr>
+          <m:t>∠</m:t>
+        </m:r>
+        <m:r>
+          <m:t>C</m:t>
+        </m:r>
+        <m:r>
+          <m:t>C</m:t>
+        </m:r>
+        <m:r>
+          <m:t>C</m:t>
+        </m:r>
+      </m:oMath>
+      <w:r>
+        <w:rPr>
+          <w:rFonts w:ascii="Times New Roman" w:hAnsi="Times New Roman" w:eastAsia="Times New Roman" w:cs="Times New Roman"/>
+        </w:rPr>
+        <w:t xml:space="preserve"> </w:t>
+      </w:r>
+      <w:r>
+        <w:rPr>
+          <w:rFonts w:hint="eastAsia" w:ascii="Times New Roman" w:hAnsi="Times New Roman" w:eastAsia="FangSong" w:cs="Times New Roman"/>
+        </w:rPr>
+        <w:t>键角为多少度</w:t>
+      </w:r>
+      <w:r>
+        <w:rPr>
+          <w:rFonts w:hint="eastAsia" w:ascii="Times New Roman" w:hAnsi="Times New Roman" w:eastAsia="Times New Roman" w:cs="Times New Roman"/>
+        </w:rPr>
+        <w:t>？</w:t>
+      </w:r>
+      <w:r>
+        <w:rPr>
+          <w:rFonts w:hint="eastAsia" w:ascii="Times New Roman" w:hAnsi="Times New Roman" w:eastAsia="FangSong" w:cs="Times New Roman"/>
+        </w:rPr>
+        <w:t>计算</w:t>
+      </w:r>
+      <w:r>
+        <w:rPr>
+          <w:rFonts w:ascii="Times New Roman" w:hAnsi="Times New Roman" w:eastAsia="Times New Roman" w:cs="Times New Roman"/>
+        </w:rPr>
+        <w:t xml:space="preserve"> C</w:t>
+      </w:r>
+      <w:r>
+        <w:rPr>
+          <w:rFonts w:ascii="Times New Roman" w:hAnsi="Times New Roman" w:eastAsia="Times New Roman" w:cs="Times New Roman"/>
+          <w:vertAlign w:val="subscript"/>
+        </w:rPr>
+        <w:t>60</w:t>
+      </w:r>
+      <w:r>
+        <w:rPr>
+          <w:rFonts w:ascii="Times New Roman" w:hAnsi="Times New Roman" w:eastAsia="Times New Roman" w:cs="Times New Roman"/>
+        </w:rPr>
+        <w:t xml:space="preserve"> </w:t>
+      </w:r>
+      <w:r>
+        <w:rPr>
+          <w:rFonts w:hint="eastAsia" w:ascii="Times New Roman" w:hAnsi="Times New Roman" w:eastAsia="FangSong" w:cs="Times New Roman"/>
+        </w:rPr>
+        <w:t>中碳原子的杂化态</w:t>
+      </w:r>
+      <w:r>
+        <w:rPr>
+          <w:rFonts w:hint="eastAsia" w:ascii="Times New Roman" w:hAnsi="Times New Roman" w:eastAsia="Times New Roman" w:cs="Times New Roman"/>
+        </w:rPr>
+        <w:t>？</w:t>
+      </w:r>
+    </w:p>
+    <w:p>
+      <w:pPr>
+        <w:numPr>
+          <w:ilvl w:val="0"/>
+          <w:numId w:val="1020"/>
+        </w:numPr>
+      </w:pPr>
+      <w:r>
+        <w:rPr>
+          <w:rFonts w:ascii="Times New Roman" w:hAnsi="Times New Roman" w:eastAsia="Times New Roman" w:cs="Times New Roman"/>
+        </w:rPr>
+        <w:t>C</w:t>
+      </w:r>
+      <w:r>
+        <w:rPr>
+          <w:rFonts w:ascii="Times New Roman" w:hAnsi="Times New Roman" w:eastAsia="Times New Roman" w:cs="Times New Roman"/>
+          <w:vertAlign w:val="subscript"/>
+        </w:rPr>
+        <w:t>70</w:t>
+      </w:r>
+      <w:r>
+        <w:rPr>
+          <w:rFonts w:ascii="Times New Roman" w:hAnsi="Times New Roman" w:eastAsia="Times New Roman" w:cs="Times New Roman"/>
+        </w:rPr>
+        <w:t xml:space="preserve"> </w:t>
+      </w:r>
+      <w:r>
+        <w:rPr>
+          <w:rFonts w:hint="eastAsia" w:ascii="Times New Roman" w:hAnsi="Times New Roman" w:eastAsia="FangSong" w:cs="Times New Roman"/>
+        </w:rPr>
+        <w:t>分子也已制得</w:t>
+      </w:r>
+      <w:r>
+        <w:rPr>
+          <w:rFonts w:hint="eastAsia" w:ascii="Times New Roman" w:hAnsi="Times New Roman" w:eastAsia="Times New Roman" w:cs="Times New Roman"/>
+        </w:rPr>
+        <w:t>，</w:t>
+      </w:r>
+      <w:r>
+        <w:rPr>
+          <w:rFonts w:hint="eastAsia" w:ascii="Times New Roman" w:hAnsi="Times New Roman" w:eastAsia="FangSong" w:cs="Times New Roman"/>
+        </w:rPr>
+        <w:t>它的分子结构模型可以与</w:t>
+      </w:r>
+      <w:r>
+        <w:rPr>
+          <w:rFonts w:ascii="Times New Roman" w:hAnsi="Times New Roman" w:eastAsia="Times New Roman" w:cs="Times New Roman"/>
+        </w:rPr>
+        <w:t xml:space="preserve"> C</w:t>
+      </w:r>
+      <w:r>
+        <w:rPr>
+          <w:rFonts w:ascii="Times New Roman" w:hAnsi="Times New Roman" w:eastAsia="Times New Roman" w:cs="Times New Roman"/>
+          <w:vertAlign w:val="subscript"/>
+        </w:rPr>
+        <w:t>60</w:t>
+      </w:r>
+      <w:r>
+        <w:rPr>
+          <w:rFonts w:ascii="Times New Roman" w:hAnsi="Times New Roman" w:eastAsia="Times New Roman" w:cs="Times New Roman"/>
+        </w:rPr>
+        <w:t xml:space="preserve"> </w:t>
+      </w:r>
+      <w:r>
+        <w:rPr>
+          <w:rFonts w:hint="eastAsia" w:ascii="Times New Roman" w:hAnsi="Times New Roman" w:eastAsia="FangSong" w:cs="Times New Roman"/>
+        </w:rPr>
+        <w:t>同样考虑而推知</w:t>
+      </w:r>
+      <w:r>
+        <w:rPr>
+          <w:rFonts w:hint="eastAsia" w:ascii="Times New Roman" w:hAnsi="Times New Roman" w:eastAsia="Times New Roman" w:cs="Times New Roman"/>
+        </w:rPr>
+        <w:t>。</w:t>
+      </w:r>
+      <w:r>
+        <w:rPr>
+          <w:rFonts w:hint="eastAsia" w:ascii="Times New Roman" w:hAnsi="Times New Roman" w:eastAsia="FangSong" w:cs="Times New Roman"/>
+        </w:rPr>
+        <w:t>通过计算确定</w:t>
+      </w:r>
+      <w:r>
+        <w:rPr>
+          <w:rFonts w:ascii="Times New Roman" w:hAnsi="Times New Roman" w:eastAsia="Times New Roman" w:cs="Times New Roman"/>
+        </w:rPr>
+        <w:t xml:space="preserve"> C</w:t>
+      </w:r>
+      <w:r>
+        <w:rPr>
+          <w:rFonts w:ascii="Times New Roman" w:hAnsi="Times New Roman" w:eastAsia="Times New Roman" w:cs="Times New Roman"/>
+          <w:vertAlign w:val="subscript"/>
+        </w:rPr>
+        <w:t>70</w:t>
+      </w:r>
+      <w:r>
+        <w:rPr>
+          <w:rFonts w:ascii="Times New Roman" w:hAnsi="Times New Roman" w:eastAsia="Times New Roman" w:cs="Times New Roman"/>
+        </w:rPr>
+        <w:t xml:space="preserve"> </w:t>
+      </w:r>
+      <w:r>
+        <w:rPr>
+          <w:rFonts w:hint="eastAsia" w:ascii="Times New Roman" w:hAnsi="Times New Roman" w:eastAsia="FangSong" w:cs="Times New Roman"/>
+        </w:rPr>
+        <w:t>分子中五边形和六边形的数目</w:t>
+      </w:r>
+      <w:r>
+        <w:rPr>
+          <w:rFonts w:hint="eastAsia" w:ascii="Times New Roman" w:hAnsi="Times New Roman" w:eastAsia="Times New Roman" w:cs="Times New Roman"/>
+        </w:rPr>
+        <w:t>。C</w:t>
+      </w:r>
+      <w:r>
+        <w:rPr>
+          <w:rFonts w:hint="eastAsia" w:ascii="Times New Roman" w:hAnsi="Times New Roman" w:eastAsia="Times New Roman" w:cs="Times New Roman"/>
+          <w:vertAlign w:val="subscript"/>
+        </w:rPr>
+        <w:t>70</w:t>
+      </w:r>
+      <w:r>
+        <w:rPr>
+          <w:rFonts w:ascii="Times New Roman" w:hAnsi="Times New Roman" w:eastAsia="Times New Roman" w:cs="Times New Roman"/>
+        </w:rPr>
+        <w:t xml:space="preserve"> </w:t>
+      </w:r>
+      <w:r>
+        <w:rPr>
+          <w:rFonts w:hint="eastAsia" w:ascii="Times New Roman" w:hAnsi="Times New Roman" w:eastAsia="FangSong" w:cs="Times New Roman"/>
+        </w:rPr>
+        <w:t>分子中所含五边形数为</w:t>
+      </w:r>
+      <w:r>
+        <w:rPr>
+          <w:rFonts w:hint="eastAsia" w:ascii="Times New Roman" w:hAnsi="Times New Roman" w:eastAsia="Times New Roman" w:cs="Times New Roman"/>
+        </w:rPr>
+        <w:t>____，</w:t>
+      </w:r>
+      <w:r>
+        <w:rPr>
+          <w:rFonts w:hint="eastAsia" w:ascii="Times New Roman" w:hAnsi="Times New Roman" w:eastAsia="FangSong" w:cs="Times New Roman"/>
+        </w:rPr>
+        <w:t>六边形数为</w:t>
+      </w:r>
+      <w:r>
+        <w:rPr>
+          <w:rFonts w:hint="eastAsia" w:ascii="Times New Roman" w:hAnsi="Times New Roman" w:eastAsia="Times New Roman" w:cs="Times New Roman"/>
+        </w:rPr>
+        <w:t>____。C—C</w:t>
+      </w:r>
+      <w:r>
+        <w:rPr>
+          <w:rFonts w:ascii="Times New Roman" w:hAnsi="Times New Roman" w:eastAsia="Times New Roman" w:cs="Times New Roman"/>
+        </w:rPr>
+        <w:t xml:space="preserve"> </w:t>
+      </w:r>
+      <w:r>
+        <w:rPr>
+          <w:rFonts w:hint="eastAsia" w:ascii="Times New Roman" w:hAnsi="Times New Roman" w:eastAsia="FangSong" w:cs="Times New Roman"/>
+        </w:rPr>
+        <w:t>键数为</w:t>
+      </w:r>
+      <w:r>
+        <w:rPr>
+          <w:rFonts w:hint="eastAsia" w:ascii="Times New Roman" w:hAnsi="Times New Roman" w:eastAsia="Times New Roman" w:cs="Times New Roman"/>
+        </w:rPr>
+        <w:t>____；C=C</w:t>
+      </w:r>
+      <w:r>
+        <w:rPr>
+          <w:rFonts w:ascii="Times New Roman" w:hAnsi="Times New Roman" w:eastAsia="Times New Roman" w:cs="Times New Roman"/>
+        </w:rPr>
+        <w:t xml:space="preserve"> </w:t>
+      </w:r>
+      <w:r>
+        <w:rPr>
+          <w:rFonts w:hint="eastAsia" w:ascii="Times New Roman" w:hAnsi="Times New Roman" w:eastAsia="FangSong" w:cs="Times New Roman"/>
+        </w:rPr>
+        <w:t>键数为</w:t>
+      </w:r>
+      <w:r>
+        <w:rPr>
+          <w:rFonts w:hint="eastAsia" w:ascii="Times New Roman" w:hAnsi="Times New Roman" w:eastAsia="Times New Roman" w:cs="Times New Roman"/>
+        </w:rPr>
+        <w:t>____。</w:t>
+      </w:r>
+    </w:p>
+    <w:p>
+      <w:pPr>
+        <w:numPr>
+          <w:ilvl w:val="0"/>
+          <w:numId w:val="1020"/>
+        </w:numPr>
+      </w:pPr>
+      <w:r>
+        <w:rPr>
+          <w:rFonts w:hint="eastAsia" w:ascii="Times New Roman" w:hAnsi="Times New Roman" w:eastAsia="FangSong" w:cs="Times New Roman"/>
+        </w:rPr>
+        <w:t>近年来</w:t>
+      </w:r>
+      <w:r>
+        <w:rPr>
+          <w:rFonts w:hint="eastAsia" w:ascii="Times New Roman" w:hAnsi="Times New Roman" w:eastAsia="Times New Roman" w:cs="Times New Roman"/>
+        </w:rPr>
+        <w:t>，</w:t>
+      </w:r>
+      <w:r>
+        <w:rPr>
+          <w:rFonts w:hint="eastAsia" w:ascii="Times New Roman" w:hAnsi="Times New Roman" w:eastAsia="FangSong" w:cs="Times New Roman"/>
+        </w:rPr>
+        <w:t>科学家们发现由</w:t>
+      </w:r>
+      <w:r>
+        <w:rPr>
+          <w:rFonts w:ascii="Times New Roman" w:hAnsi="Times New Roman" w:eastAsia="Times New Roman" w:cs="Times New Roman"/>
+        </w:rPr>
+        <w:t xml:space="preserve"> 100 </w:t>
+      </w:r>
+      <w:r>
+        <w:rPr>
+          <w:rFonts w:hint="eastAsia" w:ascii="Times New Roman" w:hAnsi="Times New Roman" w:eastAsia="FangSong" w:cs="Times New Roman"/>
+        </w:rPr>
+        <w:t xml:space="preserve">个碳原子构成一个具有完美对称性的</w:t>
+      </w:r>
+      <w:r>
+        <w:rPr>
+          <w:rFonts w:ascii="Times New Roman" w:hAnsi="Times New Roman" w:eastAsia="Times New Roman" w:cs="Times New Roman"/>
+        </w:rPr>
+        <w:t xml:space="preserve"> C</w:t>
+      </w:r>
+      <w:r>
+        <w:rPr>
+          <w:rFonts w:ascii="Times New Roman" w:hAnsi="Times New Roman" w:eastAsia="Times New Roman" w:cs="Times New Roman"/>
+          <w:vertAlign w:val="subscript"/>
+        </w:rPr>
+        <w:t>100</w:t>
+      </w:r>
+      <w:r>
+        <w:rPr>
+          <w:rFonts w:ascii="Times New Roman" w:hAnsi="Times New Roman" w:eastAsia="Times New Roman" w:cs="Times New Roman"/>
+        </w:rPr>
+        <w:t xml:space="preserve"> </w:t>
+      </w:r>
+      <w:r>
+        <w:rPr>
+          <w:rFonts w:hint="eastAsia" w:ascii="Times New Roman" w:hAnsi="Times New Roman" w:eastAsia="FangSong" w:cs="Times New Roman"/>
+        </w:rPr>
+        <w:t>原子团</w:t>
+      </w:r>
+      <w:r>
+        <w:rPr>
+          <w:rFonts w:hint="eastAsia" w:ascii="Times New Roman" w:hAnsi="Times New Roman" w:eastAsia="Times New Roman" w:cs="Times New Roman"/>
+        </w:rPr>
+        <w:t>，</w:t>
+      </w:r>
+      <w:r>
+        <w:rPr>
+          <w:rFonts w:hint="eastAsia" w:ascii="Times New Roman" w:hAnsi="Times New Roman" w:eastAsia="FangSong" w:cs="Times New Roman"/>
+        </w:rPr>
+        <w:t>其中每个碳原子仍可形成四个化学键</w:t>
+      </w:r>
+      <w:r>
+        <w:rPr>
+          <w:rFonts w:hint="eastAsia" w:ascii="Times New Roman" w:hAnsi="Times New Roman" w:eastAsia="Times New Roman" w:cs="Times New Roman"/>
+        </w:rPr>
+        <w:t>。</w:t>
+      </w:r>
+      <w:r>
+        <w:rPr>
+          <w:rFonts w:hint="eastAsia" w:ascii="Times New Roman" w:hAnsi="Times New Roman" w:eastAsia="FangSong" w:cs="Times New Roman"/>
+        </w:rPr>
+        <w:t>最内部是由</w:t>
+      </w:r>
+      <w:r>
+        <w:rPr>
+          <w:rFonts w:ascii="Times New Roman" w:hAnsi="Times New Roman" w:eastAsia="Times New Roman" w:cs="Times New Roman"/>
+        </w:rPr>
+        <w:t xml:space="preserve"> 20 </w:t>
+      </w:r>
+      <w:r>
+        <w:rPr>
+          <w:rFonts w:hint="eastAsia" w:ascii="Times New Roman" w:hAnsi="Times New Roman" w:eastAsia="FangSong" w:cs="Times New Roman"/>
+        </w:rPr>
+        <w:t xml:space="preserve">个</w:t>
+      </w:r>
+      <w:r>
+        <w:rPr>
+          <w:rFonts w:ascii="Times New Roman" w:hAnsi="Times New Roman" w:eastAsia="Times New Roman" w:cs="Times New Roman"/>
+        </w:rPr>
+        <w:t xml:space="preserve"> C </w:t>
+      </w:r>
+      <w:r>
+        <w:rPr>
+          <w:rFonts w:hint="eastAsia" w:ascii="Times New Roman" w:hAnsi="Times New Roman" w:eastAsia="FangSong" w:cs="Times New Roman"/>
+        </w:rPr>
+        <w:t>原子构成的正十二面体</w:t>
+      </w:r>
+      <w:r>
+        <w:rPr>
+          <w:rFonts w:hint="eastAsia" w:ascii="Times New Roman" w:hAnsi="Times New Roman" w:eastAsia="Times New Roman" w:cs="Times New Roman"/>
+        </w:rPr>
+        <w:t>，</w:t>
+      </w:r>
+      <w:r>
+        <w:rPr>
+          <w:rFonts w:hint="eastAsia" w:ascii="Times New Roman" w:hAnsi="Times New Roman" w:eastAsia="FangSong" w:cs="Times New Roman"/>
+        </w:rPr>
+        <w:t>外层的</w:t>
+      </w:r>
+      <w:r>
+        <w:rPr>
+          <w:rFonts w:ascii="Times New Roman" w:hAnsi="Times New Roman" w:eastAsia="Times New Roman" w:cs="Times New Roman"/>
+        </w:rPr>
+        <w:t xml:space="preserve"> 60 </w:t>
+      </w:r>
+      <w:r>
+        <w:rPr>
+          <w:rFonts w:hint="eastAsia" w:ascii="Times New Roman" w:hAnsi="Times New Roman" w:eastAsia="FangSong" w:cs="Times New Roman"/>
+        </w:rPr>
+        <w:t xml:space="preserve">个</w:t>
+      </w:r>
+      <w:r>
+        <w:rPr>
+          <w:rFonts w:ascii="Times New Roman" w:hAnsi="Times New Roman" w:eastAsia="Times New Roman" w:cs="Times New Roman"/>
+        </w:rPr>
+        <w:t xml:space="preserve"> C </w:t>
+      </w:r>
+      <w:r>
+        <w:rPr>
+          <w:rFonts w:hint="eastAsia" w:ascii="Times New Roman" w:hAnsi="Times New Roman" w:eastAsia="FangSong" w:cs="Times New Roman"/>
+        </w:rPr>
+        <w:t xml:space="preserve">原子形成</w:t>
+      </w:r>
+      <w:r>
+        <w:rPr>
+          <w:rFonts w:ascii="Times New Roman" w:hAnsi="Times New Roman" w:eastAsia="Times New Roman" w:cs="Times New Roman"/>
+        </w:rPr>
+        <w:t xml:space="preserve"> 12 </w:t>
+      </w:r>
+      <w:r>
+        <w:rPr>
+          <w:rFonts w:hint="eastAsia" w:ascii="Times New Roman" w:hAnsi="Times New Roman" w:eastAsia="FangSong" w:cs="Times New Roman"/>
+        </w:rPr>
+        <w:t>个分立的正五边形</w:t>
+      </w:r>
+      <w:r>
+        <w:rPr>
+          <w:rFonts w:hint="eastAsia" w:ascii="Times New Roman" w:hAnsi="Times New Roman" w:eastAsia="Times New Roman" w:cs="Times New Roman"/>
+        </w:rPr>
+        <w:t>，</w:t>
+      </w:r>
+      <w:r>
+        <w:rPr>
+          <w:rFonts w:hint="eastAsia" w:ascii="Times New Roman" w:hAnsi="Times New Roman" w:eastAsia="FangSong" w:cs="Times New Roman"/>
+        </w:rPr>
+        <w:t>处于中间层次的将内外层碳原子连接在一起</w:t>
+      </w:r>
+      <w:r>
+        <w:rPr>
+          <w:rFonts w:hint="eastAsia" w:ascii="Times New Roman" w:hAnsi="Times New Roman" w:eastAsia="Times New Roman" w:cs="Times New Roman"/>
+        </w:rPr>
+        <w:t>，</w:t>
+      </w:r>
+      <w:r>
+        <w:rPr>
+          <w:rFonts w:hint="eastAsia" w:ascii="Times New Roman" w:hAnsi="Times New Roman" w:eastAsia="FangSong" w:cs="Times New Roman"/>
+        </w:rPr>
+        <w:t>当它与氢气和氟气形成分子时</w:t>
+      </w:r>
+      <w:r>
+        <w:rPr>
+          <w:rFonts w:hint="eastAsia" w:ascii="Times New Roman" w:hAnsi="Times New Roman" w:eastAsia="Times New Roman" w:cs="Times New Roman"/>
+        </w:rPr>
+        <w:t>，</w:t>
+      </w:r>
+      <w:r>
+        <w:rPr>
+          <w:rFonts w:hint="eastAsia" w:ascii="Times New Roman" w:hAnsi="Times New Roman" w:eastAsia="FangSong" w:cs="Times New Roman"/>
+        </w:rPr>
+        <w:t>其分子式分别是什么</w:t>
+      </w:r>
+      <w:r>
+        <w:rPr>
+          <w:rFonts w:hint="eastAsia" w:ascii="Times New Roman" w:hAnsi="Times New Roman" w:eastAsia="Times New Roman" w:cs="Times New Roman"/>
+        </w:rPr>
+        <w:t>？（</w:t>
+      </w:r>
+      <w:r>
+        <w:rPr>
+          <w:rFonts w:hint="eastAsia" w:ascii="Times New Roman" w:hAnsi="Times New Roman" w:eastAsia="FangSong" w:cs="Times New Roman"/>
+        </w:rPr>
+        <w:t>根据</w:t>
+      </w:r>
+      <w:r>
+        <w:rPr>
+          <w:rFonts w:ascii="Times New Roman" w:hAnsi="Times New Roman" w:eastAsia="Times New Roman" w:cs="Times New Roman"/>
+        </w:rPr>
+        <w:t xml:space="preserve"> 1997 </w:t>
+      </w:r>
+      <w:r>
+        <w:rPr>
+          <w:rFonts w:hint="eastAsia" w:ascii="Times New Roman" w:hAnsi="Times New Roman" w:eastAsia="FangSong" w:cs="Times New Roman"/>
+        </w:rPr>
+        <w:t>年高考化学试题改编</w:t>
+      </w:r>
+      <w:r>
+        <w:rPr>
+          <w:rFonts w:hint="eastAsia" w:ascii="Times New Roman" w:hAnsi="Times New Roman" w:eastAsia="Times New Roman" w:cs="Times New Roman"/>
+        </w:rPr>
+        <w:t>）</w:t>
+      </w:r>
+    </w:p>
+    <w:p>
+      <w:pPr>
+        <w:spacing w:before="160" w:after="80"/>
+      </w:pPr>
+      <w:r>
+        <w:pict>
+          <v:rect style="width:0;height:1.5pt" o:hralign="center" o:hrstd="t" o:hr="t"/>
+        </w:pict>
+      </w:r>
+    </w:p>
+    <w:bookmarkEnd w:id="124"/>
+    <w:bookmarkStart w:id="125" w:name="一分册-l9对例1-过硼酸盐x-y-z2阴离子结构"/>
+    <w:p>
+      <w:pPr>
+        <w:pStyle w:val="Heading2"/>
+        <w:spacing w:before="280" w:after="80"/>
+        <w:keepNext/>
+      </w:pPr>
+      <w:r>
+        <w:rPr>
+          <w:rFonts w:ascii="Times New Roman" w:hAnsi="Times New Roman" w:eastAsia="Times New Roman" w:cs="Times New Roman"/>
+        </w:rPr>
+        <w:t xml:space="preserve">2.90 </w:t>
+      </w:r>
+      <w:r>
+        <w:rPr>
+          <w:rFonts w:hint="eastAsia" w:ascii="Times New Roman" w:hAnsi="Times New Roman" w:eastAsia="SimHei" w:cs="Times New Roman"/>
+        </w:rPr>
+        <w:t>一分册</w:t>
+      </w:r>
+      <w:r>
+        <w:rPr>
+          <w:rFonts w:hint="eastAsia" w:ascii="Times New Roman" w:hAnsi="Times New Roman" w:eastAsia="Times New Roman" w:cs="Times New Roman"/>
+        </w:rPr>
+        <w:t>-L9</w:t>
+      </w:r>
+      <w:r>
+        <w:rPr>
+          <w:rFonts w:hint="eastAsia" w:ascii="Times New Roman" w:hAnsi="Times New Roman" w:eastAsia="SimHei" w:cs="Times New Roman"/>
+        </w:rPr>
+        <w:t>对例</w:t>
+      </w:r>
+      <w:r>
+        <w:rPr>
+          <w:rFonts w:hint="eastAsia" w:ascii="Times New Roman" w:hAnsi="Times New Roman" w:eastAsia="Times New Roman" w:cs="Times New Roman"/>
+        </w:rPr>
+        <w:t>1-</w:t>
+      </w:r>
+      <w:r>
+        <w:rPr>
+          <w:rFonts w:hint="eastAsia" w:ascii="Times New Roman" w:hAnsi="Times New Roman" w:eastAsia="SimHei" w:cs="Times New Roman"/>
+        </w:rPr>
+        <w:t>过硼酸盐</w:t>
+      </w:r>
+      <w:r>
+        <w:rPr>
+          <w:rFonts w:hint="eastAsia" w:ascii="Times New Roman" w:hAnsi="Times New Roman" w:eastAsia="Times New Roman" w:cs="Times New Roman"/>
+        </w:rPr>
+        <w:t>X-Y-Z2</w:t>
+      </w:r>
+      <w:r>
+        <w:rPr>
+          <w:rFonts w:hint="eastAsia" w:ascii="Times New Roman" w:hAnsi="Times New Roman" w:eastAsia="SimHei" w:cs="Times New Roman"/>
+        </w:rPr>
+        <w:t>阴离子结构</w:t>
+      </w:r>
+    </w:p>
+    <w:p>
+      <w:pPr>
+        <w:pStyle w:val="FirstParagraph"/>
+      </w:pPr>
+      <w:r>
+        <w:rPr>
+          <w:rFonts w:hint="eastAsia" w:ascii="Times New Roman" w:hAnsi="Times New Roman" w:eastAsia="FangSong" w:cs="Times New Roman"/>
+        </w:rPr>
+        <w:t xml:space="preserve">在</w:t>
+      </w:r>
+      <w:r>
+        <w:rPr>
+          <w:rFonts w:ascii="Times New Roman" w:hAnsi="Times New Roman" w:eastAsia="Times New Roman" w:cs="Times New Roman"/>
+        </w:rPr>
+        <w:t xml:space="preserve"> </w:t>
+      </w:r>
+      <m:oMath>
+        <m:r>
+          <m:t>30</m:t>
+        </m:r>
+        <m:r>
+          <m:rPr>
+            <m:sty m:val="p"/>
+          </m:rPr>
+          <m:t>°</m:t>
+        </m:r>
+        <m:r>
+          <m:t>C</m:t>
+        </m:r>
+      </m:oMath>
+      <w:r>
+        <w:rPr>
+          <w:rFonts w:ascii="Times New Roman" w:hAnsi="Times New Roman" w:eastAsia="Times New Roman" w:cs="Times New Roman"/>
+        </w:rPr>
+        <w:t xml:space="preserve"> </w:t>
+      </w:r>
+      <w:r>
+        <w:rPr>
+          <w:rFonts w:hint="eastAsia" w:ascii="Times New Roman" w:hAnsi="Times New Roman" w:eastAsia="FangSong" w:cs="Times New Roman"/>
+        </w:rPr>
+        <w:t>以下</w:t>
+      </w:r>
+      <w:r>
+        <w:rPr>
+          <w:rFonts w:hint="eastAsia" w:ascii="Times New Roman" w:hAnsi="Times New Roman" w:eastAsia="Times New Roman" w:cs="Times New Roman"/>
+        </w:rPr>
+        <w:t>，</w:t>
+      </w:r>
+      <w:r>
+        <w:rPr>
+          <w:rFonts w:hint="eastAsia" w:ascii="Times New Roman" w:hAnsi="Times New Roman" w:eastAsia="FangSong" w:cs="Times New Roman"/>
+        </w:rPr>
+        <w:t>将过氧化氢加到硼酸和氢氧化钠的混合溶液中</w:t>
+      </w:r>
+      <w:r>
+        <w:rPr>
+          <w:rFonts w:hint="eastAsia" w:ascii="Times New Roman" w:hAnsi="Times New Roman" w:eastAsia="Times New Roman" w:cs="Times New Roman"/>
+        </w:rPr>
+        <w:t>，</w:t>
+      </w:r>
+      <w:r>
+        <w:rPr>
+          <w:rFonts w:hint="eastAsia" w:ascii="Times New Roman" w:hAnsi="Times New Roman" w:eastAsia="FangSong" w:cs="Times New Roman"/>
+        </w:rPr>
+        <w:t>析出一种无色晶体</w:t>
+      </w:r>
+      <w:r>
+        <w:rPr>
+          <w:rFonts w:ascii="Times New Roman" w:hAnsi="Times New Roman" w:eastAsia="Times New Roman" w:cs="Times New Roman"/>
+        </w:rPr>
+        <w:t xml:space="preserve"> </w:t>
+      </w:r>
+      <w:r>
+        <w:rPr>
+          <w:rFonts w:hint="eastAsia" w:ascii="Times New Roman" w:hAnsi="Times New Roman" w:eastAsia="Times New Roman" w:cs="Times New Roman"/>
+        </w:rPr>
+        <w:t>X。</w:t>
+      </w:r>
+      <w:r>
+        <w:rPr>
+          <w:rFonts w:hint="eastAsia" w:ascii="Times New Roman" w:hAnsi="Times New Roman" w:eastAsia="FangSong" w:cs="Times New Roman"/>
+        </w:rPr>
+        <w:t>组成分析证实</w:t>
+      </w:r>
+      <w:r>
+        <w:rPr>
+          <w:rFonts w:hint="eastAsia" w:ascii="Times New Roman" w:hAnsi="Times New Roman" w:eastAsia="Times New Roman" w:cs="Times New Roman"/>
+        </w:rPr>
+        <w:t>，</w:t>
+      </w:r>
+      <w:r>
+        <w:rPr>
+          <w:rFonts w:hint="eastAsia" w:ascii="Times New Roman" w:hAnsi="Times New Roman" w:eastAsia="FangSong" w:cs="Times New Roman"/>
+        </w:rPr>
+        <w:t>该晶体的质量组成为</w:t>
+      </w:r>
+      <w:r>
+        <w:rPr>
+          <w:rFonts w:ascii="Times New Roman" w:hAnsi="Times New Roman" w:eastAsia="Times New Roman" w:cs="Times New Roman"/>
+        </w:rPr>
+        <w:t xml:space="preserve"> Na </w:t>
+      </w:r>
+      <w:r>
+        <w:rPr>
+          <w:rFonts w:hint="eastAsia" w:ascii="Times New Roman" w:hAnsi="Times New Roman" w:eastAsia="Times New Roman" w:cs="Times New Roman"/>
+        </w:rPr>
+        <w:t xml:space="preserve">14.90%，B</w:t>
+      </w:r>
+      <w:r>
+        <w:rPr>
+          <w:rFonts w:ascii="Times New Roman" w:hAnsi="Times New Roman" w:eastAsia="Times New Roman" w:cs="Times New Roman"/>
+        </w:rPr>
+        <w:t xml:space="preserve"> </w:t>
+      </w:r>
+      <w:r>
+        <w:rPr>
+          <w:rFonts w:hint="eastAsia" w:ascii="Times New Roman" w:hAnsi="Times New Roman" w:eastAsia="Times New Roman" w:cs="Times New Roman"/>
+        </w:rPr>
+        <w:t xml:space="preserve">7.03%，H</w:t>
+      </w:r>
+      <w:r>
+        <w:rPr>
+          <w:rFonts w:ascii="Times New Roman" w:hAnsi="Times New Roman" w:eastAsia="Times New Roman" w:cs="Times New Roman"/>
+        </w:rPr>
+        <w:t xml:space="preserve"> </w:t>
+      </w:r>
+      <w:r>
+        <w:rPr>
+          <w:rFonts w:hint="eastAsia" w:ascii="Times New Roman" w:hAnsi="Times New Roman" w:eastAsia="Times New Roman" w:cs="Times New Roman"/>
+        </w:rPr>
+        <w:t>5.24%。</w:t>
+      </w:r>
+      <w:r>
+        <w:rPr>
+          <w:rFonts w:hint="eastAsia" w:ascii="Times New Roman" w:hAnsi="Times New Roman" w:eastAsia="FangSong" w:cs="Times New Roman"/>
+        </w:rPr>
+        <w:t>加热</w:t>
+      </w:r>
+      <w:r>
+        <w:rPr>
+          <w:rFonts w:ascii="Times New Roman" w:hAnsi="Times New Roman" w:eastAsia="Times New Roman" w:cs="Times New Roman"/>
+        </w:rPr>
+        <w:t xml:space="preserve"> </w:t>
+      </w:r>
+      <w:r>
+        <w:rPr>
+          <w:rFonts w:hint="eastAsia" w:ascii="Times New Roman" w:hAnsi="Times New Roman" w:eastAsia="Times New Roman" w:cs="Times New Roman"/>
+        </w:rPr>
+        <w:t>X，</w:t>
+      </w:r>
+      <w:r>
+        <w:rPr>
+          <w:rFonts w:hint="eastAsia" w:ascii="Times New Roman" w:hAnsi="Times New Roman" w:eastAsia="FangSong" w:cs="Times New Roman"/>
+        </w:rPr>
+        <w:t>得无色晶体</w:t>
+      </w:r>
+      <w:r>
+        <w:rPr>
+          <w:rFonts w:ascii="Times New Roman" w:hAnsi="Times New Roman" w:eastAsia="Times New Roman" w:cs="Times New Roman"/>
+        </w:rPr>
+        <w:t xml:space="preserve"> Y。Y </w:t>
+      </w:r>
+      <w:r>
+        <w:rPr>
+          <w:rFonts w:hint="eastAsia" w:ascii="Times New Roman" w:hAnsi="Times New Roman" w:eastAsia="FangSong" w:cs="Times New Roman"/>
+        </w:rPr>
+        <w:t xml:space="preserve">含</w:t>
+      </w:r>
+      <w:r>
+        <w:rPr>
+          <w:rFonts w:ascii="Times New Roman" w:hAnsi="Times New Roman" w:eastAsia="Times New Roman" w:cs="Times New Roman"/>
+        </w:rPr>
+        <w:t xml:space="preserve"> Na </w:t>
+      </w:r>
+      <w:r>
+        <w:rPr>
+          <w:rFonts w:hint="eastAsia" w:ascii="Times New Roman" w:hAnsi="Times New Roman" w:eastAsia="Times New Roman" w:cs="Times New Roman"/>
+        </w:rPr>
+        <w:t>23.0%，</w:t>
+      </w:r>
+      <w:r>
+        <w:rPr>
+          <w:rFonts w:hint="eastAsia" w:ascii="Times New Roman" w:hAnsi="Times New Roman" w:eastAsia="FangSong" w:cs="Times New Roman"/>
+        </w:rPr>
+        <w:t>是一种温和的氧化剂</w:t>
+      </w:r>
+      <w:r>
+        <w:rPr>
+          <w:rFonts w:hint="eastAsia" w:ascii="Times New Roman" w:hAnsi="Times New Roman" w:eastAsia="Times New Roman" w:cs="Times New Roman"/>
+        </w:rPr>
+        <w:t>，</w:t>
+      </w:r>
+      <w:r>
+        <w:rPr>
+          <w:rFonts w:hint="eastAsia" w:ascii="Times New Roman" w:hAnsi="Times New Roman" w:eastAsia="FangSong" w:cs="Times New Roman"/>
+        </w:rPr>
+        <w:t>常温下在干燥空气里稳定</w:t>
+      </w:r>
+      <w:r>
+        <w:rPr>
+          <w:rFonts w:hint="eastAsia" w:ascii="Times New Roman" w:hAnsi="Times New Roman" w:eastAsia="Times New Roman" w:cs="Times New Roman"/>
+        </w:rPr>
+        <w:t>，</w:t>
+      </w:r>
+      <w:r>
+        <w:rPr>
+          <w:rFonts w:hint="eastAsia" w:ascii="Times New Roman" w:hAnsi="Times New Roman" w:eastAsia="FangSong" w:cs="Times New Roman"/>
+        </w:rPr>
+        <w:t>但在潮湿热空气中分解放氧</w:t>
+      </w:r>
+      <w:r>
+        <w:rPr>
+          <w:rFonts w:hint="eastAsia" w:ascii="Times New Roman" w:hAnsi="Times New Roman" w:eastAsia="Times New Roman" w:cs="Times New Roman"/>
+        </w:rPr>
+        <w:t>，</w:t>
+      </w:r>
+      <w:r>
+        <w:rPr>
+          <w:rFonts w:hint="eastAsia" w:ascii="Times New Roman" w:hAnsi="Times New Roman" w:eastAsia="FangSong" w:cs="Times New Roman"/>
+        </w:rPr>
+        <w:t>广泛用作洗涤剂</w:t>
+      </w:r>
+      <w:r>
+        <w:rPr>
+          <w:rFonts w:hint="eastAsia" w:ascii="Times New Roman" w:hAnsi="Times New Roman" w:eastAsia="Times New Roman" w:cs="Times New Roman"/>
+        </w:rPr>
+        <w:t>、</w:t>
+      </w:r>
+      <w:r>
+        <w:rPr>
+          <w:rFonts w:hint="eastAsia" w:ascii="Times New Roman" w:hAnsi="Times New Roman" w:eastAsia="FangSong" w:cs="Times New Roman"/>
+        </w:rPr>
+        <w:t>牙膏</w:t>
+      </w:r>
+      <w:r>
+        <w:rPr>
+          <w:rFonts w:hint="eastAsia" w:ascii="Times New Roman" w:hAnsi="Times New Roman" w:eastAsia="Times New Roman" w:cs="Times New Roman"/>
+        </w:rPr>
+        <w:t>、</w:t>
+      </w:r>
+      <w:r>
+        <w:rPr>
+          <w:rFonts w:hint="eastAsia" w:ascii="Times New Roman" w:hAnsi="Times New Roman" w:eastAsia="FangSong" w:cs="Times New Roman"/>
+        </w:rPr>
+        <w:t>织物漂白剂和美发产品</w:t>
+      </w:r>
+      <w:r>
+        <w:rPr>
+          <w:rFonts w:hint="eastAsia" w:ascii="Times New Roman" w:hAnsi="Times New Roman" w:eastAsia="Times New Roman" w:cs="Times New Roman"/>
+        </w:rPr>
+        <w:t>，</w:t>
+      </w:r>
+      <w:r>
+        <w:rPr>
+          <w:rFonts w:hint="eastAsia" w:ascii="Times New Roman" w:hAnsi="Times New Roman" w:eastAsia="FangSong" w:cs="Times New Roman"/>
+        </w:rPr>
+        <w:t>也用于有机合成</w:t>
+      </w:r>
+      <w:r>
+        <w:rPr>
+          <w:rFonts w:hint="eastAsia" w:ascii="Times New Roman" w:hAnsi="Times New Roman" w:eastAsia="Times New Roman" w:cs="Times New Roman"/>
+        </w:rPr>
+        <w:t>。</w:t>
+      </w:r>
+      <w:r>
+        <w:rPr>
+          <w:rFonts w:hint="eastAsia" w:ascii="Times New Roman" w:hAnsi="Times New Roman" w:eastAsia="FangSong" w:cs="Times New Roman"/>
+        </w:rPr>
+        <w:t>结构分析证实</w:t>
+      </w:r>
+      <w:r>
+        <w:rPr>
+          <w:rFonts w:ascii="Times New Roman" w:hAnsi="Times New Roman" w:eastAsia="Times New Roman" w:cs="Times New Roman"/>
+        </w:rPr>
+        <w:t xml:space="preserve"> X </w:t>
+      </w:r>
+      <w:r>
+        <w:rPr>
+          <w:rFonts w:hint="eastAsia" w:ascii="Times New Roman" w:hAnsi="Times New Roman" w:eastAsia="FangSong" w:cs="Times New Roman"/>
+        </w:rPr>
+        <w:t xml:space="preserve">和</w:t>
+      </w:r>
+      <w:r>
+        <w:rPr>
+          <w:rFonts w:ascii="Times New Roman" w:hAnsi="Times New Roman" w:eastAsia="Times New Roman" w:cs="Times New Roman"/>
+        </w:rPr>
+        <w:t xml:space="preserve"> Y </w:t>
+      </w:r>
+      <w:r>
+        <w:rPr>
+          <w:rFonts w:hint="eastAsia" w:ascii="Times New Roman" w:hAnsi="Times New Roman" w:eastAsia="FangSong" w:cs="Times New Roman"/>
+        </w:rPr>
+        <w:t xml:space="preserve">的晶体中有同一种阴离子</w:t>
+      </w:r>
+      <w:r>
+        <w:rPr>
+          <w:rFonts w:ascii="Times New Roman" w:hAnsi="Times New Roman" w:eastAsia="Times New Roman" w:cs="Times New Roman"/>
+        </w:rPr>
+        <w:t xml:space="preserve"> </w:t>
+      </w:r>
+      <w:r>
+        <w:rPr>
+          <w:rFonts w:hint="eastAsia" w:ascii="Times New Roman" w:hAnsi="Times New Roman" w:eastAsia="Times New Roman" w:cs="Times New Roman"/>
+        </w:rPr>
+        <w:t>Z</w:t>
+      </w:r>
+      <w:r>
+        <w:rPr>
+          <w:rFonts w:hint="eastAsia" w:ascii="Times New Roman" w:hAnsi="Times New Roman" w:eastAsia="Times New Roman" w:cs="Times New Roman"/>
+          <w:vertAlign w:val="superscript"/>
+        </w:rPr>
+        <w:t>2-</w:t>
+      </w:r>
+      <w:r>
+        <w:rPr>
+          <w:rFonts w:hint="eastAsia" w:ascii="Times New Roman" w:hAnsi="Times New Roman" w:eastAsia="Times New Roman" w:cs="Times New Roman"/>
+        </w:rPr>
+        <w:t>，</w:t>
+      </w:r>
+      <w:r>
+        <w:rPr>
+          <w:rFonts w:hint="eastAsia" w:ascii="Times New Roman" w:hAnsi="Times New Roman" w:eastAsia="FangSong" w:cs="Times New Roman"/>
+        </w:rPr>
+        <w:t>该离子中硼原子的化学环境相同</w:t>
+      </w:r>
+      <w:r>
+        <w:rPr>
+          <w:rFonts w:hint="eastAsia" w:ascii="Times New Roman" w:hAnsi="Times New Roman" w:eastAsia="Times New Roman" w:cs="Times New Roman"/>
+        </w:rPr>
+        <w:t>，</w:t>
+      </w:r>
+      <w:r>
+        <w:rPr>
+          <w:rFonts w:hint="eastAsia" w:ascii="Times New Roman" w:hAnsi="Times New Roman" w:eastAsia="FangSong" w:cs="Times New Roman"/>
+        </w:rPr>
+        <w:t>而氧原子却有两种成键方式</w:t>
+      </w:r>
+      <w:r>
+        <w:rPr>
+          <w:rFonts w:hint="eastAsia" w:ascii="Times New Roman" w:hAnsi="Times New Roman" w:eastAsia="Times New Roman" w:cs="Times New Roman"/>
+        </w:rPr>
+        <w:t>。</w:t>
+      </w:r>
+    </w:p>
+    <w:p>
+      <w:pPr>
+        <w:numPr>
+          <w:ilvl w:val="0"/>
+          <w:numId w:val="1021"/>
+        </w:numPr>
+      </w:pPr>
+      <w:r>
+        <w:rPr>
+          <w:rFonts w:hint="eastAsia" w:ascii="Times New Roman" w:hAnsi="Times New Roman" w:eastAsia="FangSong" w:cs="Times New Roman"/>
+        </w:rPr>
+        <w:t xml:space="preserve">写出</w:t>
+      </w:r>
+      <w:r>
+        <w:rPr>
+          <w:rFonts w:ascii="Times New Roman" w:hAnsi="Times New Roman" w:eastAsia="Times New Roman" w:cs="Times New Roman"/>
+        </w:rPr>
+        <w:t xml:space="preserve"> X、Y </w:t>
+      </w:r>
+      <w:r>
+        <w:rPr>
+          <w:rFonts w:hint="eastAsia" w:ascii="Times New Roman" w:hAnsi="Times New Roman" w:eastAsia="FangSong" w:cs="Times New Roman"/>
+        </w:rPr>
+        <w:t>的最简式</w:t>
+      </w:r>
+      <w:r>
+        <w:rPr>
+          <w:rFonts w:hint="eastAsia" w:ascii="Times New Roman" w:hAnsi="Times New Roman" w:eastAsia="Times New Roman" w:cs="Times New Roman"/>
+        </w:rPr>
+        <w:t>，</w:t>
+      </w:r>
+      <w:r>
+        <w:rPr>
+          <w:rFonts w:hint="eastAsia" w:ascii="Times New Roman" w:hAnsi="Times New Roman" w:eastAsia="FangSong" w:cs="Times New Roman"/>
+        </w:rPr>
+        <w:t>给出推理过程</w:t>
+      </w:r>
+      <w:r>
+        <w:rPr>
+          <w:rFonts w:hint="eastAsia" w:ascii="Times New Roman" w:hAnsi="Times New Roman" w:eastAsia="Times New Roman" w:cs="Times New Roman"/>
+        </w:rPr>
+        <w:t>。</w:t>
+      </w:r>
+    </w:p>
+    <w:p>
+      <w:pPr>
+        <w:numPr>
+          <w:ilvl w:val="0"/>
+          <w:numId w:val="1021"/>
+        </w:numPr>
+      </w:pPr>
+      <w:r>
+        <w:rPr>
+          <w:rFonts w:hint="eastAsia" w:ascii="Times New Roman" w:hAnsi="Times New Roman" w:eastAsia="FangSong" w:cs="Times New Roman"/>
+        </w:rPr>
+        <w:t xml:space="preserve">用最恰当的视角画出</w:t>
+      </w:r>
+      <w:r>
+        <w:rPr>
+          <w:rFonts w:ascii="Times New Roman" w:hAnsi="Times New Roman" w:eastAsia="Times New Roman" w:cs="Times New Roman"/>
+        </w:rPr>
+        <w:t xml:space="preserve"> Z</w:t>
+      </w:r>
+      <w:r>
+        <w:rPr>
+          <w:rFonts w:ascii="Times New Roman" w:hAnsi="Times New Roman" w:eastAsia="Times New Roman" w:cs="Times New Roman"/>
+          <w:vertAlign w:val="superscript"/>
+        </w:rPr>
+        <w:t>2-</w:t>
+      </w:r>
+      <w:r>
+        <w:rPr>
+          <w:rFonts w:ascii="Times New Roman" w:hAnsi="Times New Roman" w:eastAsia="Times New Roman" w:cs="Times New Roman"/>
+        </w:rPr>
+        <w:t xml:space="preserve"> </w:t>
+      </w:r>
+      <w:r>
+        <w:rPr>
+          <w:rFonts w:hint="eastAsia" w:ascii="Times New Roman" w:hAnsi="Times New Roman" w:eastAsia="FangSong" w:cs="Times New Roman"/>
+        </w:rPr>
+        <w:t>离子的立体结构</w:t>
+      </w:r>
+      <w:r>
+        <w:rPr>
+          <w:rFonts w:hint="eastAsia" w:ascii="Times New Roman" w:hAnsi="Times New Roman" w:eastAsia="Times New Roman" w:cs="Times New Roman"/>
+        </w:rPr>
+        <w:t>（</w:t>
+      </w:r>
+      <w:r>
+        <w:rPr>
+          <w:rFonts w:hint="eastAsia" w:ascii="Times New Roman" w:hAnsi="Times New Roman" w:eastAsia="FangSong" w:cs="Times New Roman"/>
+        </w:rPr>
+        <w:t>原子用元素符号表示</w:t>
+      </w:r>
+      <w:r>
+        <w:rPr>
+          <w:rFonts w:hint="eastAsia" w:ascii="Times New Roman" w:hAnsi="Times New Roman" w:eastAsia="Times New Roman" w:cs="Times New Roman"/>
+        </w:rPr>
+        <w:t>，</w:t>
+      </w:r>
+      <w:r>
+        <w:rPr>
+          <w:rFonts w:hint="eastAsia" w:ascii="Times New Roman" w:hAnsi="Times New Roman" w:eastAsia="FangSong" w:cs="Times New Roman"/>
+        </w:rPr>
+        <w:t>共价键用短线表示</w:t>
+      </w:r>
+      <w:r>
+        <w:rPr>
+          <w:rFonts w:hint="eastAsia" w:ascii="Times New Roman" w:hAnsi="Times New Roman" w:eastAsia="Times New Roman" w:cs="Times New Roman"/>
+        </w:rPr>
+        <w:t>）。</w:t>
+      </w:r>
+    </w:p>
+    <w:p>
+      <w:pPr>
+        <w:spacing w:before="160" w:after="80"/>
+      </w:pPr>
+      <w:r>
+        <w:pict>
+          <v:rect style="width:0;height:1.5pt" o:hralign="center" o:hrstd="t" o:hr="t"/>
+        </w:pict>
+      </w:r>
+    </w:p>
+    <w:bookmarkEnd w:id="125"/>
+    <w:bookmarkStart w:id="126" w:name="一分册-测3-16"/>
+    <w:p>
+      <w:pPr>
+        <w:pStyle w:val="Heading2"/>
+        <w:spacing w:before="280" w:after="80"/>
+        <w:keepNext/>
+      </w:pPr>
+      <w:r>
+        <w:rPr>
+          <w:rFonts w:ascii="Times New Roman" w:hAnsi="Times New Roman" w:eastAsia="Times New Roman" w:cs="Times New Roman"/>
+        </w:rPr>
+        <w:t xml:space="preserve">2.91 </w:t>
+      </w:r>
+      <w:r>
+        <w:rPr>
+          <w:rFonts w:hint="eastAsia" w:ascii="Times New Roman" w:hAnsi="Times New Roman" w:eastAsia="SimHei" w:cs="Times New Roman"/>
+        </w:rPr>
+        <w:t>一分册</w:t>
+      </w:r>
+      <w:r>
+        <w:rPr>
+          <w:rFonts w:hint="eastAsia" w:ascii="Times New Roman" w:hAnsi="Times New Roman" w:eastAsia="Times New Roman" w:cs="Times New Roman"/>
+        </w:rPr>
+        <w:t>-</w:t>
+      </w:r>
+      <w:r>
+        <w:rPr>
+          <w:rFonts w:hint="eastAsia" w:ascii="Times New Roman" w:hAnsi="Times New Roman" w:eastAsia="SimHei" w:cs="Times New Roman"/>
+        </w:rPr>
+        <w:t>测</w:t>
+      </w:r>
+      <w:r>
+        <w:rPr>
+          <w:rFonts w:hint="eastAsia" w:ascii="Times New Roman" w:hAnsi="Times New Roman" w:eastAsia="Times New Roman" w:cs="Times New Roman"/>
+        </w:rPr>
+        <w:t>3-16</w:t>
+      </w:r>
+    </w:p>
+    <w:p>
+      <w:pPr>
+        <w:pStyle w:val="Compact"/>
+        <w:numPr>
+          <w:ilvl w:val="0"/>
+          <w:numId w:val="1022"/>
+        </w:numPr>
+      </w:pPr>
+      <w:r>
+        <w:rPr>
+          <w:rFonts w:hint="eastAsia" w:ascii="Times New Roman" w:hAnsi="Times New Roman" w:eastAsia="FangSong" w:cs="Times New Roman"/>
+        </w:rPr>
+        <w:t xml:space="preserve">某化合物</w:t>
+      </w:r>
+      <w:r>
+        <w:rPr>
+          <w:rFonts w:ascii="Times New Roman" w:hAnsi="Times New Roman" w:eastAsia="Times New Roman" w:cs="Times New Roman"/>
+        </w:rPr>
+        <w:t xml:space="preserve"> X </w:t>
+      </w:r>
+      <w:r>
+        <w:rPr>
+          <w:rFonts w:hint="eastAsia" w:ascii="Times New Roman" w:hAnsi="Times New Roman" w:eastAsia="FangSong" w:cs="Times New Roman"/>
+        </w:rPr>
+        <w:t xml:space="preserve">是由第三周期两种相邻的元素</w:t>
+      </w:r>
+      <w:r>
+        <w:rPr>
+          <w:rFonts w:ascii="Times New Roman" w:hAnsi="Times New Roman" w:eastAsia="Times New Roman" w:cs="Times New Roman"/>
+        </w:rPr>
+        <w:t xml:space="preserve"> A </w:t>
+      </w:r>
+      <w:r>
+        <w:rPr>
+          <w:rFonts w:hint="eastAsia" w:ascii="Times New Roman" w:hAnsi="Times New Roman" w:eastAsia="FangSong" w:cs="Times New Roman"/>
+        </w:rPr>
+        <w:t xml:space="preserve">和</w:t>
+      </w:r>
+      <w:r>
+        <w:rPr>
+          <w:rFonts w:ascii="Times New Roman" w:hAnsi="Times New Roman" w:eastAsia="Times New Roman" w:cs="Times New Roman"/>
+        </w:rPr>
+        <w:t xml:space="preserve"> B </w:t>
+      </w:r>
+      <w:r>
+        <w:rPr>
+          <w:rFonts w:hint="eastAsia" w:ascii="Times New Roman" w:hAnsi="Times New Roman" w:eastAsia="FangSong" w:cs="Times New Roman"/>
+        </w:rPr>
+        <w:t>所组成</w:t>
+      </w:r>
+      <w:r>
+        <w:rPr>
+          <w:rFonts w:hint="eastAsia" w:ascii="Times New Roman" w:hAnsi="Times New Roman" w:eastAsia="Times New Roman" w:cs="Times New Roman"/>
+        </w:rPr>
+        <w:t>，</w:t>
+      </w:r>
+      <w:r>
+        <w:rPr>
+          <w:rFonts w:hint="eastAsia" w:ascii="Times New Roman" w:hAnsi="Times New Roman" w:eastAsia="FangSong" w:cs="Times New Roman"/>
+        </w:rPr>
+        <w:t>其中</w:t>
+      </w:r>
+      <w:r>
+        <w:rPr>
+          <w:rFonts w:ascii="Times New Roman" w:hAnsi="Times New Roman" w:eastAsia="Times New Roman" w:cs="Times New Roman"/>
+        </w:rPr>
+        <w:t xml:space="preserve"> A </w:t>
+      </w:r>
+      <w:r>
+        <w:rPr>
+          <w:rFonts w:hint="eastAsia" w:ascii="Times New Roman" w:hAnsi="Times New Roman" w:eastAsia="FangSong" w:cs="Times New Roman"/>
+        </w:rPr>
+        <w:t xml:space="preserve">元素的含量为</w:t>
+      </w:r>
+      <w:r>
+        <w:rPr>
+          <w:rFonts w:ascii="Times New Roman" w:hAnsi="Times New Roman" w:eastAsia="Times New Roman" w:cs="Times New Roman"/>
+        </w:rPr>
+        <w:t xml:space="preserve"> </w:t>
+      </w:r>
+      <w:r>
+        <w:rPr>
+          <w:rFonts w:hint="eastAsia" w:ascii="Times New Roman" w:hAnsi="Times New Roman" w:eastAsia="Times New Roman" w:cs="Times New Roman"/>
+        </w:rPr>
+        <w:t>43.64%。</w:t>
+      </w:r>
+      <w:r>
+        <w:rPr>
+          <w:rFonts w:hint="eastAsia" w:ascii="Times New Roman" w:hAnsi="Times New Roman" w:eastAsia="FangSong" w:cs="Times New Roman"/>
+        </w:rPr>
+        <w:t>经测定</w:t>
+      </w:r>
+      <w:r>
+        <w:rPr>
+          <w:rFonts w:ascii="Times New Roman" w:hAnsi="Times New Roman" w:eastAsia="Times New Roman" w:cs="Times New Roman"/>
+        </w:rPr>
+        <w:t xml:space="preserve"> X </w:t>
+      </w:r>
+      <w:r>
+        <w:rPr>
+          <w:rFonts w:hint="eastAsia" w:ascii="Times New Roman" w:hAnsi="Times New Roman" w:eastAsia="FangSong" w:cs="Times New Roman"/>
+        </w:rPr>
+        <w:t xml:space="preserve">的摩尔质量为</w:t>
+      </w:r>
+      <w:r>
+        <w:rPr>
+          <w:rFonts w:ascii="Times New Roman" w:hAnsi="Times New Roman" w:eastAsia="Times New Roman" w:cs="Times New Roman"/>
+        </w:rPr>
+        <w:t xml:space="preserve"> </w:t>
+      </w:r>
+      <m:oMath>
+        <m:oMathPr>
+          <m:ctrlPr>
+            <w:rPr>
+              <w:sz w:val="28"/>
+              <w:szCs w:val="28"/>
+            </w:rPr>
+          </m:ctrlPr>
+        </m:oMathPr>
+        <m:r>
+          <m:t>220</m:t>
+        </m:r>
+        <m:r>
+          <m:t> </m:t>
+        </m:r>
+        <m:r>
+          <m:rPr>
+            <m:sty m:val="p"/>
+          </m:rPr>
+          <m:t>g</m:t>
+        </m:r>
+        <m:r>
+          <m:rPr>
+            <m:sty m:val="p"/>
+          </m:rPr>
+          <m:t>⋅</m:t>
+        </m:r>
+        <m:r>
+          <m:rPr>
+            <m:sty m:val="p"/>
+          </m:rPr>
+          <m:t>m</m:t>
+        </m:r>
+        <m:r>
+          <m:rPr>
+            <m:sty m:val="p"/>
+          </m:rPr>
+          <m:t>o</m:t>
+        </m:r>
+        <m:sSup>
+          <m:e>
+            <m:r>
+              <m:rPr>
+                <m:sty m:val="p"/>
+              </m:rPr>
+              <m:t>l</m:t>
+            </m:r>
+          </m:e>
+          <m:sup>
+            <m:r>
+              <m:rPr>
+                <m:sty m:val="p"/>
+              </m:rPr>
+              <m:t>−</m:t>
+            </m:r>
+            <m:r>
+              <m:rPr>
+                <m:sty m:val="p"/>
+              </m:rPr>
+              <m:t>1</m:t>
+            </m:r>
+          </m:sup>
+        </m:sSup>
+      </m:oMath>
+      <w:r>
+        <w:rPr>
+          <w:rFonts w:hint="eastAsia" w:ascii="Times New Roman" w:hAnsi="Times New Roman" w:eastAsia="Times New Roman" w:cs="Times New Roman"/>
+        </w:rPr>
+        <w:t>，</w:t>
+      </w:r>
+      <w:r>
+        <w:rPr>
+          <w:rFonts w:hint="eastAsia" w:ascii="Times New Roman" w:hAnsi="Times New Roman" w:eastAsia="FangSong" w:cs="Times New Roman"/>
+        </w:rPr>
+        <w:t>在</w:t>
+      </w:r>
+      <w:r>
+        <w:rPr>
+          <w:rFonts w:ascii="Times New Roman" w:hAnsi="Times New Roman" w:eastAsia="Times New Roman" w:cs="Times New Roman"/>
+        </w:rPr>
+        <w:t xml:space="preserve"> X </w:t>
+      </w:r>
+      <w:r>
+        <w:rPr>
+          <w:rFonts w:hint="eastAsia" w:ascii="Times New Roman" w:hAnsi="Times New Roman" w:eastAsia="FangSong" w:cs="Times New Roman"/>
+        </w:rPr>
+        <w:t xml:space="preserve">分子中所有原子均满足</w:t>
+      </w:r>
+      <w:r>
+        <w:rPr>
+          <w:rFonts w:ascii="Times New Roman" w:hAnsi="Times New Roman" w:eastAsia="Times New Roman" w:cs="Times New Roman"/>
+        </w:rPr>
+        <w:t xml:space="preserve"> 8 </w:t>
+      </w:r>
+      <w:r>
+        <w:rPr>
+          <w:rFonts w:hint="eastAsia" w:ascii="Times New Roman" w:hAnsi="Times New Roman" w:eastAsia="FangSong" w:cs="Times New Roman"/>
+        </w:rPr>
+        <w:t>电子稳定结构</w:t>
+      </w:r>
+      <w:r>
+        <w:rPr>
+          <w:rFonts w:hint="eastAsia" w:ascii="Times New Roman" w:hAnsi="Times New Roman" w:eastAsia="Times New Roman" w:cs="Times New Roman"/>
+        </w:rPr>
+        <w:t>，B</w:t>
+      </w:r>
+      <w:r>
+        <w:rPr>
+          <w:rFonts w:ascii="Times New Roman" w:hAnsi="Times New Roman" w:eastAsia="Times New Roman" w:cs="Times New Roman"/>
+        </w:rPr>
+        <w:t xml:space="preserve"> </w:t>
+      </w:r>
+      <w:r>
+        <w:rPr>
+          <w:rFonts w:hint="eastAsia" w:ascii="Times New Roman" w:hAnsi="Times New Roman" w:eastAsia="FangSong" w:cs="Times New Roman"/>
+        </w:rPr>
+        <w:t>处于两种不同的化学环境</w:t>
+      </w:r>
+      <w:r>
+        <w:rPr>
+          <w:rFonts w:hint="eastAsia" w:ascii="Times New Roman" w:hAnsi="Times New Roman" w:eastAsia="Times New Roman" w:cs="Times New Roman"/>
+        </w:rPr>
+        <w:t>，</w:t>
+      </w:r>
+      <w:r>
+        <w:rPr>
+          <w:rFonts w:hint="eastAsia" w:ascii="Times New Roman" w:hAnsi="Times New Roman" w:eastAsia="FangSong" w:cs="Times New Roman"/>
+        </w:rPr>
+        <w:t>而所有的</w:t>
+      </w:r>
+      <w:r>
+        <w:rPr>
+          <w:rFonts w:ascii="Times New Roman" w:hAnsi="Times New Roman" w:eastAsia="Times New Roman" w:cs="Times New Roman"/>
+        </w:rPr>
+        <w:t xml:space="preserve"> A </w:t>
+      </w:r>
+      <w:r>
+        <w:rPr>
+          <w:rFonts w:hint="eastAsia" w:ascii="Times New Roman" w:hAnsi="Times New Roman" w:eastAsia="FangSong" w:cs="Times New Roman"/>
+        </w:rPr>
+        <w:t>都是等价的</w:t>
+      </w:r>
+      <w:r>
+        <w:rPr>
+          <w:rFonts w:hint="eastAsia" w:ascii="Times New Roman" w:hAnsi="Times New Roman" w:eastAsia="Times New Roman" w:cs="Times New Roman"/>
+        </w:rPr>
+        <w:t>。X</w:t>
+      </w:r>
+      <w:r>
+        <w:rPr>
+          <w:rFonts w:ascii="Times New Roman" w:hAnsi="Times New Roman" w:eastAsia="Times New Roman" w:cs="Times New Roman"/>
+        </w:rPr>
+        <w:t xml:space="preserve"> </w:t>
+      </w:r>
+      <w:r>
+        <w:rPr>
+          <w:rFonts w:hint="eastAsia" w:ascii="Times New Roman" w:hAnsi="Times New Roman" w:eastAsia="FangSong" w:cs="Times New Roman"/>
+        </w:rPr>
+        <w:t>为黄色晶体</w:t>
+      </w:r>
+      <w:r>
+        <w:rPr>
+          <w:rFonts w:hint="eastAsia" w:ascii="Times New Roman" w:hAnsi="Times New Roman" w:eastAsia="Times New Roman" w:cs="Times New Roman"/>
+        </w:rPr>
+        <w:t>，</w:t>
+      </w:r>
+      <w:r>
+        <w:rPr>
+          <w:rFonts w:hint="eastAsia" w:ascii="Times New Roman" w:hAnsi="Times New Roman" w:eastAsia="FangSong" w:cs="Times New Roman"/>
+        </w:rPr>
+        <w:t>熔点为</w:t>
+      </w:r>
+      <w:r>
+        <w:rPr>
+          <w:rFonts w:ascii="Times New Roman" w:hAnsi="Times New Roman" w:eastAsia="Times New Roman" w:cs="Times New Roman"/>
+        </w:rPr>
+        <w:t xml:space="preserve"> 447 </w:t>
+      </w:r>
+      <w:r>
+        <w:rPr>
+          <w:rFonts w:hint="eastAsia" w:ascii="Times New Roman" w:hAnsi="Times New Roman" w:eastAsia="Times New Roman" w:cs="Times New Roman"/>
+        </w:rPr>
+        <w:t>K，</w:t>
+      </w:r>
+      <w:r>
+        <w:rPr>
+          <w:rFonts w:hint="eastAsia" w:ascii="Times New Roman" w:hAnsi="Times New Roman" w:eastAsia="FangSong" w:cs="Times New Roman"/>
+        </w:rPr>
+        <w:t>不溶于冷水</w:t>
+      </w:r>
+      <w:r>
+        <w:rPr>
+          <w:rFonts w:hint="eastAsia" w:ascii="Times New Roman" w:hAnsi="Times New Roman" w:eastAsia="Times New Roman" w:cs="Times New Roman"/>
+        </w:rPr>
+        <w:t>，</w:t>
+      </w:r>
+      <w:r>
+        <w:rPr>
+          <w:rFonts w:hint="eastAsia" w:ascii="Times New Roman" w:hAnsi="Times New Roman" w:eastAsia="FangSong" w:cs="Times New Roman"/>
+        </w:rPr>
+        <w:t>可溶于苯和</w:t>
+      </w:r>
+      <w:r>
+        <w:rPr>
+          <w:rFonts w:ascii="Times New Roman" w:hAnsi="Times New Roman" w:eastAsia="Times New Roman" w:cs="Times New Roman"/>
+        </w:rPr>
+        <w:t xml:space="preserve"> </w:t>
+      </w:r>
+      <w:r>
+        <w:rPr>
+          <w:rFonts w:hint="eastAsia" w:ascii="Times New Roman" w:hAnsi="Times New Roman" w:eastAsia="Times New Roman" w:cs="Times New Roman"/>
+        </w:rPr>
+        <w:t>CS</w:t>
+      </w:r>
+      <w:r>
+        <w:rPr>
+          <w:rFonts w:hint="eastAsia" w:ascii="Times New Roman" w:hAnsi="Times New Roman" w:eastAsia="Times New Roman" w:cs="Times New Roman"/>
+          <w:vertAlign w:val="subscript"/>
+        </w:rPr>
+        <w:t>2</w:t>
+      </w:r>
+      <w:r>
+        <w:rPr>
+          <w:rFonts w:hint="eastAsia" w:ascii="Times New Roman" w:hAnsi="Times New Roman" w:eastAsia="Times New Roman" w:cs="Times New Roman"/>
+        </w:rPr>
+        <w:t>。</w:t>
+      </w:r>
+      <w:r>
+        <w:rPr>
+          <w:rFonts w:hint="eastAsia" w:ascii="Times New Roman" w:hAnsi="Times New Roman" w:eastAsia="FangSong" w:cs="Times New Roman"/>
+        </w:rPr>
+        <w:t>在空气中</w:t>
+      </w:r>
+      <w:r>
+        <w:rPr>
+          <w:rFonts w:ascii="Times New Roman" w:hAnsi="Times New Roman" w:eastAsia="Times New Roman" w:cs="Times New Roman"/>
+        </w:rPr>
+        <w:t xml:space="preserve"> </w:t>
+      </w:r>
+      <w:r>
+        <w:rPr>
+          <w:rFonts w:hint="eastAsia" w:ascii="Times New Roman" w:hAnsi="Times New Roman" w:eastAsia="Times New Roman" w:cs="Times New Roman"/>
+        </w:rPr>
+        <w:t xml:space="preserve">40～60℃</w:t>
+      </w:r>
+      <w:r>
+        <w:rPr>
+          <w:rFonts w:ascii="Times New Roman" w:hAnsi="Times New Roman" w:eastAsia="Times New Roman" w:cs="Times New Roman"/>
+        </w:rPr>
+        <w:t xml:space="preserve"> </w:t>
+      </w:r>
+      <w:r>
+        <w:rPr>
+          <w:rFonts w:hint="eastAsia" w:ascii="Times New Roman" w:hAnsi="Times New Roman" w:eastAsia="FangSong" w:cs="Times New Roman"/>
+        </w:rPr>
+        <w:t>开始氧化</w:t>
+      </w:r>
+      <w:r>
+        <w:rPr>
+          <w:rFonts w:hint="eastAsia" w:ascii="Times New Roman" w:hAnsi="Times New Roman" w:eastAsia="Times New Roman" w:cs="Times New Roman"/>
+        </w:rPr>
+        <w:t>，100℃</w:t>
+      </w:r>
+      <w:r>
+        <w:rPr>
+          <w:rFonts w:ascii="Times New Roman" w:hAnsi="Times New Roman" w:eastAsia="Times New Roman" w:cs="Times New Roman"/>
+        </w:rPr>
+        <w:t xml:space="preserve"> </w:t>
+      </w:r>
+      <w:r>
+        <w:rPr>
+          <w:rFonts w:hint="eastAsia" w:ascii="Times New Roman" w:hAnsi="Times New Roman" w:eastAsia="FangSong" w:cs="Times New Roman"/>
+        </w:rPr>
+        <w:t>开始燃烧</w:t>
+      </w:r>
+      <w:r>
+        <w:rPr>
+          <w:rFonts w:hint="eastAsia" w:ascii="Times New Roman" w:hAnsi="Times New Roman" w:eastAsia="Times New Roman" w:cs="Times New Roman"/>
+        </w:rPr>
+        <w:t>。</w:t>
+      </w:r>
+    </w:p>
+    <w:p>
+      <w:pPr>
+        <w:numPr>
+          <w:ilvl w:val="0"/>
+          <w:numId w:val="1023"/>
+        </w:numPr>
+      </w:pPr>
+      <w:r>
+        <w:rPr>
+          <w:rFonts w:hint="eastAsia" w:ascii="Times New Roman" w:hAnsi="Times New Roman" w:eastAsia="FangSong" w:cs="Times New Roman"/>
+        </w:rPr>
+        <w:t>试通过推理和计算</w:t>
+      </w:r>
+      <w:r>
+        <w:rPr>
+          <w:rFonts w:hint="eastAsia" w:ascii="Times New Roman" w:hAnsi="Times New Roman" w:eastAsia="Times New Roman" w:cs="Times New Roman"/>
+        </w:rPr>
+        <w:t>，</w:t>
+      </w:r>
+      <w:r>
+        <w:rPr>
+          <w:rFonts w:hint="eastAsia" w:ascii="Times New Roman" w:hAnsi="Times New Roman" w:eastAsia="FangSong" w:cs="Times New Roman"/>
+        </w:rPr>
+        <w:t>确定</w:t>
+      </w:r>
+      <w:r>
+        <w:rPr>
+          <w:rFonts w:ascii="Times New Roman" w:hAnsi="Times New Roman" w:eastAsia="Times New Roman" w:cs="Times New Roman"/>
+        </w:rPr>
+        <w:t xml:space="preserve"> X </w:t>
+      </w:r>
+      <w:r>
+        <w:rPr>
+          <w:rFonts w:hint="eastAsia" w:ascii="Times New Roman" w:hAnsi="Times New Roman" w:eastAsia="FangSong" w:cs="Times New Roman"/>
+        </w:rPr>
+        <w:t>的分子式</w:t>
+      </w:r>
+      <w:r>
+        <w:rPr>
+          <w:rFonts w:hint="eastAsia" w:ascii="Times New Roman" w:hAnsi="Times New Roman" w:eastAsia="Times New Roman" w:cs="Times New Roman"/>
+        </w:rPr>
+        <w:t>____。</w:t>
+      </w:r>
+    </w:p>
+    <w:p>
+      <w:pPr>
+        <w:numPr>
+          <w:ilvl w:val="0"/>
+          <w:numId w:val="1023"/>
+        </w:numPr>
+      </w:pPr>
+      <w:r>
+        <w:rPr>
+          <w:rFonts w:hint="eastAsia" w:ascii="Times New Roman" w:hAnsi="Times New Roman" w:eastAsia="FangSong" w:cs="Times New Roman"/>
+        </w:rPr>
+        <w:t xml:space="preserve">画出</w:t>
+      </w:r>
+      <w:r>
+        <w:rPr>
+          <w:rFonts w:ascii="Times New Roman" w:hAnsi="Times New Roman" w:eastAsia="Times New Roman" w:cs="Times New Roman"/>
+        </w:rPr>
+        <w:t xml:space="preserve"> X </w:t>
+      </w:r>
+      <w:r>
+        <w:rPr>
+          <w:rFonts w:hint="eastAsia" w:ascii="Times New Roman" w:hAnsi="Times New Roman" w:eastAsia="FangSong" w:cs="Times New Roman"/>
+        </w:rPr>
+        <w:t>的结构</w:t>
+      </w:r>
+      <w:r>
+        <w:rPr>
+          <w:rFonts w:hint="eastAsia" w:ascii="Times New Roman" w:hAnsi="Times New Roman" w:eastAsia="Times New Roman" w:cs="Times New Roman"/>
+        </w:rPr>
+        <w:t>：____。</w:t>
+      </w:r>
+    </w:p>
+    <w:p>
+      <w:pPr>
+        <w:spacing w:before="160" w:after="80"/>
+      </w:pPr>
+      <w:r>
+        <w:pict>
+          <v:rect style="width:0;height:1.5pt" o:hralign="center" o:hrstd="t" o:hr="t"/>
+        </w:pict>
+      </w:r>
+    </w:p>
+    <w:bookmarkEnd w:id="126"/>
+    <w:bookmarkStart w:id="130" w:name="一分册测试-ch8a-7-五氮阴离子盐"/>
+    <w:p>
+      <w:pPr>
+        <w:pStyle w:val="Heading2"/>
+        <w:spacing w:before="280" w:after="80"/>
+        <w:keepNext/>
+      </w:pPr>
+      <w:r>
+        <w:rPr>
+          <w:rFonts w:ascii="Times New Roman" w:hAnsi="Times New Roman" w:eastAsia="Times New Roman" w:cs="Times New Roman"/>
+        </w:rPr>
+        <w:t xml:space="preserve">2.92 </w:t>
+      </w:r>
+      <w:r>
+        <w:rPr>
+          <w:rFonts w:hint="eastAsia" w:ascii="Times New Roman" w:hAnsi="Times New Roman" w:eastAsia="SimHei" w:cs="Times New Roman"/>
+        </w:rPr>
+        <w:t>一分册测试</w:t>
+      </w:r>
+      <w:r>
+        <w:rPr>
+          <w:rFonts w:hint="eastAsia" w:ascii="Times New Roman" w:hAnsi="Times New Roman" w:eastAsia="Times New Roman" w:cs="Times New Roman"/>
+        </w:rPr>
+        <w:t>-Ch8A-7-</w:t>
+      </w:r>
+      <w:r>
+        <w:rPr>
+          <w:rFonts w:hint="eastAsia" w:ascii="Times New Roman" w:hAnsi="Times New Roman" w:eastAsia="SimHei" w:cs="Times New Roman"/>
+        </w:rPr>
+        <w:t>五氮阴离子盐</w:t>
+      </w:r>
+    </w:p>
+    <w:p>
+      <w:pPr>
+        <w:pStyle w:val="FirstParagraph"/>
+      </w:pPr>
+      <w:r>
+        <w:rPr>
+          <w:rFonts w:hint="eastAsia" w:ascii="Times New Roman" w:hAnsi="Times New Roman" w:eastAsia="FangSong" w:cs="Times New Roman"/>
+        </w:rPr>
+        <w:t xml:space="preserve">我国科学家最近成功合成了世界上首个五氮阴离子盐</w:t>
+      </w:r>
+      <w:r>
+        <w:rPr>
+          <w:rFonts w:ascii="Times New Roman" w:hAnsi="Times New Roman" w:eastAsia="Times New Roman" w:cs="Times New Roman"/>
+        </w:rPr>
+        <w:t xml:space="preserve"> </w:t>
+      </w:r>
+      <m:oMath>
+        <m:oMathPr>
+          <m:ctrlPr>
+            <w:rPr>
+              <w:sz w:val="28"/>
+              <w:szCs w:val="28"/>
+            </w:rPr>
+          </m:ctrlPr>
+        </m:oMathPr>
+        <m:r>
+          <m:rPr>
+            <m:sty m:val="p"/>
+          </m:rPr>
+          <m:t>(</m:t>
+        </m:r>
+        <m:sSub>
+          <m:e>
+            <m:r>
+              <m:rPr>
+                <m:sty m:val="p"/>
+              </m:rPr>
+              <m:t>N</m:t>
+            </m:r>
+          </m:e>
+          <m:sub>
+            <m:r>
+              <m:rPr>
+                <m:sty m:val="p"/>
+              </m:rPr>
+              <m:t>5</m:t>
+            </m:r>
+          </m:sub>
+        </m:sSub>
+        <m:sSub>
+          <m:e>
+            <m:r>
+              <m:rPr>
+                <m:sty m:val="p"/>
+              </m:rPr>
+              <m:t>)</m:t>
+            </m:r>
+          </m:e>
+          <m:sub>
+            <m:r>
+              <m:rPr>
+                <m:sty m:val="p"/>
+              </m:rPr>
+              <m:t>6</m:t>
+            </m:r>
+          </m:sub>
+        </m:sSub>
+        <m:r>
+          <m:rPr>
+            <m:sty m:val="p"/>
+          </m:rPr>
+          <m:t>(</m:t>
+        </m:r>
+        <m:sSub>
+          <m:e>
+            <m:r>
+              <m:rPr>
+                <m:sty m:val="p"/>
+              </m:rPr>
+              <m:t>H</m:t>
+            </m:r>
+          </m:e>
+          <m:sub>
+            <m:r>
+              <m:rPr>
+                <m:sty m:val="p"/>
+              </m:rPr>
+              <m:t>3</m:t>
+            </m:r>
+          </m:sub>
+        </m:sSub>
+        <m:r>
+          <m:rPr>
+            <m:sty m:val="p"/>
+          </m:rPr>
+          <m:t>O</m:t>
+        </m:r>
+        <m:sSub>
+          <m:e>
+            <m:r>
+              <m:rPr>
+                <m:sty m:val="p"/>
+              </m:rPr>
+              <m:t>)</m:t>
+            </m:r>
+          </m:e>
+          <m:sub>
+            <m:r>
+              <m:rPr>
+                <m:sty m:val="p"/>
+              </m:rPr>
+              <m:t>3</m:t>
+            </m:r>
+          </m:sub>
+        </m:sSub>
+        <m:r>
+          <m:rPr>
+            <m:sty m:val="p"/>
+          </m:rPr>
+          <m:t>(</m:t>
+        </m:r>
+        <m:r>
+          <m:rPr>
+            <m:sty m:val="p"/>
+          </m:rPr>
+          <m:t>N</m:t>
+        </m:r>
+        <m:sSub>
+          <m:e>
+            <m:r>
+              <m:rPr>
+                <m:sty m:val="p"/>
+              </m:rPr>
+              <m:t>H</m:t>
+            </m:r>
+          </m:e>
+          <m:sub>
+            <m:r>
+              <m:rPr>
+                <m:sty m:val="p"/>
+              </m:rPr>
+              <m:t>4</m:t>
+            </m:r>
+          </m:sub>
+        </m:sSub>
+        <m:sSub>
+          <m:e>
+            <m:r>
+              <m:rPr>
+                <m:sty m:val="p"/>
+              </m:rPr>
+              <m:t>)</m:t>
+            </m:r>
+          </m:e>
+          <m:sub>
+            <m:r>
+              <m:rPr>
+                <m:sty m:val="p"/>
+              </m:rPr>
+              <m:t>4</m:t>
+            </m:r>
+          </m:sub>
+        </m:sSub>
+        <m:r>
+          <m:rPr>
+            <m:sty m:val="p"/>
+          </m:rPr>
+          <m:t>C</m:t>
+        </m:r>
+        <m:r>
+          <m:rPr>
+            <m:sty m:val="p"/>
+          </m:rPr>
+          <m:t>l</m:t>
+        </m:r>
+      </m:oMath>
+      <w:r>
+        <w:rPr>
+          <w:rFonts w:hint="eastAsia" w:ascii="Times New Roman" w:hAnsi="Times New Roman" w:eastAsia="Times New Roman" w:cs="Times New Roman"/>
+        </w:rPr>
+        <w:t>(</w:t>
+      </w:r>
+      <w:r>
+        <w:rPr>
+          <w:rFonts w:hint="eastAsia" w:ascii="Times New Roman" w:hAnsi="Times New Roman" w:eastAsia="FangSong" w:cs="Times New Roman"/>
+        </w:rPr>
+        <w:t>用</w:t>
+      </w:r>
+      <w:r>
+        <w:rPr>
+          <w:rFonts w:ascii="Times New Roman" w:hAnsi="Times New Roman" w:eastAsia="Times New Roman" w:cs="Times New Roman"/>
+        </w:rPr>
+        <w:t xml:space="preserve"> R </w:t>
+      </w:r>
+      <w:r>
+        <w:rPr>
+          <w:rFonts w:hint="eastAsia" w:ascii="Times New Roman" w:hAnsi="Times New Roman" w:eastAsia="FangSong" w:cs="Times New Roman"/>
+        </w:rPr>
+        <w:t>代表</w:t>
+      </w:r>
+      <w:r>
+        <w:rPr>
+          <w:rFonts w:hint="eastAsia" w:ascii="Times New Roman" w:hAnsi="Times New Roman" w:eastAsia="Times New Roman" w:cs="Times New Roman"/>
+        </w:rPr>
+        <w:t>)。</w:t>
+      </w:r>
+      <w:r>
+        <w:rPr>
+          <w:rFonts w:hint="eastAsia" w:ascii="Times New Roman" w:hAnsi="Times New Roman" w:eastAsia="FangSong" w:cs="Times New Roman"/>
+        </w:rPr>
+        <w:t>回答下列问题</w:t>
+      </w:r>
+      <w:r>
+        <w:rPr>
+          <w:rFonts w:hint="eastAsia" w:ascii="Times New Roman" w:hAnsi="Times New Roman" w:eastAsia="Times New Roman" w:cs="Times New Roman"/>
+        </w:rPr>
+        <w:t>：</w:t>
+      </w:r>
+    </w:p>
+    <w:p>
+      <w:pPr>
+        <w:pStyle w:val="BodyText"/>
+      </w:pPr>
+      <w:r>
+        <w:rPr>
+          <w:rFonts w:hint="eastAsia" w:ascii="Times New Roman" w:hAnsi="Times New Roman" w:eastAsia="FangSong" w:cs="Times New Roman"/>
+        </w:rPr>
+        <w:t xml:space="preserve">经</w:t>
+      </w:r>
+      <w:r>
+        <w:rPr>
+          <w:rFonts w:ascii="Times New Roman" w:hAnsi="Times New Roman" w:eastAsia="Times New Roman" w:cs="Times New Roman"/>
+        </w:rPr>
+        <w:t xml:space="preserve"> X </w:t>
+      </w:r>
+      <w:r>
+        <w:rPr>
+          <w:rFonts w:hint="eastAsia" w:ascii="Times New Roman" w:hAnsi="Times New Roman" w:eastAsia="FangSong" w:cs="Times New Roman"/>
+        </w:rPr>
+        <w:t xml:space="preserve">射线衍射测得化合物</w:t>
+      </w:r>
+      <w:r>
+        <w:rPr>
+          <w:rFonts w:ascii="Times New Roman" w:hAnsi="Times New Roman" w:eastAsia="Times New Roman" w:cs="Times New Roman"/>
+        </w:rPr>
+        <w:t xml:space="preserve"> R </w:t>
+      </w:r>
+      <w:r>
+        <w:rPr>
+          <w:rFonts w:hint="eastAsia" w:ascii="Times New Roman" w:hAnsi="Times New Roman" w:eastAsia="FangSong" w:cs="Times New Roman"/>
+        </w:rPr>
+        <w:t>的晶体结构</w:t>
+      </w:r>
+      <w:r>
+        <w:rPr>
+          <w:rFonts w:hint="eastAsia" w:ascii="Times New Roman" w:hAnsi="Times New Roman" w:eastAsia="Times New Roman" w:cs="Times New Roman"/>
+        </w:rPr>
+        <w:t>,</w:t>
+      </w:r>
+      <w:r>
+        <w:rPr>
+          <w:rFonts w:ascii="Times New Roman" w:hAnsi="Times New Roman" w:eastAsia="Times New Roman" w:cs="Times New Roman"/>
+        </w:rPr>
+        <w:t xml:space="preserve"> </w:t>
+      </w:r>
+      <w:r>
+        <w:rPr>
+          <w:rFonts w:hint="eastAsia" w:ascii="Times New Roman" w:hAnsi="Times New Roman" w:eastAsia="FangSong" w:cs="Times New Roman"/>
+        </w:rPr>
+        <w:t>其局部结构如图所示</w:t>
+      </w:r>
+      <w:r>
+        <w:rPr>
+          <w:rFonts w:hint="eastAsia" w:ascii="Times New Roman" w:hAnsi="Times New Roman" w:eastAsia="Times New Roman" w:cs="Times New Roman"/>
+        </w:rPr>
+        <w:t>。</w:t>
+      </w:r>
+    </w:p>
+    <w:p>
+      <w:pPr>
+        <w:pStyle w:val="BodyText"/>
+      </w:pPr>
+      <w:r>
+        <w:rPr>
+          <w:rFonts w:ascii="Times New Roman" w:hAnsi="Times New Roman" w:eastAsia="Times New Roman" w:cs="Times New Roman"/>
+          <w:b/>
+          <w:bCs/>
+        </w:rPr>
+        <w:t xml:space="preserve">7-1</w:t>
+      </w:r>
+      <w:r>
+        <w:rPr>
+          <w:rFonts w:ascii="Times New Roman" w:hAnsi="Times New Roman" w:eastAsia="Times New Roman" w:cs="Times New Roman"/>
+        </w:rPr>
+        <w:t xml:space="preserve"> </w:t>
+      </w:r>
+      <w:r>
+        <w:rPr>
+          <w:rFonts w:hint="eastAsia" w:ascii="Times New Roman" w:hAnsi="Times New Roman" w:eastAsia="FangSong" w:cs="Times New Roman"/>
+        </w:rPr>
+        <w:t>从结构角度分析</w:t>
+      </w:r>
+      <w:r>
+        <w:rPr>
+          <w:rFonts w:hint="eastAsia" w:ascii="Times New Roman" w:hAnsi="Times New Roman" w:eastAsia="Times New Roman" w:cs="Times New Roman"/>
+        </w:rPr>
+        <w:t>,R</w:t>
+      </w:r>
+      <w:r>
+        <w:rPr>
+          <w:rFonts w:ascii="Times New Roman" w:hAnsi="Times New Roman" w:eastAsia="Times New Roman" w:cs="Times New Roman"/>
+        </w:rPr>
+        <w:t xml:space="preserve"> </w:t>
+      </w:r>
+      <w:r>
+        <w:rPr>
+          <w:rFonts w:hint="eastAsia" w:ascii="Times New Roman" w:hAnsi="Times New Roman" w:eastAsia="FangSong" w:cs="Times New Roman"/>
+        </w:rPr>
+        <w:t xml:space="preserve">中两种阳离子的相同之处为</w:t>
+      </w:r>
+      <w:r>
+        <w:rPr>
+          <w:rFonts w:ascii="Times New Roman" w:hAnsi="Times New Roman" w:eastAsia="Times New Roman" w:cs="Times New Roman"/>
+        </w:rPr>
+        <w:t xml:space="preserve"> </w:t>
+      </w:r>
+      <w:r>
+        <w:rPr>
+          <w:rFonts w:hint="eastAsia" w:ascii="Times New Roman" w:hAnsi="Times New Roman" w:eastAsia="Times New Roman" w:cs="Times New Roman"/>
+        </w:rPr>
+        <w:t>____,</w:t>
+      </w:r>
+      <w:r>
+        <w:rPr>
+          <w:rFonts w:hint="eastAsia" w:ascii="Times New Roman" w:hAnsi="Times New Roman" w:eastAsia="FangSong" w:cs="Times New Roman"/>
+        </w:rPr>
+        <w:t>不同之处为</w:t>
+      </w:r>
+      <w:r>
+        <w:rPr>
+          <w:rFonts w:ascii="Times New Roman" w:hAnsi="Times New Roman" w:eastAsia="Times New Roman" w:cs="Times New Roman"/>
+        </w:rPr>
+        <w:t xml:space="preserve"> </w:t>
+      </w:r>
+      <w:r>
+        <w:rPr>
+          <w:rFonts w:hint="eastAsia" w:ascii="Times New Roman" w:hAnsi="Times New Roman" w:eastAsia="Times New Roman" w:cs="Times New Roman"/>
+        </w:rPr>
+        <w:t>____。(</w:t>
+      </w:r>
+      <w:r>
+        <w:rPr>
+          <w:rFonts w:hint="eastAsia" w:ascii="Times New Roman" w:hAnsi="Times New Roman" w:eastAsia="FangSong" w:cs="Times New Roman"/>
+        </w:rPr>
+        <w:t>填标号</w:t>
+      </w:r>
+      <w:r>
+        <w:rPr>
+          <w:rFonts w:hint="eastAsia" w:ascii="Times New Roman" w:hAnsi="Times New Roman" w:eastAsia="Times New Roman" w:cs="Times New Roman"/>
+        </w:rPr>
+        <w:t>)</w:t>
+      </w:r>
+      <w:r>
+        <w:rPr>
+          <w:rFonts w:ascii="Times New Roman" w:hAnsi="Times New Roman" w:eastAsia="Times New Roman" w:cs="Times New Roman"/>
+        </w:rPr>
+        <w:t xml:space="preserve"> </w:t>
+      </w:r>
+      <w:r>
+        <w:rPr>
+          <w:rFonts w:ascii="Times New Roman" w:hAnsi="Times New Roman" w:eastAsia="Times New Roman" w:cs="Times New Roman"/>
+        </w:rPr>
+        <w:t xml:space="preserve">A. </w:t>
+      </w:r>
+      <w:r>
+        <w:rPr>
+          <w:rFonts w:hint="eastAsia" w:ascii="Times New Roman" w:hAnsi="Times New Roman" w:eastAsia="FangSong" w:cs="Times New Roman"/>
+        </w:rPr>
+        <w:t xml:space="preserve">中心原子的杂化轨道类型</w:t>
+      </w:r>
+      <w:r>
+        <w:rPr>
+          <w:rFonts w:ascii="Times New Roman" w:hAnsi="Times New Roman" w:eastAsia="Times New Roman" w:cs="Times New Roman"/>
+        </w:rPr>
+        <w:t xml:space="preserve"> </w:t>
+      </w:r>
+      <w:r>
+        <w:rPr>
+          <w:rFonts w:ascii="Times New Roman" w:hAnsi="Times New Roman" w:eastAsia="Times New Roman" w:cs="Times New Roman"/>
+        </w:rPr>
+        <w:t xml:space="preserve">B. </w:t>
+      </w:r>
+      <w:r>
+        <w:rPr>
+          <w:rFonts w:hint="eastAsia" w:ascii="Times New Roman" w:hAnsi="Times New Roman" w:eastAsia="FangSong" w:cs="Times New Roman"/>
+        </w:rPr>
+        <w:t xml:space="preserve">中心原子的价层电子对数</w:t>
+      </w:r>
+      <w:r>
+        <w:rPr>
+          <w:rFonts w:ascii="Times New Roman" w:hAnsi="Times New Roman" w:eastAsia="Times New Roman" w:cs="Times New Roman"/>
+        </w:rPr>
+        <w:t xml:space="preserve"> </w:t>
+      </w:r>
+      <w:r>
+        <w:rPr>
+          <w:rFonts w:ascii="Times New Roman" w:hAnsi="Times New Roman" w:eastAsia="Times New Roman" w:cs="Times New Roman"/>
+        </w:rPr>
+        <w:t xml:space="preserve">C. </w:t>
+      </w:r>
+      <w:r>
+        <w:rPr>
+          <w:rFonts w:hint="eastAsia" w:ascii="Times New Roman" w:hAnsi="Times New Roman" w:eastAsia="FangSong" w:cs="Times New Roman"/>
+        </w:rPr>
+        <w:t xml:space="preserve">立体结构</w:t>
+      </w:r>
+      <w:r>
+        <w:rPr>
+          <w:rFonts w:ascii="Times New Roman" w:hAnsi="Times New Roman" w:eastAsia="Times New Roman" w:cs="Times New Roman"/>
+        </w:rPr>
+        <w:t xml:space="preserve"> </w:t>
+      </w:r>
+      <w:r>
+        <w:rPr>
+          <w:rFonts w:ascii="Times New Roman" w:hAnsi="Times New Roman" w:eastAsia="Times New Roman" w:cs="Times New Roman"/>
+        </w:rPr>
+        <w:t xml:space="preserve">D. </w:t>
+      </w:r>
+      <w:r>
+        <w:rPr>
+          <w:rFonts w:hint="eastAsia" w:ascii="Times New Roman" w:hAnsi="Times New Roman" w:eastAsia="FangSong" w:cs="Times New Roman"/>
+        </w:rPr>
+        <w:t xml:space="preserve">共价键类型</w:t>
+      </w:r>
+    </w:p>
+    <w:p>
+      <w:pPr>
+        <w:pStyle w:val="BodyText"/>
+      </w:pPr>
+      <w:r>
+        <w:rPr>
+          <w:rFonts w:ascii="Times New Roman" w:hAnsi="Times New Roman" w:eastAsia="Times New Roman" w:cs="Times New Roman"/>
+          <w:b/>
+          <w:bCs/>
+        </w:rPr>
+        <w:t xml:space="preserve">7-2</w:t>
+      </w:r>
+      <w:r>
+        <w:rPr>
+          <w:rFonts w:ascii="Times New Roman" w:hAnsi="Times New Roman" w:eastAsia="Times New Roman" w:cs="Times New Roman"/>
+        </w:rPr>
+        <w:t xml:space="preserve"> </w:t>
+      </w:r>
+      <w:r>
+        <w:rPr>
+          <w:rFonts w:ascii="Times New Roman" w:hAnsi="Times New Roman" w:eastAsia="Times New Roman" w:cs="Times New Roman"/>
+        </w:rPr>
+        <w:t xml:space="preserve">R </w:t>
+      </w:r>
+      <w:r>
+        <w:rPr>
+          <w:rFonts w:hint="eastAsia" w:ascii="Times New Roman" w:hAnsi="Times New Roman" w:eastAsia="FangSong" w:cs="Times New Roman"/>
+        </w:rPr>
+        <w:t xml:space="preserve">中阴离子</w:t>
+      </w:r>
+      <w:r>
+        <w:rPr>
+          <w:rFonts w:ascii="Times New Roman" w:hAnsi="Times New Roman" w:eastAsia="Times New Roman" w:cs="Times New Roman"/>
+        </w:rPr>
+        <w:t xml:space="preserve"> </w:t>
+      </w:r>
+      <m:oMath>
+        <m:sSubSup>
+          <m:e>
+            <m:r>
+              <m:rPr>
+                <m:sty m:val="p"/>
+              </m:rPr>
+              <m:t>N</m:t>
+            </m:r>
+          </m:e>
+          <m:sub>
+            <m:r>
+              <m:rPr>
+                <m:sty m:val="p"/>
+              </m:rPr>
+              <m:t>5</m:t>
+            </m:r>
+          </m:sub>
+          <m:sup>
+            <m:r>
+              <m:rPr>
+                <m:sty m:val="p"/>
+              </m:rPr>
+              <m:t>−</m:t>
+            </m:r>
+          </m:sup>
+        </m:sSubSup>
+      </m:oMath>
+      <w:r>
+        <w:rPr>
+          <w:rFonts w:ascii="Times New Roman" w:hAnsi="Times New Roman" w:eastAsia="Times New Roman" w:cs="Times New Roman"/>
+        </w:rPr>
+        <w:t xml:space="preserve"> </w:t>
+      </w:r>
+      <w:r>
+        <w:rPr>
+          <w:rFonts w:hint="eastAsia" w:ascii="Times New Roman" w:hAnsi="Times New Roman" w:eastAsia="FangSong" w:cs="Times New Roman"/>
+        </w:rPr>
+        <w:t xml:space="preserve">中的</w:t>
+      </w:r>
+      <w:r>
+        <w:rPr>
+          <w:rFonts w:ascii="Times New Roman" w:hAnsi="Times New Roman" w:eastAsia="Times New Roman" w:cs="Times New Roman"/>
+        </w:rPr>
+        <w:t xml:space="preserve"> σ </w:t>
+      </w:r>
+      <w:r>
+        <w:rPr>
+          <w:rFonts w:hint="eastAsia" w:ascii="Times New Roman" w:hAnsi="Times New Roman" w:eastAsia="FangSong" w:cs="Times New Roman"/>
+        </w:rPr>
+        <w:t xml:space="preserve">键总数为</w:t>
+      </w:r>
+      <w:r>
+        <w:rPr>
+          <w:rFonts w:ascii="Times New Roman" w:hAnsi="Times New Roman" w:eastAsia="Times New Roman" w:cs="Times New Roman"/>
+        </w:rPr>
+        <w:t xml:space="preserve"> ____ </w:t>
+      </w:r>
+      <w:r>
+        <w:rPr>
+          <w:rFonts w:hint="eastAsia" w:ascii="Times New Roman" w:hAnsi="Times New Roman" w:eastAsia="FangSong" w:cs="Times New Roman"/>
+        </w:rPr>
+        <w:t>个</w:t>
+      </w:r>
+      <w:r>
+        <w:rPr>
+          <w:rFonts w:hint="eastAsia" w:ascii="Times New Roman" w:hAnsi="Times New Roman" w:eastAsia="Times New Roman" w:cs="Times New Roman"/>
+        </w:rPr>
+        <w:t>。</w:t>
+      </w:r>
+      <w:r>
+        <w:rPr>
+          <w:rFonts w:hint="eastAsia" w:ascii="Times New Roman" w:hAnsi="Times New Roman" w:eastAsia="FangSong" w:cs="Times New Roman"/>
+        </w:rPr>
+        <w:t>分子中的大</w:t>
+      </w:r>
+      <w:r>
+        <w:rPr>
+          <w:rFonts w:ascii="Times New Roman" w:hAnsi="Times New Roman" w:eastAsia="Times New Roman" w:cs="Times New Roman"/>
+        </w:rPr>
+        <w:t xml:space="preserve"> π </w:t>
+      </w:r>
+      <w:r>
+        <w:rPr>
+          <w:rFonts w:hint="eastAsia" w:ascii="Times New Roman" w:hAnsi="Times New Roman" w:eastAsia="FangSong" w:cs="Times New Roman"/>
+        </w:rPr>
+        <w:t xml:space="preserve">键可用符号</w:t>
+      </w:r>
+      <w:r>
+        <w:rPr>
+          <w:rFonts w:ascii="Times New Roman" w:hAnsi="Times New Roman" w:eastAsia="Times New Roman" w:cs="Times New Roman"/>
+        </w:rPr>
+        <w:t xml:space="preserve"> </w:t>
+      </w:r>
+      <m:oMath>
+        <m:sSubSup>
+          <m:e>
+            <m:r>
+              <m:rPr>
+                <m:sty m:val="p"/>
+              </m:rPr>
+              <m:t>Π</m:t>
+            </m:r>
+          </m:e>
+          <m:sub>
+            <m:r>
+              <m:t>m</m:t>
+            </m:r>
+          </m:sub>
+          <m:sup>
+            <m:r>
+              <m:t>n</m:t>
+            </m:r>
+          </m:sup>
+        </m:sSubSup>
+      </m:oMath>
+      <w:r>
+        <w:rPr>
+          <w:rFonts w:ascii="Times New Roman" w:hAnsi="Times New Roman" w:eastAsia="Times New Roman" w:cs="Times New Roman"/>
+        </w:rPr>
+        <w:t xml:space="preserve"> </w:t>
+      </w:r>
+      <w:r>
+        <w:rPr>
+          <w:rFonts w:hint="eastAsia" w:ascii="Times New Roman" w:hAnsi="Times New Roman" w:eastAsia="FangSong" w:cs="Times New Roman"/>
+        </w:rPr>
+        <w:t>表示</w:t>
+      </w:r>
+      <w:r>
+        <w:rPr>
+          <w:rFonts w:hint="eastAsia" w:ascii="Times New Roman" w:hAnsi="Times New Roman" w:eastAsia="Times New Roman" w:cs="Times New Roman"/>
+        </w:rPr>
+        <w:t>,</w:t>
+      </w:r>
+      <w:r>
+        <w:rPr>
+          <w:rFonts w:hint="eastAsia" w:ascii="Times New Roman" w:hAnsi="Times New Roman" w:eastAsia="FangSong" w:cs="Times New Roman"/>
+        </w:rPr>
+        <w:t>其中</w:t>
+      </w:r>
+      <w:r>
+        <w:rPr>
+          <w:rFonts w:ascii="Times New Roman" w:hAnsi="Times New Roman" w:eastAsia="Times New Roman" w:cs="Times New Roman"/>
+        </w:rPr>
+        <w:t xml:space="preserve"> m </w:t>
+      </w:r>
+      <w:r>
+        <w:rPr>
+          <w:rFonts w:hint="eastAsia" w:ascii="Times New Roman" w:hAnsi="Times New Roman" w:eastAsia="FangSong" w:cs="Times New Roman"/>
+        </w:rPr>
+        <w:t xml:space="preserve">代表参与形成的大</w:t>
+      </w:r>
+      <w:r>
+        <w:rPr>
+          <w:rFonts w:ascii="Times New Roman" w:hAnsi="Times New Roman" w:eastAsia="Times New Roman" w:cs="Times New Roman"/>
+        </w:rPr>
+        <w:t xml:space="preserve"> π </w:t>
+      </w:r>
+      <w:r>
+        <w:rPr>
+          <w:rFonts w:hint="eastAsia" w:ascii="Times New Roman" w:hAnsi="Times New Roman" w:eastAsia="FangSong" w:cs="Times New Roman"/>
+        </w:rPr>
+        <w:t>键原子数</w:t>
+      </w:r>
+      <w:r>
+        <w:rPr>
+          <w:rFonts w:hint="eastAsia" w:ascii="Times New Roman" w:hAnsi="Times New Roman" w:eastAsia="Times New Roman" w:cs="Times New Roman"/>
+        </w:rPr>
+        <w:t>,n</w:t>
+      </w:r>
+      <w:r>
+        <w:rPr>
+          <w:rFonts w:ascii="Times New Roman" w:hAnsi="Times New Roman" w:eastAsia="Times New Roman" w:cs="Times New Roman"/>
+        </w:rPr>
+        <w:t xml:space="preserve"> </w:t>
+      </w:r>
+      <w:r>
+        <w:rPr>
+          <w:rFonts w:hint="eastAsia" w:ascii="Times New Roman" w:hAnsi="Times New Roman" w:eastAsia="FangSong" w:cs="Times New Roman"/>
+        </w:rPr>
+        <w:t xml:space="preserve">代表参与形成的大</w:t>
+      </w:r>
+      <w:r>
+        <w:rPr>
+          <w:rFonts w:ascii="Times New Roman" w:hAnsi="Times New Roman" w:eastAsia="Times New Roman" w:cs="Times New Roman"/>
+        </w:rPr>
+        <w:t xml:space="preserve"> π </w:t>
+      </w:r>
+      <w:r>
+        <w:rPr>
+          <w:rFonts w:hint="eastAsia" w:ascii="Times New Roman" w:hAnsi="Times New Roman" w:eastAsia="FangSong" w:cs="Times New Roman"/>
+        </w:rPr>
+        <w:t>键电子数</w:t>
+      </w:r>
+      <w:r>
+        <w:rPr>
+          <w:rFonts w:hint="eastAsia" w:ascii="Times New Roman" w:hAnsi="Times New Roman" w:eastAsia="Times New Roman" w:cs="Times New Roman"/>
+        </w:rPr>
+        <w:t>(</w:t>
+      </w:r>
+      <w:r>
+        <w:rPr>
+          <w:rFonts w:hint="eastAsia" w:ascii="Times New Roman" w:hAnsi="Times New Roman" w:eastAsia="FangSong" w:cs="Times New Roman"/>
+        </w:rPr>
+        <w:t>如苯分子中的大</w:t>
+      </w:r>
+      <w:r>
+        <w:rPr>
+          <w:rFonts w:ascii="Times New Roman" w:hAnsi="Times New Roman" w:eastAsia="Times New Roman" w:cs="Times New Roman"/>
+        </w:rPr>
+        <w:t xml:space="preserve"> π </w:t>
+      </w:r>
+      <w:r>
+        <w:rPr>
+          <w:rFonts w:hint="eastAsia" w:ascii="Times New Roman" w:hAnsi="Times New Roman" w:eastAsia="FangSong" w:cs="Times New Roman"/>
+        </w:rPr>
+        <w:t xml:space="preserve">键可表示为</w:t>
+      </w:r>
+      <w:r>
+        <w:rPr>
+          <w:rFonts w:ascii="Times New Roman" w:hAnsi="Times New Roman" w:eastAsia="Times New Roman" w:cs="Times New Roman"/>
+        </w:rPr>
+        <w:t xml:space="preserve"> </w:t>
+      </w:r>
+      <m:oMath>
+        <m:sSubSup>
+          <m:e>
+            <m:r>
+              <m:rPr>
+                <m:sty m:val="p"/>
+              </m:rPr>
+              <m:t>Π</m:t>
+            </m:r>
+          </m:e>
+          <m:sub>
+            <m:r>
+              <m:t>6</m:t>
+            </m:r>
+          </m:sub>
+          <m:sup>
+            <m:r>
+              <m:t>6</m:t>
+            </m:r>
+          </m:sup>
+        </m:sSubSup>
+      </m:oMath>
+      <w:r>
+        <w:rPr>
+          <w:rFonts w:ascii="Times New Roman" w:hAnsi="Times New Roman" w:eastAsia="Times New Roman" w:cs="Times New Roman"/>
+        </w:rPr>
+        <w:t xml:space="preserve"> </w:t>
+      </w:r>
+      <w:r>
+        <w:rPr>
+          <w:rFonts w:hint="eastAsia" w:ascii="Times New Roman" w:hAnsi="Times New Roman" w:eastAsia="Times New Roman" w:cs="Times New Roman"/>
+        </w:rPr>
+        <w:t>),</w:t>
+      </w:r>
+      <w:r>
+        <w:rPr>
+          <w:rFonts w:hint="eastAsia" w:ascii="Times New Roman" w:hAnsi="Times New Roman" w:eastAsia="FangSong" w:cs="Times New Roman"/>
+        </w:rPr>
+        <w:t>则</w:t>
+      </w:r>
+      <w:r>
+        <w:rPr>
+          <w:rFonts w:ascii="Times New Roman" w:hAnsi="Times New Roman" w:eastAsia="Times New Roman" w:cs="Times New Roman"/>
+        </w:rPr>
+        <w:t xml:space="preserve"> </w:t>
+      </w:r>
+      <m:oMath>
+        <m:sSubSup>
+          <m:e>
+            <m:r>
+              <m:rPr>
+                <m:sty m:val="p"/>
+              </m:rPr>
+              <m:t>N</m:t>
+            </m:r>
+          </m:e>
+          <m:sub>
+            <m:r>
+              <m:rPr>
+                <m:sty m:val="p"/>
+              </m:rPr>
+              <m:t>5</m:t>
+            </m:r>
+          </m:sub>
+          <m:sup>
+            <m:r>
+              <m:rPr>
+                <m:sty m:val="p"/>
+              </m:rPr>
+              <m:t>−</m:t>
+            </m:r>
+          </m:sup>
+        </m:sSubSup>
+      </m:oMath>
+      <w:r>
+        <w:rPr>
+          <w:rFonts w:ascii="Times New Roman" w:hAnsi="Times New Roman" w:eastAsia="Times New Roman" w:cs="Times New Roman"/>
+        </w:rPr>
+        <w:t xml:space="preserve"> </w:t>
+      </w:r>
+      <w:r>
+        <w:rPr>
+          <w:rFonts w:hint="eastAsia" w:ascii="Times New Roman" w:hAnsi="Times New Roman" w:eastAsia="FangSong" w:cs="Times New Roman"/>
+        </w:rPr>
+        <w:t xml:space="preserve">中的大</w:t>
+      </w:r>
+      <w:r>
+        <w:rPr>
+          <w:rFonts w:ascii="Times New Roman" w:hAnsi="Times New Roman" w:eastAsia="Times New Roman" w:cs="Times New Roman"/>
+        </w:rPr>
+        <w:t xml:space="preserve"> π </w:t>
+      </w:r>
+      <w:r>
+        <w:rPr>
+          <w:rFonts w:hint="eastAsia" w:ascii="Times New Roman" w:hAnsi="Times New Roman" w:eastAsia="FangSong" w:cs="Times New Roman"/>
+        </w:rPr>
+        <w:t xml:space="preserve">键应表示为</w:t>
+      </w:r>
+      <w:r>
+        <w:rPr>
+          <w:rFonts w:ascii="Times New Roman" w:hAnsi="Times New Roman" w:eastAsia="Times New Roman" w:cs="Times New Roman"/>
+        </w:rPr>
+        <w:t xml:space="preserve"> ____。</w:t>
+      </w:r>
+    </w:p>
+    <w:p>
+      <w:pPr>
+        <w:pStyle w:val="BodyText"/>
+      </w:pPr>
+      <w:r>
+        <w:rPr>
+          <w:rFonts w:ascii="Times New Roman" w:hAnsi="Times New Roman" w:eastAsia="Times New Roman" w:cs="Times New Roman"/>
+          <w:b/>
+          <w:bCs/>
+        </w:rPr>
+        <w:t xml:space="preserve">7-3</w:t>
+      </w:r>
+      <w:r>
+        <w:rPr>
+          <w:rFonts w:ascii="Times New Roman" w:hAnsi="Times New Roman" w:eastAsia="Times New Roman" w:cs="Times New Roman"/>
+        </w:rPr>
+        <w:t xml:space="preserve"> </w:t>
+      </w:r>
+      <w:r>
+        <w:rPr>
+          <w:rFonts w:hint="eastAsia" w:ascii="Times New Roman" w:hAnsi="Times New Roman" w:eastAsia="FangSong" w:cs="Times New Roman"/>
+        </w:rPr>
+        <w:t>图中虚线代表氢键</w:t>
+      </w:r>
+      <w:r>
+        <w:rPr>
+          <w:rFonts w:hint="eastAsia" w:ascii="Times New Roman" w:hAnsi="Times New Roman" w:eastAsia="Times New Roman" w:cs="Times New Roman"/>
+        </w:rPr>
+        <w:t>,</w:t>
+      </w:r>
+      <w:r>
+        <w:rPr>
+          <w:rFonts w:hint="eastAsia" w:ascii="Times New Roman" w:hAnsi="Times New Roman" w:eastAsia="FangSong" w:cs="Times New Roman"/>
+        </w:rPr>
+        <w:t>其表示式为</w:t>
+      </w:r>
+      <w:r>
+        <w:rPr>
+          <w:rFonts w:ascii="Times New Roman" w:hAnsi="Times New Roman" w:eastAsia="Times New Roman" w:cs="Times New Roman"/>
+        </w:rPr>
+        <w:t xml:space="preserve"> </w:t>
+      </w:r>
+      <m:oMath>
+        <m:oMathPr>
+          <m:ctrlPr>
+            <w:rPr>
+              <w:sz w:val="28"/>
+              <w:szCs w:val="28"/>
+            </w:rPr>
+          </m:ctrlPr>
+        </m:oMathPr>
+        <m:r>
+          <m:rPr>
+            <m:sty m:val="p"/>
+          </m:rPr>
+          <m:t>(</m:t>
+        </m:r>
+        <m:r>
+          <m:rPr>
+            <m:sty m:val="p"/>
+          </m:rPr>
+          <m:t>N</m:t>
+        </m:r>
+        <m:sSubSup>
+          <m:e>
+            <m:r>
+              <m:rPr>
+                <m:sty m:val="p"/>
+              </m:rPr>
+              <m:t>H</m:t>
+            </m:r>
+          </m:e>
+          <m:sub>
+            <m:r>
+              <m:rPr>
+                <m:sty m:val="p"/>
+              </m:rPr>
+              <m:t>4</m:t>
+            </m:r>
+          </m:sub>
+          <m:sup>
+            <m:r>
+              <m:rPr>
+                <m:sty m:val="p"/>
+              </m:rPr>
+              <m:t>+</m:t>
+            </m:r>
+          </m:sup>
+        </m:sSubSup>
+        <m:r>
+          <m:rPr>
+            <m:sty m:val="p"/>
+          </m:rPr>
+          <m:t>)</m:t>
+        </m:r>
+        <m:r>
+          <m:rPr>
+            <m:sty m:val="p"/>
+          </m:rPr>
+          <m:t>N</m:t>
+        </m:r>
+        <m:r>
+          <m:rPr>
+            <m:sty m:val="p"/>
+          </m:rPr>
+          <m:t>—</m:t>
+        </m:r>
+        <m:r>
+          <m:rPr>
+            <m:sty m:val="p"/>
+          </m:rPr>
+          <m:t>H</m:t>
+        </m:r>
+        <m:r>
+          <m:rPr>
+            <m:sty m:val="p"/>
+          </m:rPr>
+          <m:t>—</m:t>
+        </m:r>
+        <m:r>
+          <m:rPr>
+            <m:sty m:val="p"/>
+          </m:rPr>
+          <m:t>C</m:t>
+        </m:r>
+      </m:oMath>
+      <w:r>
+        <w:rPr>
+          <w:rFonts w:ascii="Times New Roman" w:hAnsi="Times New Roman" w:eastAsia="Times New Roman" w:cs="Times New Roman"/>
+        </w:rPr>
+        <w:t xml:space="preserve"> </w:t>
+      </w:r>
+      <w:r>
+        <w:rPr>
+          <w:rFonts w:ascii="Times New Roman" w:hAnsi="Times New Roman" w:eastAsia="Times New Roman" w:cs="Times New Roman"/>
+        </w:rPr>
+        <w:t xml:space="preserve">、____、____。</w:t>
+      </w:r>
+    </w:p>
+    <w:p>
+      <w:pPr>
+        <w:pStyle w:val="BodyText"/>
+        <w:spacing w:before="160" w:after="80"/>
+        <w:jc w:val="center"/>
+      </w:pPr>
+      <w:r>
+        <w:rPr>
+          <w:rFonts w:ascii="Times New Roman" w:hAnsi="Times New Roman" w:eastAsia="Times New Roman" w:cs="Times New Roman"/>
+        </w:rPr>
+        <w:drawing>
+          <wp:inline>
+            <wp:extent cx="3600000" cy="2674922"/>
+            <wp:effectExtent b="0" l="0" r="0" t="0"/>
+            <wp:docPr descr="" title="" id="128" name="Picture"/>
+            <a:graphic>
+              <a:graphicData uri="http://schemas.openxmlformats.org/drawingml/2006/picture">
+                <pic:pic>
+                  <pic:nvPicPr>
+                    <pic:cNvPr descr="39c0a36ace1b22c9cabf7b4e9cd4c98dca5276545182fa1524903dd3cd4026bc.jpg" id="129" name="Picture"/>
+                    <pic:cNvPicPr>
+                      <a:picLocks noChangeArrowheads="1" noChangeAspect="1"/>
+                    </pic:cNvPicPr>
+                  </pic:nvPicPr>
+                  <pic:blipFill>
+                    <a:blip r:embed="rId127"/>
                     <a:stretch>
                       <a:fillRect/>
                     </a:stretch>
@@ -29958,8 +33098,8 @@
         </w:pict>
       </w:r>
     </w:p>
-    <w:bookmarkEnd w:id="124"/>
-    <w:bookmarkStart w:id="131" w:name="一分册测试-ch8a-10-bncp联四唑钴配合物"/>
+    <w:bookmarkEnd w:id="130"/>
+    <w:bookmarkStart w:id="137" w:name="一分册测试-ch8a-10-bncp联四唑钴配合物"/>
     <w:p>
       <w:pPr>
         <w:pStyle w:val="Heading2"/>
@@ -29970,7 +33110,7 @@
         <w:rPr>
           <w:rFonts w:ascii="Times New Roman" w:hAnsi="Times New Roman" w:eastAsia="Times New Roman" w:cs="Times New Roman"/>
         </w:rPr>
-        <w:t xml:space="preserve">2.90 </w:t>
+        <w:t xml:space="preserve">2.93 </w:t>
       </w:r>
       <w:r>
         <w:rPr>
@@ -30405,18 +33545,18 @@
           <wp:inline>
             <wp:extent cx="3600000" cy="2193750"/>
             <wp:effectExtent b="0" l="0" r="0" t="0"/>
-            <wp:docPr descr="" title="" id="126" name="Picture"/>
+            <wp:docPr descr="" title="" id="132" name="Picture"/>
             <a:graphic>
               <a:graphicData uri="http://schemas.openxmlformats.org/drawingml/2006/picture">
                 <pic:pic>
                   <pic:nvPicPr>
-                    <pic:cNvPr descr="eda7f758f6675568183a8cc5ac0f583e0551e05bc633f6727ec212d02fc3611e.jpg" id="127" name="Picture"/>
+                    <pic:cNvPr descr="eda7f758f6675568183a8cc5ac0f583e0551e05bc633f6727ec212d02fc3611e.jpg" id="133" name="Picture"/>
                     <pic:cNvPicPr>
                       <a:picLocks noChangeArrowheads="1" noChangeAspect="1"/>
                     </pic:cNvPicPr>
                   </pic:nvPicPr>
                   <pic:blipFill>
-                    <a:blip r:embed="rId125"/>
+                    <a:blip r:embed="rId131"/>
                     <a:stretch>
                       <a:fillRect/>
                     </a:stretch>
@@ -31026,18 +34166,18 @@
           <wp:inline>
             <wp:extent cx="3600000" cy="991154"/>
             <wp:effectExtent b="0" l="0" r="0" t="0"/>
-            <wp:docPr descr="" title="" id="129" name="Picture"/>
+            <wp:docPr descr="" title="" id="135" name="Picture"/>
             <a:graphic>
               <a:graphicData uri="http://schemas.openxmlformats.org/drawingml/2006/picture">
                 <pic:pic>
                   <pic:nvPicPr>
-                    <pic:cNvPr descr="e8b49766f287469384d379f86273dbea642ccbbea34d9bbcce0b12abd05d5f38.jpg" id="130" name="Picture"/>
+                    <pic:cNvPr descr="e8b49766f287469384d379f86273dbea642ccbbea34d9bbcce0b12abd05d5f38.jpg" id="136" name="Picture"/>
                     <pic:cNvPicPr>
                       <a:picLocks noChangeArrowheads="1" noChangeAspect="1"/>
                     </pic:cNvPicPr>
                   </pic:nvPicPr>
                   <pic:blipFill>
-                    <a:blip r:embed="rId128"/>
+                    <a:blip r:embed="rId134"/>
                     <a:stretch>
                       <a:fillRect/>
                     </a:stretch>
@@ -31277,8 +34417,8 @@
         </w:pict>
       </w:r>
     </w:p>
-    <w:bookmarkEnd w:id="131"/>
-    <w:bookmarkStart w:id="132" w:name="习题1"/>
+    <w:bookmarkEnd w:id="137"/>
+    <w:bookmarkStart w:id="138" w:name="习题1"/>
     <w:p>
       <w:pPr>
         <w:pStyle w:val="Heading2"/>
@@ -31289,7 +34429,7 @@
         <w:rPr>
           <w:rFonts w:ascii="Times New Roman" w:hAnsi="Times New Roman" w:eastAsia="Times New Roman" w:cs="Times New Roman"/>
         </w:rPr>
-        <w:t xml:space="preserve">2.91 </w:t>
+        <w:t xml:space="preserve">2.94 </w:t>
       </w:r>
       <w:r>
         <w:rPr>
@@ -31640,8 +34780,8 @@
         </w:pict>
       </w:r>
     </w:p>
-    <w:bookmarkEnd w:id="132"/>
-    <w:bookmarkStart w:id="133" w:name="习题10"/>
+    <w:bookmarkEnd w:id="138"/>
+    <w:bookmarkStart w:id="139" w:name="习题10"/>
     <w:p>
       <w:pPr>
         <w:pStyle w:val="Heading2"/>
@@ -31652,7 +34792,7 @@
         <w:rPr>
           <w:rFonts w:ascii="Times New Roman" w:hAnsi="Times New Roman" w:eastAsia="Times New Roman" w:cs="Times New Roman"/>
         </w:rPr>
-        <w:t xml:space="preserve">2.92 </w:t>
+        <w:t xml:space="preserve">2.95 </w:t>
       </w:r>
       <w:r>
         <w:rPr>
@@ -32225,8 +35365,8 @@
         </w:pict>
       </w:r>
     </w:p>
-    <w:bookmarkEnd w:id="133"/>
-    <w:bookmarkStart w:id="134" w:name="习题11"/>
+    <w:bookmarkEnd w:id="139"/>
+    <w:bookmarkStart w:id="140" w:name="习题11"/>
     <w:p>
       <w:pPr>
         <w:pStyle w:val="Heading2"/>
@@ -32237,7 +35377,7 @@
         <w:rPr>
           <w:rFonts w:ascii="Times New Roman" w:hAnsi="Times New Roman" w:eastAsia="Times New Roman" w:cs="Times New Roman"/>
         </w:rPr>
-        <w:t xml:space="preserve">2.93 </w:t>
+        <w:t xml:space="preserve">2.96 </w:t>
       </w:r>
       <w:r>
         <w:rPr>
@@ -32698,8 +35838,8 @@
         </w:pict>
       </w:r>
     </w:p>
-    <w:bookmarkEnd w:id="134"/>
-    <w:bookmarkStart w:id="135" w:name="习题12"/>
+    <w:bookmarkEnd w:id="140"/>
+    <w:bookmarkStart w:id="141" w:name="习题12"/>
     <w:p>
       <w:pPr>
         <w:pStyle w:val="Heading2"/>
@@ -32710,7 +35850,7 @@
         <w:rPr>
           <w:rFonts w:ascii="Times New Roman" w:hAnsi="Times New Roman" w:eastAsia="Times New Roman" w:cs="Times New Roman"/>
         </w:rPr>
-        <w:t xml:space="preserve">2.94 </w:t>
+        <w:t xml:space="preserve">2.97 </w:t>
       </w:r>
       <w:r>
         <w:rPr>
@@ -33780,8 +36920,8 @@
         </w:pict>
       </w:r>
     </w:p>
-    <w:bookmarkEnd w:id="135"/>
-    <w:bookmarkStart w:id="136" w:name="习题13"/>
+    <w:bookmarkEnd w:id="141"/>
+    <w:bookmarkStart w:id="142" w:name="习题13"/>
     <w:p>
       <w:pPr>
         <w:pStyle w:val="Heading2"/>
@@ -33792,7 +36932,7 @@
         <w:rPr>
           <w:rFonts w:ascii="Times New Roman" w:hAnsi="Times New Roman" w:eastAsia="Times New Roman" w:cs="Times New Roman"/>
         </w:rPr>
-        <w:t xml:space="preserve">2.95 </w:t>
+        <w:t xml:space="preserve">2.98 </w:t>
       </w:r>
       <w:r>
         <w:rPr>
@@ -34366,8 +37506,8 @@
         </w:pict>
       </w:r>
     </w:p>
-    <w:bookmarkEnd w:id="136"/>
-    <w:bookmarkStart w:id="137" w:name="习题14"/>
+    <w:bookmarkEnd w:id="142"/>
+    <w:bookmarkStart w:id="143" w:name="习题14"/>
     <w:p>
       <w:pPr>
         <w:pStyle w:val="Heading2"/>
@@ -34378,7 +37518,7 @@
         <w:rPr>
           <w:rFonts w:ascii="Times New Roman" w:hAnsi="Times New Roman" w:eastAsia="Times New Roman" w:cs="Times New Roman"/>
         </w:rPr>
-        <w:t xml:space="preserve">2.96 </w:t>
+        <w:t xml:space="preserve">2.99 </w:t>
       </w:r>
       <w:r>
         <w:rPr>
@@ -35249,8 +38389,8 @@
         </w:pict>
       </w:r>
     </w:p>
-    <w:bookmarkEnd w:id="137"/>
-    <w:bookmarkStart w:id="138" w:name="习题2"/>
+    <w:bookmarkEnd w:id="143"/>
+    <w:bookmarkStart w:id="144" w:name="习题2"/>
     <w:p>
       <w:pPr>
         <w:pStyle w:val="Heading2"/>
@@ -35261,7 +38401,7 @@
         <w:rPr>
           <w:rFonts w:ascii="Times New Roman" w:hAnsi="Times New Roman" w:eastAsia="Times New Roman" w:cs="Times New Roman"/>
         </w:rPr>
-        <w:t xml:space="preserve">2.97 </w:t>
+        <w:t xml:space="preserve">2.100 </w:t>
       </w:r>
       <w:r>
         <w:rPr>
@@ -35414,8 +38554,8 @@
         </w:pict>
       </w:r>
     </w:p>
-    <w:bookmarkEnd w:id="138"/>
-    <w:bookmarkStart w:id="139" w:name="习题3"/>
+    <w:bookmarkEnd w:id="144"/>
+    <w:bookmarkStart w:id="145" w:name="习题3"/>
     <w:p>
       <w:pPr>
         <w:pStyle w:val="Heading2"/>
@@ -35426,7 +38566,7 @@
         <w:rPr>
           <w:rFonts w:ascii="Times New Roman" w:hAnsi="Times New Roman" w:eastAsia="Times New Roman" w:cs="Times New Roman"/>
         </w:rPr>
-        <w:t xml:space="preserve">2.98 </w:t>
+        <w:t xml:space="preserve">2.101 </w:t>
       </w:r>
       <w:r>
         <w:rPr>
@@ -35684,8 +38824,8 @@
         </w:pict>
       </w:r>
     </w:p>
-    <w:bookmarkEnd w:id="139"/>
-    <w:bookmarkStart w:id="140" w:name="习题4"/>
+    <w:bookmarkEnd w:id="145"/>
+    <w:bookmarkStart w:id="146" w:name="习题4"/>
     <w:p>
       <w:pPr>
         <w:pStyle w:val="Heading2"/>
@@ -35696,7 +38836,7 @@
         <w:rPr>
           <w:rFonts w:ascii="Times New Roman" w:hAnsi="Times New Roman" w:eastAsia="Times New Roman" w:cs="Times New Roman"/>
         </w:rPr>
-        <w:t xml:space="preserve">2.99 </w:t>
+        <w:t xml:space="preserve">2.102 </w:t>
       </w:r>
       <w:r>
         <w:rPr>
@@ -36028,8 +39168,8 @@
         </w:pict>
       </w:r>
     </w:p>
-    <w:bookmarkEnd w:id="140"/>
-    <w:bookmarkStart w:id="141" w:name="习题5"/>
+    <w:bookmarkEnd w:id="146"/>
+    <w:bookmarkStart w:id="147" w:name="习题5"/>
     <w:p>
       <w:pPr>
         <w:pStyle w:val="Heading2"/>
@@ -36040,7 +39180,7 @@
         <w:rPr>
           <w:rFonts w:ascii="Times New Roman" w:hAnsi="Times New Roman" w:eastAsia="Times New Roman" w:cs="Times New Roman"/>
         </w:rPr>
-        <w:t xml:space="preserve">2.100 </w:t>
+        <w:t xml:space="preserve">2.103 </w:t>
       </w:r>
       <w:r>
         <w:rPr>
@@ -36952,8 +40092,8 @@
         </w:pict>
       </w:r>
     </w:p>
-    <w:bookmarkEnd w:id="141"/>
-    <w:bookmarkStart w:id="142" w:name="习题6"/>
+    <w:bookmarkEnd w:id="147"/>
+    <w:bookmarkStart w:id="148" w:name="习题6"/>
     <w:p>
       <w:pPr>
         <w:pStyle w:val="Heading2"/>
@@ -36964,7 +40104,7 @@
         <w:rPr>
           <w:rFonts w:ascii="Times New Roman" w:hAnsi="Times New Roman" w:eastAsia="Times New Roman" w:cs="Times New Roman"/>
         </w:rPr>
-        <w:t xml:space="preserve">2.101 </w:t>
+        <w:t xml:space="preserve">2.104 </w:t>
       </w:r>
       <w:r>
         <w:rPr>
@@ -37304,8 +40444,8 @@
         </w:pict>
       </w:r>
     </w:p>
-    <w:bookmarkEnd w:id="142"/>
-    <w:bookmarkStart w:id="143" w:name="习题7"/>
+    <w:bookmarkEnd w:id="148"/>
+    <w:bookmarkStart w:id="149" w:name="习题7"/>
     <w:p>
       <w:pPr>
         <w:pStyle w:val="Heading2"/>
@@ -37316,7 +40456,7 @@
         <w:rPr>
           <w:rFonts w:ascii="Times New Roman" w:hAnsi="Times New Roman" w:eastAsia="Times New Roman" w:cs="Times New Roman"/>
         </w:rPr>
-        <w:t xml:space="preserve">2.102 </w:t>
+        <w:t xml:space="preserve">2.105 </w:t>
       </w:r>
       <w:r>
         <w:rPr>
@@ -38060,8 +41200,8 @@
         </w:pict>
       </w:r>
     </w:p>
-    <w:bookmarkEnd w:id="143"/>
-    <w:bookmarkStart w:id="144" w:name="习题8"/>
+    <w:bookmarkEnd w:id="149"/>
+    <w:bookmarkStart w:id="150" w:name="习题8"/>
     <w:p>
       <w:pPr>
         <w:pStyle w:val="Heading2"/>
@@ -38072,7 +41212,7 @@
         <w:rPr>
           <w:rFonts w:ascii="Times New Roman" w:hAnsi="Times New Roman" w:eastAsia="Times New Roman" w:cs="Times New Roman"/>
         </w:rPr>
-        <w:t xml:space="preserve">2.103 </w:t>
+        <w:t xml:space="preserve">2.106 </w:t>
       </w:r>
       <w:r>
         <w:rPr>
@@ -38740,8 +41880,8 @@
         </w:pict>
       </w:r>
     </w:p>
-    <w:bookmarkEnd w:id="144"/>
-    <w:bookmarkStart w:id="145" w:name="习题9"/>
+    <w:bookmarkEnd w:id="150"/>
+    <w:bookmarkStart w:id="151" w:name="习题9"/>
     <w:p>
       <w:pPr>
         <w:pStyle w:val="Heading2"/>
@@ -38752,7 +41892,7 @@
         <w:rPr>
           <w:rFonts w:ascii="Times New Roman" w:hAnsi="Times New Roman" w:eastAsia="Times New Roman" w:cs="Times New Roman"/>
         </w:rPr>
-        <w:t xml:space="preserve">2.104 </w:t>
+        <w:t xml:space="preserve">2.107 </w:t>
       </w:r>
       <w:r>
         <w:rPr>
@@ -39215,8 +42355,8 @@
         </w:pict>
       </w:r>
     </w:p>
-    <w:bookmarkEnd w:id="145"/>
-    <w:bookmarkStart w:id="149" w:name="钌配合物化学式与杂化第31届初赛"/>
+    <w:bookmarkEnd w:id="151"/>
+    <w:bookmarkStart w:id="155" w:name="钌配合物化学式与杂化第31届初赛"/>
     <w:p>
       <w:pPr>
         <w:pStyle w:val="Heading2"/>
@@ -39227,7 +42367,7 @@
         <w:rPr>
           <w:rFonts w:ascii="Times New Roman" w:hAnsi="Times New Roman" w:eastAsia="Times New Roman" w:cs="Times New Roman"/>
         </w:rPr>
-        <w:t xml:space="preserve">2.105 </w:t>
+        <w:t xml:space="preserve">2.108 </w:t>
       </w:r>
       <w:r>
         <w:rPr>
@@ -39589,18 +42729,18 @@
           <wp:inline>
             <wp:extent cx="3600000" cy="1337142"/>
             <wp:effectExtent b="0" l="0" r="0" t="0"/>
-            <wp:docPr descr="" title="" id="147" name="Picture"/>
+            <wp:docPr descr="" title="" id="153" name="Picture"/>
             <a:graphic>
               <a:graphicData uri="http://schemas.openxmlformats.org/drawingml/2006/picture">
                 <pic:pic>
                   <pic:nvPicPr>
-                    <pic:cNvPr descr="4903f597ca1aeda6468e45cb239a6b37ea39481d763c7a829d4eb92a75370b4b.jpg" id="148" name="Picture"/>
+                    <pic:cNvPr descr="4903f597ca1aeda6468e45cb239a6b37ea39481d763c7a829d4eb92a75370b4b.jpg" id="154" name="Picture"/>
                     <pic:cNvPicPr>
                       <a:picLocks noChangeArrowheads="1" noChangeAspect="1"/>
                     </pic:cNvPicPr>
                   </pic:nvPicPr>
                   <pic:blipFill>
-                    <a:blip r:embed="rId146"/>
+                    <a:blip r:embed="rId152"/>
                     <a:stretch>
                       <a:fillRect/>
                     </a:stretch>
@@ -40313,8 +43453,8 @@
         </w:pict>
       </w:r>
     </w:p>
-    <w:bookmarkEnd w:id="149"/>
-    <w:bookmarkStart w:id="150" w:name="section-4"/>
+    <w:bookmarkEnd w:id="155"/>
+    <w:bookmarkStart w:id="156" w:name="section-4"/>
     <w:p>
       <w:pPr>
         <w:pStyle w:val="Heading2"/>
@@ -40325,7 +43465,7 @@
         <w:rPr>
           <w:rFonts w:ascii="Times New Roman" w:hAnsi="Times New Roman" w:eastAsia="Times New Roman" w:cs="Times New Roman"/>
         </w:rPr>
-        <w:t xml:space="preserve">2.106 12-26</w:t>
+        <w:t xml:space="preserve">2.109 12-26</w:t>
       </w:r>
     </w:p>
     <w:p>
@@ -40711,8 +43851,8 @@
         </w:pict>
       </w:r>
     </w:p>
-    <w:bookmarkEnd w:id="150"/>
-    <w:bookmarkEnd w:id="151"/>
+    <w:bookmarkEnd w:id="156"/>
+    <w:bookmarkEnd w:id="157"/>
     <w:sectPr>
       <w:footerReference w:type="default" r:id="rId9"/>
       <w:headerReference w:type="default" r:id="rId10"/>
@@ -41274,6 +44414,176 @@
       <w:start w:val="3"/>
       <w:numFmt w:val="decimal"/>
       <w:lvlText w:val="(%9)"/>
+      <w:lvlJc w:val="left"/>
+      <w:pPr>
+        <w:ind w:left="6480" w:hanging="360"/>
+      </w:pPr>
+    </w:lvl>
+  </w:abstractNum>
+  <w:abstractNum w:abstractNumId="99731">
+    <w:nsid w:val="00A99731"/>
+    <w:multiLevelType w:val="multilevel"/>
+    <w:lvl w:ilvl="0">
+      <w:start w:val="1"/>
+      <w:numFmt w:val="lowerLetter"/>
+      <w:lvlText w:val="(%1)"/>
+      <w:lvlJc w:val="left"/>
+      <w:pPr>
+        <w:ind w:left="720" w:hanging="360"/>
+      </w:pPr>
+    </w:lvl>
+    <w:lvl w:ilvl="1">
+      <w:start w:val="1"/>
+      <w:numFmt w:val="lowerLetter"/>
+      <w:lvlText w:val="(%2)"/>
+      <w:lvlJc w:val="left"/>
+      <w:pPr>
+        <w:ind w:left="1440" w:hanging="360"/>
+      </w:pPr>
+    </w:lvl>
+    <w:lvl w:ilvl="2">
+      <w:start w:val="1"/>
+      <w:numFmt w:val="lowerLetter"/>
+      <w:lvlText w:val="(%3)"/>
+      <w:lvlJc w:val="left"/>
+      <w:pPr>
+        <w:ind w:left="2160" w:hanging="360"/>
+      </w:pPr>
+    </w:lvl>
+    <w:lvl w:ilvl="3">
+      <w:start w:val="1"/>
+      <w:numFmt w:val="lowerLetter"/>
+      <w:lvlText w:val="(%4)"/>
+      <w:lvlJc w:val="left"/>
+      <w:pPr>
+        <w:ind w:left="2880" w:hanging="360"/>
+      </w:pPr>
+    </w:lvl>
+    <w:lvl w:ilvl="4">
+      <w:start w:val="1"/>
+      <w:numFmt w:val="lowerLetter"/>
+      <w:lvlText w:val="(%5)"/>
+      <w:lvlJc w:val="left"/>
+      <w:pPr>
+        <w:ind w:left="3600" w:hanging="360"/>
+      </w:pPr>
+    </w:lvl>
+    <w:lvl w:ilvl="5">
+      <w:start w:val="1"/>
+      <w:numFmt w:val="lowerLetter"/>
+      <w:lvlText w:val="(%6)"/>
+      <w:lvlJc w:val="left"/>
+      <w:pPr>
+        <w:ind w:left="4320" w:hanging="360"/>
+      </w:pPr>
+    </w:lvl>
+    <w:lvl w:ilvl="6">
+      <w:start w:val="1"/>
+      <w:numFmt w:val="lowerLetter"/>
+      <w:lvlText w:val="(%7)"/>
+      <w:lvlJc w:val="left"/>
+      <w:pPr>
+        <w:ind w:left="5040" w:hanging="360"/>
+      </w:pPr>
+    </w:lvl>
+    <w:lvl w:ilvl="7">
+      <w:start w:val="1"/>
+      <w:numFmt w:val="lowerLetter"/>
+      <w:lvlText w:val="(%8)"/>
+      <w:lvlJc w:val="left"/>
+      <w:pPr>
+        <w:ind w:left="5760" w:hanging="360"/>
+      </w:pPr>
+    </w:lvl>
+    <w:lvl w:ilvl="8">
+      <w:start w:val="1"/>
+      <w:numFmt w:val="lowerLetter"/>
+      <w:lvlText w:val="(%9)"/>
+      <w:lvlJc w:val="left"/>
+      <w:pPr>
+        <w:ind w:left="6480" w:hanging="360"/>
+      </w:pPr>
+    </w:lvl>
+  </w:abstractNum>
+  <w:abstractNum w:abstractNumId="994116">
+    <w:nsid w:val="0A994116"/>
+    <w:multiLevelType w:val="multilevel"/>
+    <w:lvl w:ilvl="0">
+      <w:start w:val="16"/>
+      <w:numFmt w:val="decimal"/>
+      <w:lvlText w:val="%1."/>
+      <w:lvlJc w:val="left"/>
+      <w:pPr>
+        <w:ind w:left="720" w:hanging="360"/>
+      </w:pPr>
+    </w:lvl>
+    <w:lvl w:ilvl="1">
+      <w:start w:val="16"/>
+      <w:numFmt w:val="decimal"/>
+      <w:lvlText w:val="%2."/>
+      <w:lvlJc w:val="left"/>
+      <w:pPr>
+        <w:ind w:left="1440" w:hanging="360"/>
+      </w:pPr>
+    </w:lvl>
+    <w:lvl w:ilvl="2">
+      <w:start w:val="16"/>
+      <w:numFmt w:val="decimal"/>
+      <w:lvlText w:val="%3."/>
+      <w:lvlJc w:val="left"/>
+      <w:pPr>
+        <w:ind w:left="2160" w:hanging="360"/>
+      </w:pPr>
+    </w:lvl>
+    <w:lvl w:ilvl="3">
+      <w:start w:val="16"/>
+      <w:numFmt w:val="decimal"/>
+      <w:lvlText w:val="%4."/>
+      <w:lvlJc w:val="left"/>
+      <w:pPr>
+        <w:ind w:left="2880" w:hanging="360"/>
+      </w:pPr>
+    </w:lvl>
+    <w:lvl w:ilvl="4">
+      <w:start w:val="16"/>
+      <w:numFmt w:val="decimal"/>
+      <w:lvlText w:val="%5."/>
+      <w:lvlJc w:val="left"/>
+      <w:pPr>
+        <w:ind w:left="3600" w:hanging="360"/>
+      </w:pPr>
+    </w:lvl>
+    <w:lvl w:ilvl="5">
+      <w:start w:val="16"/>
+      <w:numFmt w:val="decimal"/>
+      <w:lvlText w:val="%6."/>
+      <w:lvlJc w:val="left"/>
+      <w:pPr>
+        <w:ind w:left="4320" w:hanging="360"/>
+      </w:pPr>
+    </w:lvl>
+    <w:lvl w:ilvl="6">
+      <w:start w:val="16"/>
+      <w:numFmt w:val="decimal"/>
+      <w:lvlText w:val="%7."/>
+      <w:lvlJc w:val="left"/>
+      <w:pPr>
+        <w:ind w:left="5040" w:hanging="360"/>
+      </w:pPr>
+    </w:lvl>
+    <w:lvl w:ilvl="7">
+      <w:start w:val="16"/>
+      <w:numFmt w:val="decimal"/>
+      <w:lvlText w:val="%8."/>
+      <w:lvlJc w:val="left"/>
+      <w:pPr>
+        <w:ind w:left="5760" w:hanging="360"/>
+      </w:pPr>
+    </w:lvl>
+    <w:lvl w:ilvl="8">
+      <w:start w:val="16"/>
+      <w:numFmt w:val="decimal"/>
+      <w:lvlText w:val="%9."/>
       <w:lvlJc w:val="left"/>
       <w:pPr>
         <w:ind w:left="6480" w:hanging="360"/>
@@ -41734,6 +45044,216 @@
     </w:lvlOverride>
   </w:num>
   <w:num w:numId="1016">
+    <w:abstractNumId w:val="99431"/>
+    <w:lvlOverride w:ilvl="0">
+      <w:startOverride w:val="1"/>
+    </w:lvlOverride>
+    <w:lvlOverride w:ilvl="1">
+      <w:startOverride w:val="1"/>
+    </w:lvlOverride>
+    <w:lvlOverride w:ilvl="2">
+      <w:startOverride w:val="1"/>
+    </w:lvlOverride>
+    <w:lvlOverride w:ilvl="3">
+      <w:startOverride w:val="1"/>
+    </w:lvlOverride>
+    <w:lvlOverride w:ilvl="4">
+      <w:startOverride w:val="1"/>
+    </w:lvlOverride>
+    <w:lvlOverride w:ilvl="5">
+      <w:startOverride w:val="1"/>
+    </w:lvlOverride>
+    <w:lvlOverride w:ilvl="6">
+      <w:startOverride w:val="1"/>
+    </w:lvlOverride>
+    <w:lvlOverride w:ilvl="7">
+      <w:startOverride w:val="1"/>
+    </w:lvlOverride>
+    <w:lvlOverride w:ilvl="8">
+      <w:startOverride w:val="1"/>
+    </w:lvlOverride>
+  </w:num>
+  <w:num w:numId="1017">
+    <w:abstractNumId w:val="99431"/>
+    <w:lvlOverride w:ilvl="0">
+      <w:startOverride w:val="1"/>
+    </w:lvlOverride>
+    <w:lvlOverride w:ilvl="1">
+      <w:startOverride w:val="1"/>
+    </w:lvlOverride>
+    <w:lvlOverride w:ilvl="2">
+      <w:startOverride w:val="1"/>
+    </w:lvlOverride>
+    <w:lvlOverride w:ilvl="3">
+      <w:startOverride w:val="1"/>
+    </w:lvlOverride>
+    <w:lvlOverride w:ilvl="4">
+      <w:startOverride w:val="1"/>
+    </w:lvlOverride>
+    <w:lvlOverride w:ilvl="5">
+      <w:startOverride w:val="1"/>
+    </w:lvlOverride>
+    <w:lvlOverride w:ilvl="6">
+      <w:startOverride w:val="1"/>
+    </w:lvlOverride>
+    <w:lvlOverride w:ilvl="7">
+      <w:startOverride w:val="1"/>
+    </w:lvlOverride>
+    <w:lvlOverride w:ilvl="8">
+      <w:startOverride w:val="1"/>
+    </w:lvlOverride>
+  </w:num>
+  <w:num w:numId="1018">
+    <w:abstractNumId w:val="99731"/>
+    <w:lvlOverride w:ilvl="0">
+      <w:startOverride w:val="1"/>
+    </w:lvlOverride>
+    <w:lvlOverride w:ilvl="1">
+      <w:startOverride w:val="1"/>
+    </w:lvlOverride>
+    <w:lvlOverride w:ilvl="2">
+      <w:startOverride w:val="1"/>
+    </w:lvlOverride>
+    <w:lvlOverride w:ilvl="3">
+      <w:startOverride w:val="1"/>
+    </w:lvlOverride>
+    <w:lvlOverride w:ilvl="4">
+      <w:startOverride w:val="1"/>
+    </w:lvlOverride>
+    <w:lvlOverride w:ilvl="5">
+      <w:startOverride w:val="1"/>
+    </w:lvlOverride>
+    <w:lvlOverride w:ilvl="6">
+      <w:startOverride w:val="1"/>
+    </w:lvlOverride>
+    <w:lvlOverride w:ilvl="7">
+      <w:startOverride w:val="1"/>
+    </w:lvlOverride>
+    <w:lvlOverride w:ilvl="8">
+      <w:startOverride w:val="1"/>
+    </w:lvlOverride>
+  </w:num>
+  <w:num w:numId="1019">
+    <w:abstractNumId w:val="99432"/>
+    <w:lvlOverride w:ilvl="0">
+      <w:startOverride w:val="2"/>
+    </w:lvlOverride>
+    <w:lvlOverride w:ilvl="1">
+      <w:startOverride w:val="2"/>
+    </w:lvlOverride>
+    <w:lvlOverride w:ilvl="2">
+      <w:startOverride w:val="2"/>
+    </w:lvlOverride>
+    <w:lvlOverride w:ilvl="3">
+      <w:startOverride w:val="2"/>
+    </w:lvlOverride>
+    <w:lvlOverride w:ilvl="4">
+      <w:startOverride w:val="2"/>
+    </w:lvlOverride>
+    <w:lvlOverride w:ilvl="5">
+      <w:startOverride w:val="2"/>
+    </w:lvlOverride>
+    <w:lvlOverride w:ilvl="6">
+      <w:startOverride w:val="2"/>
+    </w:lvlOverride>
+    <w:lvlOverride w:ilvl="7">
+      <w:startOverride w:val="2"/>
+    </w:lvlOverride>
+    <w:lvlOverride w:ilvl="8">
+      <w:startOverride w:val="2"/>
+    </w:lvlOverride>
+  </w:num>
+  <w:num w:numId="1020">
+    <w:abstractNumId w:val="99731"/>
+    <w:lvlOverride w:ilvl="0">
+      <w:startOverride w:val="1"/>
+    </w:lvlOverride>
+    <w:lvlOverride w:ilvl="1">
+      <w:startOverride w:val="1"/>
+    </w:lvlOverride>
+    <w:lvlOverride w:ilvl="2">
+      <w:startOverride w:val="1"/>
+    </w:lvlOverride>
+    <w:lvlOverride w:ilvl="3">
+      <w:startOverride w:val="1"/>
+    </w:lvlOverride>
+    <w:lvlOverride w:ilvl="4">
+      <w:startOverride w:val="1"/>
+    </w:lvlOverride>
+    <w:lvlOverride w:ilvl="5">
+      <w:startOverride w:val="1"/>
+    </w:lvlOverride>
+    <w:lvlOverride w:ilvl="6">
+      <w:startOverride w:val="1"/>
+    </w:lvlOverride>
+    <w:lvlOverride w:ilvl="7">
+      <w:startOverride w:val="1"/>
+    </w:lvlOverride>
+    <w:lvlOverride w:ilvl="8">
+      <w:startOverride w:val="1"/>
+    </w:lvlOverride>
+  </w:num>
+  <w:num w:numId="1021">
+    <w:abstractNumId w:val="99431"/>
+    <w:lvlOverride w:ilvl="0">
+      <w:startOverride w:val="1"/>
+    </w:lvlOverride>
+    <w:lvlOverride w:ilvl="1">
+      <w:startOverride w:val="1"/>
+    </w:lvlOverride>
+    <w:lvlOverride w:ilvl="2">
+      <w:startOverride w:val="1"/>
+    </w:lvlOverride>
+    <w:lvlOverride w:ilvl="3">
+      <w:startOverride w:val="1"/>
+    </w:lvlOverride>
+    <w:lvlOverride w:ilvl="4">
+      <w:startOverride w:val="1"/>
+    </w:lvlOverride>
+    <w:lvlOverride w:ilvl="5">
+      <w:startOverride w:val="1"/>
+    </w:lvlOverride>
+    <w:lvlOverride w:ilvl="6">
+      <w:startOverride w:val="1"/>
+    </w:lvlOverride>
+    <w:lvlOverride w:ilvl="7">
+      <w:startOverride w:val="1"/>
+    </w:lvlOverride>
+    <w:lvlOverride w:ilvl="8">
+      <w:startOverride w:val="1"/>
+    </w:lvlOverride>
+  </w:num>
+  <w:num w:numId="1022">
+    <w:abstractNumId w:val="994116"/>
+    <w:lvlOverride w:ilvl="0">
+      <w:startOverride w:val="16"/>
+    </w:lvlOverride>
+    <w:lvlOverride w:ilvl="1">
+      <w:startOverride w:val="16"/>
+    </w:lvlOverride>
+    <w:lvlOverride w:ilvl="2">
+      <w:startOverride w:val="16"/>
+    </w:lvlOverride>
+    <w:lvlOverride w:ilvl="3">
+      <w:startOverride w:val="16"/>
+    </w:lvlOverride>
+    <w:lvlOverride w:ilvl="4">
+      <w:startOverride w:val="16"/>
+    </w:lvlOverride>
+    <w:lvlOverride w:ilvl="5">
+      <w:startOverride w:val="16"/>
+    </w:lvlOverride>
+    <w:lvlOverride w:ilvl="6">
+      <w:startOverride w:val="16"/>
+    </w:lvlOverride>
+    <w:lvlOverride w:ilvl="7">
+      <w:startOverride w:val="16"/>
+    </w:lvlOverride>
+    <w:lvlOverride w:ilvl="8">
+      <w:startOverride w:val="16"/>
+    </w:lvlOverride>
+  </w:num>
+  <w:num w:numId="1023">
     <w:abstractNumId w:val="99431"/>
     <w:lvlOverride w:ilvl="0">
       <w:startOverride w:val="1"/>

--- a/00-首页/题组Word/习题书/学生版-打印版/第二篇-结构化学/2-分子结构与化学键.docx
+++ b/00-首页/题组Word/习题书/学生版-打印版/第二篇-结构化学/2-分子结构与化学键.docx
@@ -2381,7 +2381,7 @@
       </w:r>
     </w:p>
     <w:bookmarkEnd w:id="30"/>
-    <w:bookmarkStart w:id="31" w:name="一分册测试-ch8b-4-方酸结构与芳香性"/>
+    <w:bookmarkStart w:id="31" w:name="ch8b-4-方酸结构与芳香性"/>
     <w:p>
       <w:pPr>
         <w:pStyle w:val="Heading2"/>
@@ -2396,15 +2396,9 @@
       </w:r>
       <w:r>
         <w:rPr>
-          <w:rFonts w:hint="eastAsia" w:ascii="Times New Roman" w:hAnsi="Times New Roman" w:eastAsia="SimHei" w:cs="Times New Roman"/>
-        </w:rPr>
-        <w:t>一分册测试</w:t>
-      </w:r>
-      <w:r>
-        <w:rPr>
-          <w:rFonts w:hint="eastAsia" w:ascii="Times New Roman" w:hAnsi="Times New Roman" w:eastAsia="Times New Roman" w:cs="Times New Roman"/>
-        </w:rPr>
-        <w:t>-Ch8B-4-</w:t>
+          <w:rFonts w:hint="eastAsia" w:ascii="Times New Roman" w:hAnsi="Times New Roman" w:eastAsia="Times New Roman" w:cs="Times New Roman"/>
+        </w:rPr>
+        <w:t>Ch8B-4-</w:t>
       </w:r>
       <w:r>
         <w:rPr>
@@ -2993,7 +2987,7 @@
       </w:r>
     </w:p>
     <w:bookmarkEnd w:id="31"/>
-    <w:bookmarkStart w:id="32" w:name="一分册测试-ch8b-6-叠氮酸根化合物"/>
+    <w:bookmarkStart w:id="32" w:name="ch8b-6-叠氮酸根化合物"/>
     <w:p>
       <w:pPr>
         <w:pStyle w:val="Heading2"/>
@@ -3008,15 +3002,9 @@
       </w:r>
       <w:r>
         <w:rPr>
-          <w:rFonts w:hint="eastAsia" w:ascii="Times New Roman" w:hAnsi="Times New Roman" w:eastAsia="SimHei" w:cs="Times New Roman"/>
-        </w:rPr>
-        <w:t>一分册测试</w:t>
-      </w:r>
-      <w:r>
-        <w:rPr>
-          <w:rFonts w:hint="eastAsia" w:ascii="Times New Roman" w:hAnsi="Times New Roman" w:eastAsia="Times New Roman" w:cs="Times New Roman"/>
-        </w:rPr>
-        <w:t>-Ch8B-6-</w:t>
+          <w:rFonts w:hint="eastAsia" w:ascii="Times New Roman" w:hAnsi="Times New Roman" w:eastAsia="Times New Roman" w:cs="Times New Roman"/>
+        </w:rPr>
+        <w:t>Ch8B-6-</w:t>
       </w:r>
       <w:r>
         <w:rPr>
@@ -3471,7 +3459,7 @@
       </w:r>
     </w:p>
     <w:bookmarkEnd w:id="32"/>
-    <w:bookmarkStart w:id="33" w:name="一分册测试-ch8b-7-n8分子链状结构"/>
+    <w:bookmarkStart w:id="33" w:name="ch8b-7-n8分子链状结构"/>
     <w:p>
       <w:pPr>
         <w:pStyle w:val="Heading2"/>
@@ -3486,15 +3474,9 @@
       </w:r>
       <w:r>
         <w:rPr>
-          <w:rFonts w:hint="eastAsia" w:ascii="Times New Roman" w:hAnsi="Times New Roman" w:eastAsia="SimHei" w:cs="Times New Roman"/>
-        </w:rPr>
-        <w:t>一分册测试</w:t>
-      </w:r>
-      <w:r>
-        <w:rPr>
-          <w:rFonts w:hint="eastAsia" w:ascii="Times New Roman" w:hAnsi="Times New Roman" w:eastAsia="Times New Roman" w:cs="Times New Roman"/>
-        </w:rPr>
-        <w:t>-Ch8B-7-N8</w:t>
+          <w:rFonts w:hint="eastAsia" w:ascii="Times New Roman" w:hAnsi="Times New Roman" w:eastAsia="Times New Roman" w:cs="Times New Roman"/>
+        </w:rPr>
+        <w:t>Ch8B-7-N8</w:t>
       </w:r>
       <w:r>
         <w:rPr>
@@ -3895,7 +3877,7 @@
       </w:r>
     </w:p>
     <w:bookmarkEnd w:id="33"/>
-    <w:bookmarkStart w:id="34" w:name="一分册测试-ch8b-9-lewis键级键长匹配"/>
+    <w:bookmarkStart w:id="34" w:name="ch8b-9-lewis键级键长匹配"/>
     <w:p>
       <w:pPr>
         <w:pStyle w:val="Heading2"/>
@@ -3910,15 +3892,9 @@
       </w:r>
       <w:r>
         <w:rPr>
-          <w:rFonts w:hint="eastAsia" w:ascii="Times New Roman" w:hAnsi="Times New Roman" w:eastAsia="SimHei" w:cs="Times New Roman"/>
-        </w:rPr>
-        <w:t>一分册测试</w:t>
-      </w:r>
-      <w:r>
-        <w:rPr>
-          <w:rFonts w:hint="eastAsia" w:ascii="Times New Roman" w:hAnsi="Times New Roman" w:eastAsia="Times New Roman" w:cs="Times New Roman"/>
-        </w:rPr>
-        <w:t>-Ch8B-9-Lewis</w:t>
+          <w:rFonts w:hint="eastAsia" w:ascii="Times New Roman" w:hAnsi="Times New Roman" w:eastAsia="Times New Roman" w:cs="Times New Roman"/>
+        </w:rPr>
+        <w:t>Ch8B-9-Lewis</w:t>
       </w:r>
       <w:r>
         <w:rPr>
@@ -5311,7 +5287,7 @@
       </w:r>
     </w:p>
     <w:bookmarkEnd w:id="34"/>
-    <w:bookmarkStart w:id="35" w:name="一分册测试-ch8b-10-o2系列离子键级"/>
+    <w:bookmarkStart w:id="35" w:name="ch8b-10-o2系列离子键级"/>
     <w:p>
       <w:pPr>
         <w:pStyle w:val="Heading2"/>
@@ -5326,15 +5302,9 @@
       </w:r>
       <w:r>
         <w:rPr>
-          <w:rFonts w:hint="eastAsia" w:ascii="Times New Roman" w:hAnsi="Times New Roman" w:eastAsia="SimHei" w:cs="Times New Roman"/>
-        </w:rPr>
-        <w:t>一分册测试</w:t>
-      </w:r>
-      <w:r>
-        <w:rPr>
-          <w:rFonts w:hint="eastAsia" w:ascii="Times New Roman" w:hAnsi="Times New Roman" w:eastAsia="Times New Roman" w:cs="Times New Roman"/>
-        </w:rPr>
-        <w:t>-Ch8B-10-O2</w:t>
+          <w:rFonts w:hint="eastAsia" w:ascii="Times New Roman" w:hAnsi="Times New Roman" w:eastAsia="Times New Roman" w:cs="Times New Roman"/>
+        </w:rPr>
+        <w:t>Ch8B-10-O2</w:t>
       </w:r>
       <w:r>
         <w:rPr>
@@ -6278,7 +6248,7 @@
       </w:r>
     </w:p>
     <w:bookmarkEnd w:id="35"/>
-    <w:bookmarkStart w:id="36" w:name="一分册测试-ch10a-3-卤素氧化物杂化与氰"/>
+    <w:bookmarkStart w:id="36" w:name="ch10a-3-卤素氧化物杂化与氰"/>
     <w:p>
       <w:pPr>
         <w:pStyle w:val="Heading2"/>
@@ -6293,15 +6263,9 @@
       </w:r>
       <w:r>
         <w:rPr>
-          <w:rFonts w:hint="eastAsia" w:ascii="Times New Roman" w:hAnsi="Times New Roman" w:eastAsia="SimHei" w:cs="Times New Roman"/>
-        </w:rPr>
-        <w:t>一分册测试</w:t>
-      </w:r>
-      <w:r>
-        <w:rPr>
-          <w:rFonts w:hint="eastAsia" w:ascii="Times New Roman" w:hAnsi="Times New Roman" w:eastAsia="Times New Roman" w:cs="Times New Roman"/>
-        </w:rPr>
-        <w:t>-Ch10A-3-</w:t>
+          <w:rFonts w:hint="eastAsia" w:ascii="Times New Roman" w:hAnsi="Times New Roman" w:eastAsia="Times New Roman" w:cs="Times New Roman"/>
+        </w:rPr>
+        <w:t>Ch10A-3-</w:t>
       </w:r>
       <w:r>
         <w:rPr>
@@ -7232,7 +7196,7 @@
       </w:r>
     </w:p>
     <w:bookmarkEnd w:id="36"/>
-    <w:bookmarkStart w:id="43" w:name="化学能力测试-ch2a-5-nsf异构"/>
+    <w:bookmarkStart w:id="43" w:name="ch2a-5-nsf异构"/>
     <w:p>
       <w:pPr>
         <w:pStyle w:val="Heading2"/>
@@ -7247,15 +7211,9 @@
       </w:r>
       <w:r>
         <w:rPr>
-          <w:rFonts w:hint="eastAsia" w:ascii="Times New Roman" w:hAnsi="Times New Roman" w:eastAsia="SimHei" w:cs="Times New Roman"/>
-        </w:rPr>
-        <w:t>化学能力测试</w:t>
-      </w:r>
-      <w:r>
-        <w:rPr>
-          <w:rFonts w:hint="eastAsia" w:ascii="Times New Roman" w:hAnsi="Times New Roman" w:eastAsia="Times New Roman" w:cs="Times New Roman"/>
-        </w:rPr>
-        <w:t>-Ch2A-5-NSF</w:t>
+          <w:rFonts w:hint="eastAsia" w:ascii="Times New Roman" w:hAnsi="Times New Roman" w:eastAsia="Times New Roman" w:cs="Times New Roman"/>
+        </w:rPr>
+        <w:t>Ch2A-5-NSF</w:t>
       </w:r>
       <w:r>
         <w:rPr>
@@ -31860,7 +31818,7 @@
       </w:r>
     </w:p>
     <w:bookmarkEnd w:id="126"/>
-    <w:bookmarkStart w:id="130" w:name="一分册测试-ch8a-7-五氮阴离子盐"/>
+    <w:bookmarkStart w:id="130" w:name="ch8a-7-五氮阴离子盐"/>
     <w:p>
       <w:pPr>
         <w:pStyle w:val="Heading2"/>
@@ -31875,15 +31833,9 @@
       </w:r>
       <w:r>
         <w:rPr>
-          <w:rFonts w:hint="eastAsia" w:ascii="Times New Roman" w:hAnsi="Times New Roman" w:eastAsia="SimHei" w:cs="Times New Roman"/>
-        </w:rPr>
-        <w:t>一分册测试</w:t>
-      </w:r>
-      <w:r>
-        <w:rPr>
-          <w:rFonts w:hint="eastAsia" w:ascii="Times New Roman" w:hAnsi="Times New Roman" w:eastAsia="Times New Roman" w:cs="Times New Roman"/>
-        </w:rPr>
-        <w:t>-Ch8A-7-</w:t>
+          <w:rFonts w:hint="eastAsia" w:ascii="Times New Roman" w:hAnsi="Times New Roman" w:eastAsia="Times New Roman" w:cs="Times New Roman"/>
+        </w:rPr>
+        <w:t>Ch8A-7-</w:t>
       </w:r>
       <w:r>
         <w:rPr>
@@ -33099,7 +33051,7 @@
       </w:r>
     </w:p>
     <w:bookmarkEnd w:id="130"/>
-    <w:bookmarkStart w:id="137" w:name="一分册测试-ch8a-10-bncp联四唑钴配合物"/>
+    <w:bookmarkStart w:id="137" w:name="ch8a-10-bncp联四唑钴配合物"/>
     <w:p>
       <w:pPr>
         <w:pStyle w:val="Heading2"/>
@@ -33114,15 +33066,9 @@
       </w:r>
       <w:r>
         <w:rPr>
-          <w:rFonts w:hint="eastAsia" w:ascii="Times New Roman" w:hAnsi="Times New Roman" w:eastAsia="SimHei" w:cs="Times New Roman"/>
-        </w:rPr>
-        <w:t>一分册测试</w:t>
-      </w:r>
-      <w:r>
-        <w:rPr>
-          <w:rFonts w:hint="eastAsia" w:ascii="Times New Roman" w:hAnsi="Times New Roman" w:eastAsia="Times New Roman" w:cs="Times New Roman"/>
-        </w:rPr>
-        <w:t>-Ch8A-10-BNCP</w:t>
+          <w:rFonts w:hint="eastAsia" w:ascii="Times New Roman" w:hAnsi="Times New Roman" w:eastAsia="Times New Roman" w:cs="Times New Roman"/>
+        </w:rPr>
+        <w:t>Ch8A-10-BNCP</w:t>
       </w:r>
       <w:r>
         <w:rPr>
